--- a/out/05_Commercial/SNX-COM-SOP-01 Sales Process (Rev00 DRAFT).docx
+++ b/out/05_Commercial/SNX-COM-SOP-01 Sales Process (Rev00 DRAFT).docx
@@ -3901,7 +3901,7 @@
           <w:sz w:val="24"/>
           <w:szCs w:val="24"/>
         </w:rPr>
-        <w:t xml:space="preserve">4.11 Business Development tidak mengubah pricing sendiri, tidak memberi diskon tanpa persetujuan (butir 4.10), tidak menawarkan fitur yang belum tersedia, dan tidak menjanjikan timeline sebelum Service Delivery Manager mengonfirmasinya. Business Development bernegosiasi hanya dalam batas harga dan diskon yang sudah disetujui.</w:t>
+        <w:t xml:space="preserve">4.11 Business Development tidak mengubah pricing sendiri, tidak memberi diskon tanpa persetujuan (butir 4.10), tidak menawarkan fitur yang belum tersedia, dan tidak menjanjikan timeline sebelum Service Delivery Manager mengonfirmasinya. Dalam negosiasi, Business Development memahami concern customer, menjaga value solusi, dan bernegosiasi hanya dalam batas harga dan diskon yang sudah disetujui.</w:t>
       </w:r>
     </w:p>
     <w:p>
@@ -3973,7 +3973,7 @@
           <w:sz w:val="24"/>
           <w:szCs w:val="24"/>
         </w:rPr>
-        <w:t xml:space="preserve">4.14 Legal &amp; Compliance mereview draf kontrak sebelum ditandatangani, dan menyiapkan atau mereview NDA bila NDA diperlukan sebelum informasi RESTRICTED dibagikan. Titik waktu keterlibatan Legal &amp; Compliance ini berstatus (USULAN) karena SOP sumber hanya menyebut lingkup kolaborasinya.</w:t>
+        <w:t xml:space="preserve">4.14 Legal &amp; Compliance mereview draf kontrak sebelum ditandatangani, dan menyiapkan atau mereview NDA bila NDA diperlukan sebelum informasi RESTRICTED dibagikan. Titik waktu keterlibatan ini berstatus (USULAN).</w:t>
       </w:r>
     </w:p>
     <w:p>
@@ -3997,7 +3997,7 @@
           <w:sz w:val="24"/>
           <w:szCs w:val="24"/>
         </w:rPr>
-        <w:t xml:space="preserve">4.15 Closing berhasil bila PO diterima, kontrak ditandatangani, dan persetujuan internal selesai. Project kick-off dimulai sesudah Service Delivery Manager menerima paket handover (SNX-OPS-SOP-01 butir 4.1); penempatan kick-off sesudah handover berstatus (USULAN), karena SOP sumber memasukkan kick-off atau implementasi ke dalam syarat closing.</w:t>
+        <w:t xml:space="preserve">4.15 Closing berhasil bila PO diterima, kontrak ditandatangani, dan persetujuan internal selesai. Project kick-off dimulai sesudah Service Delivery Manager menerima paket handover (SNX-OPS-SOP-01 butir 4.1). Penempatan kick-off sesudah handover berstatus (USULAN).</w:t>
       </w:r>
     </w:p>
     <w:p>
@@ -4093,7 +4093,7 @@
           <w:sz w:val="24"/>
           <w:szCs w:val="24"/>
         </w:rPr>
-        <w:t xml:space="preserve">4.19 Penetapan pelaku berikut berstatus (USULAN) karena SOP sumber tidak menyebut pelakunya: VP Commercial melakukan review internal proposal (butir 6.4), meninjau pipeline, forecast, dan opportunity, serta menerima laporan Business Development (bagian 8); VP Commercial menyimpan rekaman review internal, rekomendasi, dan persetujuan harga dan diskon (bagian 11), dan menyerahkan paket handover atas nama Commercial (butir 6.8); Legal &amp; Compliance menyimpan NDA dan hasil review kontrak (bagian 11); Business Development melengkapi paket handover yang ditolak (bagian 9).</w:t>
+        <w:t xml:space="preserve">4.19 Penetapan pelaku berikut berstatus (USULAN): VP Commercial melakukan review internal proposal (butir 6.4), meninjau pipeline, forecast, dan opportunity, serta menerima laporan Business Development (bagian 8); VP Commercial menyimpan rekaman review internal, rekomendasi, dan persetujuan harga dan diskon (bagian 11), dan menyerahkan paket handover atas nama Commercial (butir 6.8); Legal &amp; Compliance menyimpan NDA dan hasil review kontrak (bagian 11); Business Development melengkapi paket handover yang ditolak (bagian 9).</w:t>
       </w:r>
     </w:p>
     <w:p>
@@ -4305,7 +4305,7 @@
                 <w:sz w:val="24"/>
                 <w:szCs w:val="24"/>
               </w:rPr>
-              <w:t>Menjalankan proses di bagian 6 dari prospecting sampai handover meeting, dan mencatat setiap tahap di CRM (butir 4.3). Dipetakan dari Sales dan Sales Executive di SOP sumber (USULAN).</w:t>
+              <w:t>Menjalankan proses di bagian 6 dari prospecting sampai handover meeting, dan mencatat setiap tahap di CRM (butir 4.3). Jabatan ini memegang peran Sales dan Sales Executive (USULAN).</w:t>
             </w:r>
           </w:p>
         </w:tc>
@@ -4681,7 +4681,7 @@
                 <w:sz w:val="24"/>
                 <w:szCs w:val="24"/>
               </w:rPr>
-              <w:t>Memberi technical discussion, solution design, dukungan demo, dan dukungan RFP. Dipetakan dari Presales di SOP sumber (USULAN).</w:t>
+              <w:t>Memberi technical discussion, solution design, dukungan demo, dan dukungan RFP. Jabatan ini memegang peran Presales (USULAN).</w:t>
             </w:r>
           </w:p>
         </w:tc>
@@ -4869,7 +4869,7 @@
                 <w:sz w:val="24"/>
                 <w:szCs w:val="24"/>
               </w:rPr>
-              <w:t>Mengonfirmasi timeline dan scope proposal, mengikuti handover meeting, dan menerima atau menolak paket handover (SNX-OPS-SOP-01 butir 4.1). Dipetakan dari Delivery di SOP sumber (USULAN); jabatan usulan tanpa pemegang menurut SNX-HR-ORG-01.</w:t>
+              <w:t>Mengonfirmasi timeline dan scope proposal, mengikuti handover meeting, dan menerima atau menolak paket handover (SNX-OPS-SOP-01 butir 4.1). Jabatan ini menerima handover di Delivery (USULAN) dan merupakan jabatan usulan tanpa pemegang menurut SNX-HR-ORG-01.</w:t>
             </w:r>
           </w:p>
         </w:tc>
@@ -6556,7 +6556,7 @@
                 <w:sz w:val="24"/>
                 <w:szCs w:val="24"/>
               </w:rPr>
-              <w:t>7. Tentukan agenda demo yang menjawab kebutuhan customer, dan jelaskan business context kepada customer.</w:t>
+              <w:t>7. Tentukan agenda demo yang menjawab kebutuhan customer.</w:t>
             </w:r>
           </w:p>
         </w:tc>
@@ -6646,7 +6646,7 @@
                 <w:sz w:val="24"/>
                 <w:szCs w:val="24"/>
               </w:rPr>
-              <w:t>8. Dokumentasikan feedback customer atas demo.</w:t>
+              <w:t>8. Jelaskan business context kepada customer pada demo.</w:t>
             </w:r>
           </w:p>
         </w:tc>
@@ -6703,7 +6703,7 @@
                 <w:sz w:val="24"/>
                 <w:szCs w:val="24"/>
               </w:rPr>
-              <w:t>Feedback customer di CRM</w:t>
+              <w:t>Meeting Notes demo di CRM</w:t>
             </w:r>
           </w:p>
         </w:tc>
@@ -6736,7 +6736,97 @@
                 <w:sz w:val="24"/>
                 <w:szCs w:val="24"/>
               </w:rPr>
-              <w:t>9. Catat next action untuk opportunity.</w:t>
+              <w:t>9. Dokumentasikan feedback customer atas demo.</w:t>
+            </w:r>
+          </w:p>
+        </w:tc>
+        <w:tc>
+          <w:tcPr>
+            <w:tcW w:w="2248" w:type="dxa"/>
+            <w:tcBorders>
+              <w:top w:val="single" w:sz="8" w:space="0" w:color="000000"/>
+              <w:left w:val="single" w:sz="8" w:space="0" w:color="000000"/>
+              <w:bottom w:val="single" w:sz="8" w:space="0" w:color="000000"/>
+              <w:right w:val="single" w:sz="8" w:space="0" w:color="000000"/>
+            </w:tcBorders>
+            <w:vAlign w:val="center"/>
+          </w:tcPr>
+          <w:p>
+            <w:pPr>
+              <w:rPr>
+                <w:sz w:val="24"/>
+                <w:szCs w:val="24"/>
+              </w:rPr>
+            </w:pPr>
+            <w:r>
+              <w:rPr>
+                <w:b w:val="0"/>
+                <w:sz w:val="24"/>
+                <w:szCs w:val="24"/>
+              </w:rPr>
+              <w:t>Business Development</w:t>
+            </w:r>
+          </w:p>
+        </w:tc>
+        <w:tc>
+          <w:tcPr>
+            <w:tcW w:w="3913" w:type="dxa"/>
+            <w:tcBorders>
+              <w:top w:val="single" w:sz="8" w:space="0" w:color="000000"/>
+              <w:left w:val="single" w:sz="8" w:space="0" w:color="000000"/>
+              <w:bottom w:val="single" w:sz="8" w:space="0" w:color="000000"/>
+              <w:right w:val="single" w:sz="8" w:space="0" w:color="000000"/>
+            </w:tcBorders>
+            <w:vAlign w:val="center"/>
+          </w:tcPr>
+          <w:p>
+            <w:pPr>
+              <w:jc w:val="both"/>
+              <w:rPr>
+                <w:sz w:val="24"/>
+                <w:szCs w:val="24"/>
+              </w:rPr>
+            </w:pPr>
+            <w:r>
+              <w:rPr>
+                <w:b w:val="0"/>
+                <w:sz w:val="24"/>
+                <w:szCs w:val="24"/>
+              </w:rPr>
+              <w:t>Feedback customer di CRM</w:t>
+            </w:r>
+          </w:p>
+        </w:tc>
+      </w:tr>
+      <w:tr>
+        <w:trPr>
+          <w:jc w:val="center"/>
+        </w:trPr>
+        <w:tc>
+          <w:tcPr>
+            <w:tcW w:w="3367" w:type="dxa"/>
+            <w:tcBorders>
+              <w:top w:val="single" w:sz="8" w:space="0" w:color="000000"/>
+              <w:left w:val="single" w:sz="8" w:space="0" w:color="000000"/>
+              <w:bottom w:val="single" w:sz="8" w:space="0" w:color="000000"/>
+              <w:right w:val="single" w:sz="8" w:space="0" w:color="000000"/>
+            </w:tcBorders>
+            <w:vAlign w:val="center"/>
+          </w:tcPr>
+          <w:p>
+            <w:pPr>
+              <w:rPr>
+                <w:sz w:val="24"/>
+                <w:szCs w:val="24"/>
+              </w:rPr>
+            </w:pPr>
+            <w:r>
+              <w:rPr>
+                <w:b w:val="0"/>
+                <w:sz w:val="24"/>
+                <w:szCs w:val="24"/>
+              </w:rPr>
+              <w:t>10. Catat next action untuk opportunity.</w:t>
             </w:r>
           </w:p>
         </w:tc>
@@ -8257,7 +8347,7 @@
                 <w:sz w:val="24"/>
                 <w:szCs w:val="24"/>
               </w:rPr>
-              <w:t>1. Negosiasikan dengan customer hanya dalam batas harga dan diskon yang disetujui, dan jaga value solusi.</w:t>
+              <w:t>1. Negosiasikan dengan customer hanya dalam batas harga dan diskon yang disetujui (butir 4.11).</w:t>
             </w:r>
           </w:p>
         </w:tc>
@@ -9394,7 +9484,7 @@
                 <w:sz w:val="24"/>
                 <w:szCs w:val="24"/>
               </w:rPr>
-              <w:t>6. Perbarui Closing Status dan Sales Stage (Win atau Lost) sesuai butir 4.15.</w:t>
+              <w:t>6. Ubah Closing Status dan Sales Stage menjadi Win sesuai butir 4.15.</w:t>
             </w:r>
           </w:p>
         </w:tc>
@@ -9451,7 +9541,7 @@
                 <w:sz w:val="24"/>
                 <w:szCs w:val="24"/>
               </w:rPr>
-              <w:t>Closing Status dan Sales Stage terbarui di CRM</w:t>
+              <w:t>Closing Status dan Sales Stage Win di CRM</w:t>
             </w:r>
           </w:p>
         </w:tc>
@@ -13413,7 +13503,7 @@
           <w:sz w:val="24"/>
           <w:szCs w:val="24"/>
         </w:rPr>
-        <w:t xml:space="preserve">Status daftar klausul: Klausul di bawah berstatus (USULAN, dikonfirmasi konsultan).</w:t>
+        <w:t xml:space="preserve">Status daftar klausul: Klausul di bawah berstatus (USULAN, perlu konfirmasi konsultan).</w:t>
       </w:r>
     </w:p>
     <w:p>

--- a/out/05_Commercial/SNX-COM-SOP-01 Sales Process (Rev00 DRAFT).docx
+++ b/out/05_Commercial/SNX-COM-SOP-01 Sales Process (Rev00 DRAFT).docx
@@ -11802,7 +11802,7 @@
                 <w:sz w:val="24"/>
                 <w:szCs w:val="24"/>
               </w:rPr>
-              <w:t>Service Delivery Manager mengembalikan paket ke Commercial secara tertulis dan proyek belum dimulai (SNX-OPS-SOP-01 butir 4.1). Business Development melengkapi paket sesuai alasan penolakan (butir 4.19).</w:t>
+              <w:t>Service Delivery Manager mengembalikan paket ke Commercial secara tertulis dan proyek belum dimulai (SNX-OPS-SOP-01 butir 4.1 dan bagian 9). Business Development melengkapi paket sesuai alasan penolakan (butir 4.19).</w:t>
             </w:r>
           </w:p>
         </w:tc>
@@ -12490,7 +12490,7 @@
                 <w:sz w:val="24"/>
                 <w:szCs w:val="24"/>
               </w:rPr>
-              <w:t>Proposal, Quotation &amp; Pricing Control; judul menurut daftar dokumen SINUX, isi belum dikonfirmasi. Rincian pengendalian proposal, quotation, dan harga dirujuk ke dokumen itu (USULAN).</w:t>
+              <w:t>Proposal, Quotation &amp; Pricing Control; mengatur penyusunan proposal, review scope, validasi harga dan margin, pengecualian komersial, review internal, serta persetujuan harga dan diskon sebelum penawaran dikirim. Rincian pengendalian proposal, quotation, dan harga dirujuk ke dokumen itu (USULAN).</w:t>
             </w:r>
           </w:p>
         </w:tc>
@@ -12539,7 +12539,7 @@
                 <w:sz w:val="24"/>
                 <w:szCs w:val="24"/>
               </w:rPr>
-              <w:t>Customer Requirement &amp; Order Review Record; judul menurut daftar dokumen SINUX, isi belum dikonfirmasi. Calon rekaman Business Requirement di butir 6.3 (USULAN).</w:t>
+              <w:t>Customer Requirement &amp; Order Review Record; mencatat hasil review Commercial atas satu order customer sebelum order diterima. Rekaman Business Requirement di butir 6.3 (USULAN).</w:t>
             </w:r>
           </w:p>
         </w:tc>
@@ -12588,7 +12588,7 @@
                 <w:sz w:val="24"/>
                 <w:szCs w:val="24"/>
               </w:rPr>
-              <w:t>Project Handover Record; judul menurut daftar dokumen SINUX, isi belum dikonfirmasi. Calon rekaman paket handover di butir 6.8 (USULAN).</w:t>
+              <w:t>Project Handover Record; mencatat isi handover proyek dari Commercial ke tim pelaksana sesudah closing. Rekaman paket handover di butir 6.8 (USULAN).</w:t>
             </w:r>
           </w:p>
         </w:tc>

--- a/out/05_Commercial/SNX-COM-SOP-01 Sales Process (Rev00 DRAFT).docx
+++ b/out/05_Commercial/SNX-COM-SOP-01 Sales Process (Rev00 DRAFT).docx
@@ -12539,7 +12539,7 @@
                 <w:sz w:val="24"/>
                 <w:szCs w:val="24"/>
               </w:rPr>
-              <w:t>Customer Requirement &amp; Order Review Record; mencatat hasil review Commercial atas satu order customer sebelum order diterima. Rekaman Business Requirement di butir 6.3 (USULAN).</w:t>
+              <w:t>Customer Requirement &amp; Order Review Record; mencatat hasil review Commercial atas satu order customer sebelum order diterima. Formulir ini menyalin atau merujuk Business Requirement di CRM, keluaran butir 6.3 (USULAN).</w:t>
             </w:r>
           </w:p>
         </w:tc>
@@ -12588,7 +12588,7 @@
                 <w:sz w:val="24"/>
                 <w:szCs w:val="24"/>
               </w:rPr>
-              <w:t>Project Handover Record; mencatat isi handover proyek dari Commercial ke tim pelaksana sesudah closing. Rekaman paket handover di butir 6.8 (USULAN).</w:t>
+              <w:t>Project Handover Record; mencatat isi handover proyek dari Commercial ke tim pelaksana sesudah closing. Rekaman paket handover di butir 6.8.</w:t>
             </w:r>
           </w:p>
         </w:tc>

--- a/out/05_Commercial/SNX-COM-SOP-01 Sales Process (Rev00 DRAFT).docx
+++ b/out/05_Commercial/SNX-COM-SOP-01 Sales Process (Rev00 DRAFT).docx
@@ -217,6 +217,7 @@
     <w:p>
       <w:pPr>
         <w:pStyle w:val="Heading1"/>
+        <w:keepNext/>
         <w:widowControl w:val="0"/>
         <w:spacing w:line="240" w:lineRule="auto"/>
         <w:ind w:right="407" w:firstLine="0"/>
@@ -511,6 +512,10 @@
         <w:gridCol w:w="5850"/>
       </w:tblGrid>
       <w:tr>
+        <w:trPr>
+          <w:cantSplit/>
+          <w:tblHeader/>
+        </w:trPr>
         <w:tc>
           <w:tcPr>
             <w:tcW w:w="3150" w:type="dxa"/>
@@ -523,6 +528,7 @@
           </w:tcPr>
           <w:p>
             <w:pPr>
+              <w:keepNext/>
               <w:widowControl w:val="0"/>
               <w:pBdr>
                 <w:top w:val="nil"/>
@@ -563,6 +569,7 @@
           </w:tcPr>
           <w:p>
             <w:pPr>
+              <w:keepNext/>
               <w:widowControl w:val="0"/>
               <w:pBdr>
                 <w:top w:val="nil"/>
@@ -593,6 +600,9 @@
         </w:tc>
       </w:tr>
       <w:tr>
+        <w:trPr>
+          <w:cantSplit/>
+        </w:trPr>
         <w:tc>
           <w:tcPr>
             <w:tcW w:w="3150" w:type="dxa"/>
@@ -646,6 +656,9 @@
         </w:tc>
       </w:tr>
       <w:tr>
+        <w:trPr>
+          <w:cantSplit/>
+        </w:trPr>
         <w:tc>
           <w:tcPr>
             <w:tcW w:w="3150" w:type="dxa"/>
@@ -699,6 +712,9 @@
         </w:tc>
       </w:tr>
       <w:tr>
+        <w:trPr>
+          <w:cantSplit/>
+        </w:trPr>
         <w:tc>
           <w:tcPr>
             <w:tcW w:w="3150" w:type="dxa"/>
@@ -750,6 +766,9 @@
         </w:tc>
       </w:tr>
       <w:tr>
+        <w:trPr>
+          <w:cantSplit/>
+        </w:trPr>
         <w:tc>
           <w:tcPr>
             <w:tcW w:w="3150" w:type="dxa"/>
@@ -810,6 +829,9 @@
         </w:tc>
       </w:tr>
       <w:tr>
+        <w:trPr>
+          <w:cantSplit/>
+        </w:trPr>
         <w:tc>
           <w:tcPr>
             <w:tcW w:w="3150" w:type="dxa"/>
@@ -861,6 +883,9 @@
         </w:tc>
       </w:tr>
       <w:tr>
+        <w:trPr>
+          <w:cantSplit/>
+        </w:trPr>
         <w:tc>
           <w:tcPr>
             <w:tcW w:w="3150" w:type="dxa"/>
@@ -914,6 +939,9 @@
         </w:tc>
       </w:tr>
       <w:tr>
+        <w:trPr>
+          <w:cantSplit/>
+        </w:trPr>
         <w:tc>
           <w:tcPr>
             <w:tcW w:w="3150" w:type="dxa"/>
@@ -967,6 +995,9 @@
         </w:tc>
       </w:tr>
       <w:tr>
+        <w:trPr>
+          <w:cantSplit/>
+        </w:trPr>
         <w:tc>
           <w:tcPr>
             <w:tcW w:w="3150" w:type="dxa"/>
@@ -1020,6 +1051,9 @@
         </w:tc>
       </w:tr>
       <w:tr>
+        <w:trPr>
+          <w:cantSplit/>
+        </w:trPr>
         <w:tc>
           <w:tcPr>
             <w:tcW w:w="3150" w:type="dxa"/>
@@ -1073,6 +1107,9 @@
         </w:tc>
       </w:tr>
       <w:tr>
+        <w:trPr>
+          <w:cantSplit/>
+        </w:trPr>
         <w:tc>
           <w:tcPr>
             <w:tcW w:w="3150" w:type="dxa"/>
@@ -1126,6 +1163,9 @@
         </w:tc>
       </w:tr>
       <w:tr>
+        <w:trPr>
+          <w:cantSplit/>
+        </w:trPr>
         <w:tc>
           <w:tcPr>
             <w:tcW w:w="3150" w:type="dxa"/>
@@ -1207,6 +1247,7 @@
     <w:p>
       <w:pPr>
         <w:pStyle w:val="Heading1"/>
+        <w:keepNext/>
         <w:widowControl w:val="0"/>
         <w:spacing w:before="816" w:line="240" w:lineRule="auto"/>
         <w:ind w:right="407"/>
@@ -1243,6 +1284,10 @@
         <w:gridCol w:w="3010"/>
       </w:tblGrid>
       <w:tr>
+        <w:trPr>
+          <w:cantSplit/>
+          <w:tblHeader/>
+        </w:trPr>
         <w:tc>
           <w:tcPr>
             <w:tcW w:w="3009" w:type="dxa"/>
@@ -1255,6 +1300,7 @@
           </w:tcPr>
           <w:p>
             <w:pPr>
+              <w:keepNext/>
               <w:widowControl w:val="0"/>
               <w:spacing w:line="240" w:lineRule="auto"/>
               <w:jc w:val="center"/>
@@ -1288,6 +1334,7 @@
           </w:tcPr>
           <w:p>
             <w:pPr>
+              <w:keepNext/>
               <w:widowControl w:val="0"/>
               <w:spacing w:line="240" w:lineRule="auto"/>
               <w:jc w:val="center"/>
@@ -1321,6 +1368,7 @@
           </w:tcPr>
           <w:p>
             <w:pPr>
+              <w:keepNext/>
               <w:widowControl w:val="0"/>
               <w:spacing w:line="240" w:lineRule="auto"/>
               <w:jc w:val="center"/>
@@ -1344,6 +1392,9 @@
         </w:tc>
       </w:tr>
       <w:tr>
+        <w:trPr>
+          <w:cantSplit/>
+        </w:trPr>
         <w:tc>
           <w:tcPr>
             <w:tcW w:w="3009" w:type="dxa"/>
@@ -1392,6 +1443,9 @@
         </w:tc>
       </w:tr>
       <w:tr>
+        <w:trPr>
+          <w:cantSplit/>
+        </w:trPr>
         <w:tc>
           <w:tcPr>
             <w:tcW w:w="3009" w:type="dxa"/>
@@ -1463,6 +1517,9 @@
         </w:tc>
       </w:tr>
       <w:tr>
+        <w:trPr>
+          <w:cantSplit/>
+        </w:trPr>
         <w:tc>
           <w:tcPr>
             <w:tcW w:w="3009" w:type="dxa"/>
@@ -1537,6 +1594,7 @@
     <w:p>
       <w:pPr>
         <w:pStyle w:val="Heading1"/>
+        <w:keepNext/>
         <w:widowControl w:val="0"/>
         <w:spacing w:before="816" w:line="240" w:lineRule="auto"/>
         <w:ind w:right="407"/>
@@ -1578,6 +1636,10 @@
         <w:gridCol w:w="2235"/>
       </w:tblGrid>
       <w:tr>
+        <w:trPr>
+          <w:cantSplit/>
+          <w:tblHeader/>
+        </w:trPr>
         <w:tc>
           <w:tcPr>
             <w:tcW w:w="810" w:type="dxa"/>
@@ -1590,6 +1652,7 @@
           </w:tcPr>
           <w:p>
             <w:pPr>
+              <w:keepNext/>
               <w:widowControl w:val="0"/>
               <w:pBdr>
                 <w:top w:val="nil"/>
@@ -1630,6 +1693,7 @@
           </w:tcPr>
           <w:p>
             <w:pPr>
+              <w:keepNext/>
               <w:widowControl w:val="0"/>
               <w:spacing w:line="240" w:lineRule="auto"/>
               <w:jc w:val="center"/>
@@ -1663,6 +1727,7 @@
           </w:tcPr>
           <w:p>
             <w:pPr>
+              <w:keepNext/>
               <w:widowControl w:val="0"/>
               <w:pBdr>
                 <w:top w:val="nil"/>
@@ -1703,6 +1768,7 @@
           </w:tcPr>
           <w:p>
             <w:pPr>
+              <w:keepNext/>
               <w:widowControl w:val="0"/>
               <w:pBdr>
                 <w:top w:val="nil"/>
@@ -1733,6 +1799,9 @@
         </w:tc>
       </w:tr>
       <w:tr>
+        <w:trPr>
+          <w:cantSplit/>
+        </w:trPr>
         <w:tc>
           <w:tcPr>
             <w:tcW w:w="810" w:type="dxa"/>
@@ -1835,6 +1904,9 @@
         </w:tc>
       </w:tr>
       <w:tr>
+        <w:trPr>
+          <w:cantSplit/>
+        </w:trPr>
         <w:tc>
           <w:tcPr>
             <w:tcW w:w="810" w:type="dxa"/>
@@ -1937,6 +2009,9 @@
         </w:tc>
       </w:tr>
       <w:tr>
+        <w:trPr>
+          <w:cantSplit/>
+        </w:trPr>
         <w:tc>
           <w:tcPr>
             <w:tcW w:w="810" w:type="dxa"/>
@@ -2537,12 +2612,13 @@
           <w:sz w:val="24"/>
           <w:szCs w:val="24"/>
         </w:rPr>
-        <w:t xml:space="preserve">Di luar scope SOP ini: account management sesudah implementasi (butir 4.17); penagihan dan invoice (SNX-FAT-SOP-01); implementasi proyek oleh Delivery (SNX-OPS-SOP-01); rincian pengendalian proposal, quotation, dan harga (SNX-COM-SOP-02); penetapan target KPI per jabatan (KPI Matrix).</w:t>
+        <w:t xml:space="preserve">Di luar scope SOP ini: account management setelah implementasi (butir 4.17); penagihan dan invoice (SNX-FAT-SOP-01); implementasi proyek oleh Delivery (SNX-OPS-SOP-01); rincian pengendalian proposal, quotation, dan harga (SNX-COM-SOP-02); penetapan target KPI per jabatan (KPI Matrix).</w:t>
       </w:r>
     </w:p>
     <w:p>
       <w:pPr>
         <w:pStyle w:val="Heading1"/>
+        <w:keepNext/>
         <w:numPr>
           <w:ilvl w:val="0"/>
           <w:numId w:val="7"/>
@@ -2577,6 +2653,8 @@
       </w:tblGrid>
       <w:tr>
         <w:trPr>
+          <w:cantSplit/>
+          <w:tblHeader/>
           <w:jc w:val="center"/>
         </w:trPr>
         <w:tc>
@@ -2586,6 +2664,7 @@
           </w:tcPr>
           <w:p>
             <w:pPr>
+              <w:keepNext/>
               <w:jc w:val="center"/>
               <w:rPr>
                 <w:sz w:val="24"/>
@@ -2610,6 +2689,7 @@
           </w:tcPr>
           <w:p>
             <w:pPr>
+              <w:keepNext/>
               <w:jc w:val="center"/>
               <w:rPr>
                 <w:sz w:val="24"/>
@@ -2630,6 +2710,7 @@
       </w:tr>
       <w:tr>
         <w:trPr>
+          <w:cantSplit/>
           <w:jc w:val="center"/>
         </w:trPr>
         <w:tc>
@@ -2679,6 +2760,7 @@
       </w:tr>
       <w:tr>
         <w:trPr>
+          <w:cantSplit/>
           <w:jc w:val="center"/>
         </w:trPr>
         <w:tc>
@@ -2728,6 +2810,7 @@
       </w:tr>
       <w:tr>
         <w:trPr>
+          <w:cantSplit/>
           <w:jc w:val="center"/>
         </w:trPr>
         <w:tc>
@@ -2777,6 +2860,7 @@
       </w:tr>
       <w:tr>
         <w:trPr>
+          <w:cantSplit/>
           <w:jc w:val="center"/>
         </w:trPr>
         <w:tc>
@@ -2826,6 +2910,7 @@
       </w:tr>
       <w:tr>
         <w:trPr>
+          <w:cantSplit/>
           <w:jc w:val="center"/>
         </w:trPr>
         <w:tc>
@@ -2875,6 +2960,7 @@
       </w:tr>
       <w:tr>
         <w:trPr>
+          <w:cantSplit/>
           <w:jc w:val="center"/>
         </w:trPr>
         <w:tc>
@@ -2924,6 +3010,7 @@
       </w:tr>
       <w:tr>
         <w:trPr>
+          <w:cantSplit/>
           <w:jc w:val="center"/>
         </w:trPr>
         <w:tc>
@@ -2966,13 +3053,14 @@
                 <w:sz w:val="24"/>
                 <w:szCs w:val="24"/>
               </w:rPr>
-              <w:t>Jabatan Direktur (JA-02) di SNX-HR-ORG-01; dokumen Operation menyebutnya COO. Dokumen ini memakai COO sesudah penyebutan pertama.</w:t>
+              <w:t>Jabatan Direktur (JA-02) di SNX-HR-ORG-01; dokumen Operation menyebutnya COO. Dokumen ini memakai COO setelah penyebutan pertama.</w:t>
             </w:r>
           </w:p>
         </w:tc>
       </w:tr>
       <w:tr>
         <w:trPr>
+          <w:cantSplit/>
           <w:jc w:val="center"/>
         </w:trPr>
         <w:tc>
@@ -3022,6 +3110,7 @@
       </w:tr>
       <w:tr>
         <w:trPr>
+          <w:cantSplit/>
           <w:jc w:val="center"/>
         </w:trPr>
         <w:tc>
@@ -3071,6 +3160,7 @@
       </w:tr>
       <w:tr>
         <w:trPr>
+          <w:cantSplit/>
           <w:jc w:val="center"/>
         </w:trPr>
         <w:tc>
@@ -3120,6 +3210,7 @@
       </w:tr>
       <w:tr>
         <w:trPr>
+          <w:cantSplit/>
           <w:jc w:val="center"/>
         </w:trPr>
         <w:tc>
@@ -3169,6 +3260,7 @@
       </w:tr>
       <w:tr>
         <w:trPr>
+          <w:cantSplit/>
           <w:jc w:val="center"/>
         </w:trPr>
         <w:tc>
@@ -3218,6 +3310,7 @@
       </w:tr>
       <w:tr>
         <w:trPr>
+          <w:cantSplit/>
           <w:jc w:val="center"/>
         </w:trPr>
         <w:tc>
@@ -3267,6 +3360,7 @@
       </w:tr>
       <w:tr>
         <w:trPr>
+          <w:cantSplit/>
           <w:jc w:val="center"/>
         </w:trPr>
         <w:tc>
@@ -3316,6 +3410,7 @@
       </w:tr>
       <w:tr>
         <w:trPr>
+          <w:cantSplit/>
           <w:jc w:val="center"/>
         </w:trPr>
         <w:tc>
@@ -3358,13 +3453,14 @@
                 <w:sz w:val="24"/>
                 <w:szCs w:val="24"/>
               </w:rPr>
-              <w:t>Berkas yang Commercial serahkan ke Delivery pada handover; isi minimalnya di butir 4.16. Dokumen Divisi Operation menyebutnya paket G1 dan memeriksanya dengan checklist G1.</w:t>
+              <w:t>Berkas yang diserahkan Commercial ke Delivery pada handover, minimal berisi Customer Background, Scope, Timeline, Risks, Commitment, dan Contact Person. Dokumen Divisi Operation menyebutnya paket G1 dan memeriksanya dengan checklist G1.</w:t>
             </w:r>
           </w:p>
         </w:tc>
       </w:tr>
       <w:tr>
         <w:trPr>
+          <w:cantSplit/>
           <w:jc w:val="center"/>
         </w:trPr>
         <w:tc>
@@ -3414,6 +3510,7 @@
       </w:tr>
       <w:tr>
         <w:trPr>
+          <w:cantSplit/>
           <w:jc w:val="center"/>
         </w:trPr>
         <w:tc>
@@ -3463,6 +3560,7 @@
       </w:tr>
       <w:tr>
         <w:trPr>
+          <w:cantSplit/>
           <w:jc w:val="center"/>
         </w:trPr>
         <w:tc>
@@ -3512,6 +3610,7 @@
       </w:tr>
       <w:tr>
         <w:trPr>
+          <w:cantSplit/>
           <w:jc w:val="center"/>
         </w:trPr>
         <w:tc>
@@ -3554,13 +3653,14 @@
                 <w:sz w:val="24"/>
                 <w:szCs w:val="24"/>
               </w:rPr>
-              <w:t>Status opportunity di CRM: Leads, Qualified, Opportunity, Bid (proposal atau quotation sudah dikirim), Win atau Lost, dan Future Nurture. Pemetaan tahap ke status ada di butir 4.7.</w:t>
+              <w:t>Status opportunity di CRM: Leads, Qualified, Opportunity, Bid (proposal atau quotation sudah dikirim), Win atau Lost, dan Future Nurture.</w:t>
             </w:r>
           </w:p>
         </w:tc>
       </w:tr>
       <w:tr>
         <w:trPr>
+          <w:cantSplit/>
           <w:jc w:val="center"/>
         </w:trPr>
         <w:tc>
@@ -3603,7 +3703,7 @@
                 <w:sz w:val="24"/>
                 <w:szCs w:val="24"/>
               </w:rPr>
-              <w:t>Metode consultative selling yang menggali kebutuhan customer lewat serangkaian pertanyaan sebelum menawarkan solusi: Situation, Problem, Implication, dan Need-Payoff.</w:t>
+              <w:t>Metode consultative selling yang menggali kebutuhan customer melalui serangkaian pertanyaan sebelum menawarkan solusi: Situation, Problem, Implication, dan Need-Payoff.</w:t>
             </w:r>
           </w:p>
         </w:tc>
@@ -3685,7 +3785,7 @@
           <w:sz w:val="24"/>
           <w:szCs w:val="24"/>
         </w:rPr>
-        <w:t xml:space="preserve">4.2 Informasi yang Business Development berikan kepada customer harus akurat, transparan, dan dapat dipertanggungjawabkan. Business Development tidak memberikan informasi yang tidak dapat dipastikan dan tidak melakukan overpromise.</w:t>
+        <w:t xml:space="preserve">4.2 Informasi yang diberikan Business Development kepada customer harus akurat, transparan, dan dapat dipertanggungjawabkan. Business Development tidak memberikan informasi yang tidak dapat dipastikan dan tidak melakukan overpromise.</w:t>
       </w:r>
     </w:p>
     <w:p>
@@ -3709,7 +3809,7 @@
           <w:sz w:val="24"/>
           <w:szCs w:val="24"/>
         </w:rPr>
-        <w:t xml:space="preserve">4.3 Business Development mencatat seluruh aktivitas penjualan, opportunity, forecast, dan customer engagement di CRM. Catatan wajib meliputi Lead, Opportunity, Meeting Notes, Follow-up, Proposal, Quotation, Forecast, dan Closing Status. CRM menjadi sumber data tunggal untuk keputusan bisnis; batas waktu pembaruannya ada di bagian 8.</w:t>
+        <w:t xml:space="preserve">4.3 Business Development mencatat seluruh aktivitas penjualan, opportunity, forecast, dan customer engagement di CRM. Catatan wajib meliputi Lead, Opportunity, Meeting Notes, Follow-up, Proposal, Quotation, Forecast, dan Closing Status. CRM menjadi sumber data tunggal untuk keputusan bisnis, dan batas waktu pembaruannya mengikuti bagian 8.</w:t>
       </w:r>
     </w:p>
     <w:p>
@@ -3781,7 +3881,7 @@
           <w:sz w:val="24"/>
           <w:szCs w:val="24"/>
         </w:rPr>
-        <w:t xml:space="preserve">4.6 Sebelum opportunity masuk ke tahap proposal, Business Development memastikan opportunity memenuhi lima kriteria qualification (Business Need, Budget, Decision Maker, Timeline, dan Technical Fit) memakai BANT atau MEDDICC, dan menyelesaikan discovery meeting dengan pendekatan SPIN Selling. Proposal hanya dibuat sesudah kedua syarat itu terpenuhi.</w:t>
+        <w:t xml:space="preserve">4.6 Sebelum opportunity masuk ke tahap proposal, Business Development memastikan dua syarat terpenuhi. Pertama, opportunity memenuhi lima kriteria qualification (Business Need, Budget, Decision Maker, Timeline, dan Technical Fit) yang dinilai memakai BANT atau MEDDICC. Kedua, discovery meeting dengan pendekatan SPIN Selling sudah selesai. Proposal hanya dibuat setelah kedua syarat itu terpenuhi.</w:t>
       </w:r>
     </w:p>
     <w:p>
@@ -3805,7 +3905,7 @@
           <w:sz w:val="24"/>
           <w:szCs w:val="24"/>
         </w:rPr>
-        <w:t xml:space="preserve">4.7 Business Development mengubah Sales Stage di CRM: status Leads saat lead tercatat, status Qualified sesudah qualification, status Opportunity sesudah discovery meeting, status Bid saat proposal dan quotation terkirim, status Win atau Lost saat hasil closing pasti, dan status Future Nurture untuk lead yang belum layak sekarang tetapi akan ditindaklanjuti nanti. Pemetaan tahap ke status ini berstatus (USULAN).</w:t>
+        <w:t xml:space="preserve">4.7 Business Development mengubah Sales Stage di CRM sebagai berikut: Leads saat lead tercatat; Qualified setelah qualification; Opportunity setelah discovery meeting; Bid saat proposal dan quotation terkirim; Win atau Lost saat hasil closing sudah pasti; Future Nurture untuk lead yang belum layak sekarang tetapi akan ditindaklanjuti nanti. Pemetaan tahap ke status ini berstatus (USULAN).</w:t>
       </w:r>
     </w:p>
     <w:p>
@@ -3853,7 +3953,7 @@
           <w:sz w:val="24"/>
           <w:szCs w:val="24"/>
         </w:rPr>
-        <w:t xml:space="preserve">4.9 Business Development mengirim proposal ke customer hanya sesudah review internal, persetujuan harga, dan persetujuan diskon (jika ada) selesai.</w:t>
+        <w:t xml:space="preserve">4.9 Business Development mengirim proposal ke customer hanya setelah review internal, persetujuan harga, dan persetujuan diskon (jika ada) selesai.</w:t>
       </w:r>
     </w:p>
     <w:p>
@@ -3877,7 +3977,7 @@
           <w:sz w:val="24"/>
           <w:szCs w:val="24"/>
         </w:rPr>
-        <w:t xml:space="preserve">4.10 Wewenang harga berikut berstatus (USULAN): VP Commercial merekomendasikan harga dan diskon, COO menyetujuinya dan menetapkan margin final. Ambang diskon dan batas margin minimum belum ditetapkan; sampai ditetapkan, setiap diskon memerlukan persetujuan COO.</w:t>
+        <w:t xml:space="preserve">4.10 VP Commercial merekomendasikan harga dan diskon, lalu COO menyetujuinya dan menetapkan margin final (USULAN). Ambang diskon dan batas margin minimum belum ditetapkan; sampai ditetapkan, setiap diskon memerlukan persetujuan COO.</w:t>
       </w:r>
     </w:p>
     <w:p>
@@ -3925,7 +4025,7 @@
           <w:sz w:val="24"/>
           <w:szCs w:val="24"/>
         </w:rPr>
-        <w:t xml:space="preserve">4.12 Komunikasi dengan customer memakai bahasa yang profesional, jelas, dan berorientasi pada solusi. Batas waktu respons ada di bagian 8.</w:t>
+        <w:t xml:space="preserve">4.12 Komunikasi dengan customer memakai bahasa yang profesional, jelas, dan berorientasi pada solusi. Batas waktu respons mengikuti bagian 8.</w:t>
       </w:r>
     </w:p>
     <w:p>
@@ -3973,7 +4073,7 @@
           <w:sz w:val="24"/>
           <w:szCs w:val="24"/>
         </w:rPr>
-        <w:t xml:space="preserve">4.14 Legal &amp; Compliance mereview draf kontrak sebelum ditandatangani, dan menyiapkan atau mereview NDA bila NDA diperlukan sebelum informasi RESTRICTED dibagikan. Titik waktu keterlibatan ini berstatus (USULAN).</w:t>
+        <w:t xml:space="preserve">4.14 Legal &amp; Compliance mereview draf kontrak sebelum ditandatangani, dan menyiapkan atau mereview NDA jika NDA diperlukan sebelum informasi RESTRICTED dibagikan. Titik waktu keterlibatan ini berstatus (USULAN).</w:t>
       </w:r>
     </w:p>
     <w:p>
@@ -3997,7 +4097,7 @@
           <w:sz w:val="24"/>
           <w:szCs w:val="24"/>
         </w:rPr>
-        <w:t xml:space="preserve">4.15 Closing berhasil bila PO diterima, kontrak ditandatangani, dan persetujuan internal selesai. Project kick-off dimulai sesudah Service Delivery Manager menerima paket handover (SNX-OPS-SOP-01 butir 4.1). Penempatan kick-off sesudah handover berstatus (USULAN).</w:t>
+        <w:t xml:space="preserve">4.15 Closing dinyatakan berhasil jika PO diterima, kontrak ditandatangani, dan persetujuan internal selesai. Project kick-off dimulai setelah Service Delivery Manager menerima paket handover (SNX-OPS-SOP-01 butir 4.1). Penempatan kick-off setelah handover berstatus (USULAN).</w:t>
       </w:r>
     </w:p>
     <w:p>
@@ -4045,7 +4145,7 @@
           <w:sz w:val="24"/>
           <w:szCs w:val="24"/>
         </w:rPr>
-        <w:t xml:space="preserve">4.17 Sesudah implementasi, Business Development tetap bertanggung jawab atas relationship management, upselling, cross-selling, renewal, dan customer satisfaction. Langkah account management berada di luar scope SOP ini.</w:t>
+        <w:t xml:space="preserve">4.17 Setelah implementasi, Business Development tetap bertanggung jawab atas relationship management, upselling, cross-selling, renewal, dan customer satisfaction. Langkah account management berada di luar scope SOP ini.</w:t>
       </w:r>
     </w:p>
     <w:p>
@@ -4069,7 +4169,7 @@
           <w:sz w:val="24"/>
           <w:szCs w:val="24"/>
         </w:rPr>
-        <w:t xml:space="preserve">4.18 Business Development dievaluasi berdasarkan Activity KPI (Pipeline Generation, Customer Engagement, CRM Discipline), Performance KPI (Revenue Achievement, Qualified Opportunities, Win Rate, Forecast Accuracy), dan Customer KPI (Customer Satisfaction, Renewal Rate). Target tiap KPI tidak ada di SOP ini.</w:t>
+        <w:t xml:space="preserve">4.18 Business Development dievaluasi berdasarkan Activity KPI (Pipeline Generation, Customer Engagement, CRM Discipline), Performance KPI (Revenue Achievement, Qualified Opportunities, Win Rate, Forecast Accuracy), dan Customer KPI (Customer Satisfaction, Renewal Rate). Target tiap KPI ditetapkan di KPI Matrix, bukan di SOP ini.</w:t>
       </w:r>
     </w:p>
     <w:p>
@@ -4093,7 +4193,7 @@
           <w:sz w:val="24"/>
           <w:szCs w:val="24"/>
         </w:rPr>
-        <w:t xml:space="preserve">4.19 Penetapan pelaku berikut berstatus (USULAN): VP Commercial melakukan review internal proposal (butir 6.4), meninjau pipeline, forecast, dan opportunity, serta menerima laporan Business Development (bagian 8); VP Commercial menyimpan rekaman review internal, rekomendasi, dan persetujuan harga dan diskon (bagian 11), dan menyerahkan paket handover atas nama Commercial (butir 6.8); Legal &amp; Compliance menyimpan NDA dan hasil review kontrak (bagian 11); Business Development melengkapi paket handover yang ditolak (bagian 9).</w:t>
+        <w:t xml:space="preserve">4.19 Penetapan pelaku berikut berstatus (USULAN): VP Commercial melakukan review internal proposal (butir 6.4), meninjau pipeline, forecast, dan opportunity, serta menerima laporan Business Development (bagian 8); VP Commercial menyimpan record review internal, rekomendasi, dan persetujuan harga dan diskon (bagian 11), dan menyerahkan paket handover atas nama Commercial (butir 6.8); Legal &amp; Compliance menyimpan NDA dan hasil review kontrak (bagian 11); Business Development melengkapi paket handover yang ditolak (bagian 9).</w:t>
       </w:r>
     </w:p>
     <w:p>
@@ -4123,6 +4223,7 @@
     <w:p>
       <w:pPr>
         <w:pStyle w:val="Heading1"/>
+        <w:keepNext/>
         <w:numPr>
           <w:ilvl w:val="0"/>
           <w:numId w:val="7"/>
@@ -4150,6 +4251,8 @@
       </w:tblGrid>
       <w:tr>
         <w:trPr>
+          <w:cantSplit/>
+          <w:tblHeader/>
           <w:jc w:val="center"/>
         </w:trPr>
         <w:tc>
@@ -4166,6 +4269,7 @@
           </w:tcPr>
           <w:p>
             <w:pPr>
+              <w:keepNext/>
               <w:jc w:val="center"/>
               <w:rPr>
                 <w:sz w:val="24"/>
@@ -4197,6 +4301,7 @@
           </w:tcPr>
           <w:p>
             <w:pPr>
+              <w:keepNext/>
               <w:jc w:val="center"/>
               <w:rPr>
                 <w:sz w:val="24"/>
@@ -4228,6 +4333,7 @@
           </w:tcPr>
           <w:p>
             <w:pPr>
+              <w:keepNext/>
               <w:jc w:val="center"/>
               <w:rPr>
                 <w:sz w:val="24"/>
@@ -4248,6 +4354,7 @@
       </w:tr>
       <w:tr>
         <w:trPr>
+          <w:cantSplit/>
           <w:jc w:val="center"/>
         </w:trPr>
         <w:tc>
@@ -4293,7 +4400,7 @@
           </w:tcPr>
           <w:p>
             <w:pPr>
-              <w:jc w:val="both"/>
+              <w:jc w:val="left"/>
               <w:rPr>
                 <w:sz w:val="24"/>
                 <w:szCs w:val="24"/>
@@ -4323,7 +4430,7 @@
           </w:tcPr>
           <w:p>
             <w:pPr>
-              <w:jc w:val="both"/>
+              <w:jc w:val="left"/>
               <w:rPr>
                 <w:sz w:val="24"/>
                 <w:szCs w:val="24"/>
@@ -4342,6 +4449,7 @@
       </w:tr>
       <w:tr>
         <w:trPr>
+          <w:cantSplit/>
           <w:jc w:val="center"/>
         </w:trPr>
         <w:tc>
@@ -4387,7 +4495,7 @@
           </w:tcPr>
           <w:p>
             <w:pPr>
-              <w:jc w:val="both"/>
+              <w:jc w:val="left"/>
               <w:rPr>
                 <w:sz w:val="24"/>
                 <w:szCs w:val="24"/>
@@ -4417,7 +4525,7 @@
           </w:tcPr>
           <w:p>
             <w:pPr>
-              <w:jc w:val="both"/>
+              <w:jc w:val="left"/>
               <w:rPr>
                 <w:sz w:val="24"/>
                 <w:szCs w:val="24"/>
@@ -4436,6 +4544,7 @@
       </w:tr>
       <w:tr>
         <w:trPr>
+          <w:cantSplit/>
           <w:jc w:val="center"/>
         </w:trPr>
         <w:tc>
@@ -4481,19 +4590,19 @@
           </w:tcPr>
           <w:p>
             <w:pPr>
-              <w:jc w:val="both"/>
-              <w:rPr>
-                <w:sz w:val="24"/>
-                <w:szCs w:val="24"/>
-              </w:rPr>
-            </w:pPr>
-            <w:r>
-              <w:rPr>
-                <w:b w:val="0"/>
-                <w:sz w:val="24"/>
-                <w:szCs w:val="24"/>
-              </w:rPr>
-              <w:t>Menyetujui harga dan diskon yang VP Commercial rekomendasikan, dan menetapkan margin final (butir 4.10).</w:t>
+              <w:jc w:val="left"/>
+              <w:rPr>
+                <w:sz w:val="24"/>
+                <w:szCs w:val="24"/>
+              </w:rPr>
+            </w:pPr>
+            <w:r>
+              <w:rPr>
+                <w:b w:val="0"/>
+                <w:sz w:val="24"/>
+                <w:szCs w:val="24"/>
+              </w:rPr>
+              <w:t>Menyetujui harga dan diskon yang direkomendasikan VP Commercial, dan menetapkan margin final (butir 4.10).</w:t>
             </w:r>
           </w:p>
         </w:tc>
@@ -4511,7 +4620,7 @@
           </w:tcPr>
           <w:p>
             <w:pPr>
-              <w:jc w:val="both"/>
+              <w:jc w:val="left"/>
               <w:rPr>
                 <w:sz w:val="24"/>
                 <w:szCs w:val="24"/>
@@ -4530,6 +4639,7 @@
       </w:tr>
       <w:tr>
         <w:trPr>
+          <w:cantSplit/>
           <w:jc w:val="center"/>
         </w:trPr>
         <w:tc>
@@ -4575,7 +4685,7 @@
           </w:tcPr>
           <w:p>
             <w:pPr>
-              <w:jc w:val="both"/>
+              <w:jc w:val="left"/>
               <w:rPr>
                 <w:sz w:val="24"/>
                 <w:szCs w:val="24"/>
@@ -4605,7 +4715,7 @@
           </w:tcPr>
           <w:p>
             <w:pPr>
-              <w:jc w:val="both"/>
+              <w:jc w:val="left"/>
               <w:rPr>
                 <w:sz w:val="24"/>
                 <w:szCs w:val="24"/>
@@ -4624,6 +4734,7 @@
       </w:tr>
       <w:tr>
         <w:trPr>
+          <w:cantSplit/>
           <w:jc w:val="center"/>
         </w:trPr>
         <w:tc>
@@ -4669,7 +4780,7 @@
           </w:tcPr>
           <w:p>
             <w:pPr>
-              <w:jc w:val="both"/>
+              <w:jc w:val="left"/>
               <w:rPr>
                 <w:sz w:val="24"/>
                 <w:szCs w:val="24"/>
@@ -4699,7 +4810,7 @@
           </w:tcPr>
           <w:p>
             <w:pPr>
-              <w:jc w:val="both"/>
+              <w:jc w:val="left"/>
               <w:rPr>
                 <w:sz w:val="24"/>
                 <w:szCs w:val="24"/>
@@ -4718,6 +4829,7 @@
       </w:tr>
       <w:tr>
         <w:trPr>
+          <w:cantSplit/>
           <w:jc w:val="center"/>
         </w:trPr>
         <w:tc>
@@ -4763,19 +4875,19 @@
           </w:tcPr>
           <w:p>
             <w:pPr>
-              <w:jc w:val="both"/>
-              <w:rPr>
-                <w:sz w:val="24"/>
-                <w:szCs w:val="24"/>
-              </w:rPr>
-            </w:pPr>
-            <w:r>
-              <w:rPr>
-                <w:b w:val="0"/>
-                <w:sz w:val="24"/>
-                <w:szCs w:val="24"/>
-              </w:rPr>
-              <w:t>Menyiapkan atau mereview NDA, mereview kontrak dan commercial terms and conditions, mendukung negosiasi kontrak, dan menjaga legal compliance. Titik keterlibatannya di butir 4.14.</w:t>
+              <w:jc w:val="left"/>
+              <w:rPr>
+                <w:sz w:val="24"/>
+                <w:szCs w:val="24"/>
+              </w:rPr>
+            </w:pPr>
+            <w:r>
+              <w:rPr>
+                <w:b w:val="0"/>
+                <w:sz w:val="24"/>
+                <w:szCs w:val="24"/>
+              </w:rPr>
+              <w:t>Menyiapkan atau mereview NDA jika NDA diperlukan sebelum informasi RESTRICTED dibagikan, mereview draf kontrak dan commercial terms and conditions sebelum kontrak ditandatangani, mendukung negosiasi kontrak, dan menjaga legal compliance. Titik waktu keterlibatan ini berstatus (USULAN).</w:t>
             </w:r>
           </w:p>
         </w:tc>
@@ -4793,7 +4905,7 @@
           </w:tcPr>
           <w:p>
             <w:pPr>
-              <w:jc w:val="both"/>
+              <w:jc w:val="left"/>
               <w:rPr>
                 <w:sz w:val="24"/>
                 <w:szCs w:val="24"/>
@@ -4812,6 +4924,7 @@
       </w:tr>
       <w:tr>
         <w:trPr>
+          <w:cantSplit/>
           <w:jc w:val="center"/>
         </w:trPr>
         <w:tc>
@@ -4857,19 +4970,19 @@
           </w:tcPr>
           <w:p>
             <w:pPr>
-              <w:jc w:val="both"/>
-              <w:rPr>
-                <w:sz w:val="24"/>
-                <w:szCs w:val="24"/>
-              </w:rPr>
-            </w:pPr>
-            <w:r>
-              <w:rPr>
-                <w:b w:val="0"/>
-                <w:sz w:val="24"/>
-                <w:szCs w:val="24"/>
-              </w:rPr>
-              <w:t>Mengonfirmasi timeline dan scope proposal, mengikuti handover meeting, dan menerima atau menolak paket handover (SNX-OPS-SOP-01 butir 4.1). Jabatan ini menerima handover di Delivery (USULAN) dan merupakan jabatan usulan tanpa pemegang menurut SNX-HR-ORG-01.</w:t>
+              <w:jc w:val="left"/>
+              <w:rPr>
+                <w:sz w:val="24"/>
+                <w:szCs w:val="24"/>
+              </w:rPr>
+            </w:pPr>
+            <w:r>
+              <w:rPr>
+                <w:b w:val="0"/>
+                <w:sz w:val="24"/>
+                <w:szCs w:val="24"/>
+              </w:rPr>
+              <w:t>Mengonfirmasi timeline dan scope proposal, mengikuti handover meeting, dan menerima atau menolak paket handover (SNX-OPS-SOP-01 butir 4.1). Jabatan ini menerima handover di Delivery (USULAN).</w:t>
             </w:r>
           </w:p>
         </w:tc>
@@ -4887,7 +5000,7 @@
           </w:tcPr>
           <w:p>
             <w:pPr>
-              <w:jc w:val="both"/>
+              <w:jc w:val="left"/>
               <w:rPr>
                 <w:sz w:val="24"/>
                 <w:szCs w:val="24"/>
@@ -4906,6 +5019,7 @@
       </w:tr>
       <w:tr>
         <w:trPr>
+          <w:cantSplit/>
           <w:jc w:val="center"/>
         </w:trPr>
         <w:tc>
@@ -4951,7 +5065,7 @@
           </w:tcPr>
           <w:p>
             <w:pPr>
-              <w:jc w:val="both"/>
+              <w:jc w:val="left"/>
               <w:rPr>
                 <w:sz w:val="24"/>
                 <w:szCs w:val="24"/>
@@ -4981,7 +5095,7 @@
           </w:tcPr>
           <w:p>
             <w:pPr>
-              <w:jc w:val="both"/>
+              <w:jc w:val="left"/>
               <w:rPr>
                 <w:sz w:val="24"/>
                 <w:szCs w:val="24"/>
@@ -5033,6 +5147,7 @@
     <w:p>
       <w:pPr>
         <w:pStyle w:val="Heading2"/>
+        <w:keepNext/>
         <w:numPr>
           <w:ilvl w:val="1"/>
           <w:numId w:val="7"/>
@@ -5055,27 +5170,30 @@
         <w:tblLook w:val="0400" w:firstRow="0" w:lastRow="0" w:firstColumn="0" w:lastColumn="0" w:noHBand="0" w:noVBand="1"/>
       </w:tblPr>
       <w:tblGrid>
-        <w:gridCol w:w="3367"/>
-        <w:gridCol w:w="2248"/>
-        <w:gridCol w:w="3913"/>
+        <w:gridCol w:w="4309"/>
+        <w:gridCol w:w="1927"/>
+        <w:gridCol w:w="2835"/>
       </w:tblGrid>
       <w:tr>
         <w:trPr>
+          <w:cantSplit/>
+          <w:tblHeader/>
           <w:jc w:val="center"/>
         </w:trPr>
         <w:tc>
           <w:tcPr>
-            <w:tcW w:w="3367" w:type="dxa"/>
-            <w:tcBorders>
-              <w:top w:val="single" w:sz="8" w:space="0" w:color="000000"/>
-              <w:left w:val="single" w:sz="8" w:space="0" w:color="000000"/>
-              <w:bottom w:val="single" w:sz="8" w:space="0" w:color="000000"/>
-              <w:right w:val="single" w:sz="8" w:space="0" w:color="000000"/>
-            </w:tcBorders>
-            <w:vAlign w:val="center"/>
-          </w:tcPr>
-          <w:p>
-            <w:pPr>
+            <w:tcW w:w="4309" w:type="dxa"/>
+            <w:tcBorders>
+              <w:top w:val="single" w:sz="8" w:space="0" w:color="000000"/>
+              <w:left w:val="single" w:sz="8" w:space="0" w:color="000000"/>
+              <w:bottom w:val="single" w:sz="8" w:space="0" w:color="000000"/>
+              <w:right w:val="single" w:sz="8" w:space="0" w:color="000000"/>
+            </w:tcBorders>
+            <w:vAlign w:val="center"/>
+          </w:tcPr>
+          <w:p>
+            <w:pPr>
+              <w:keepNext/>
               <w:jc w:val="center"/>
               <w:rPr>
                 <w:sz w:val="24"/>
@@ -5095,17 +5213,18 @@
         </w:tc>
         <w:tc>
           <w:tcPr>
-            <w:tcW w:w="2248" w:type="dxa"/>
-            <w:tcBorders>
-              <w:top w:val="single" w:sz="8" w:space="0" w:color="000000"/>
-              <w:left w:val="single" w:sz="8" w:space="0" w:color="000000"/>
-              <w:bottom w:val="single" w:sz="8" w:space="0" w:color="000000"/>
-              <w:right w:val="single" w:sz="8" w:space="0" w:color="000000"/>
-            </w:tcBorders>
-            <w:vAlign w:val="center"/>
-          </w:tcPr>
-          <w:p>
-            <w:pPr>
+            <w:tcW w:w="1927" w:type="dxa"/>
+            <w:tcBorders>
+              <w:top w:val="single" w:sz="8" w:space="0" w:color="000000"/>
+              <w:left w:val="single" w:sz="8" w:space="0" w:color="000000"/>
+              <w:bottom w:val="single" w:sz="8" w:space="0" w:color="000000"/>
+              <w:right w:val="single" w:sz="8" w:space="0" w:color="000000"/>
+            </w:tcBorders>
+            <w:vAlign w:val="center"/>
+          </w:tcPr>
+          <w:p>
+            <w:pPr>
+              <w:keepNext/>
               <w:jc w:val="center"/>
               <w:rPr>
                 <w:sz w:val="24"/>
@@ -5125,17 +5244,18 @@
         </w:tc>
         <w:tc>
           <w:tcPr>
-            <w:tcW w:w="3913" w:type="dxa"/>
-            <w:tcBorders>
-              <w:top w:val="single" w:sz="8" w:space="0" w:color="000000"/>
-              <w:left w:val="single" w:sz="8" w:space="0" w:color="000000"/>
-              <w:bottom w:val="single" w:sz="8" w:space="0" w:color="000000"/>
-              <w:right w:val="single" w:sz="8" w:space="0" w:color="000000"/>
-            </w:tcBorders>
-            <w:vAlign w:val="center"/>
-          </w:tcPr>
-          <w:p>
-            <w:pPr>
+            <w:tcW w:w="2835" w:type="dxa"/>
+            <w:tcBorders>
+              <w:top w:val="single" w:sz="8" w:space="0" w:color="000000"/>
+              <w:left w:val="single" w:sz="8" w:space="0" w:color="000000"/>
+              <w:bottom w:val="single" w:sz="8" w:space="0" w:color="000000"/>
+              <w:right w:val="single" w:sz="8" w:space="0" w:color="000000"/>
+            </w:tcBorders>
+            <w:vAlign w:val="center"/>
+          </w:tcPr>
+          <w:p>
+            <w:pPr>
+              <w:keepNext/>
               <w:jc w:val="center"/>
               <w:rPr>
                 <w:sz w:val="24"/>
@@ -5156,11 +5276,12 @@
       </w:tr>
       <w:tr>
         <w:trPr>
+          <w:cantSplit/>
           <w:jc w:val="center"/>
         </w:trPr>
         <w:tc>
           <w:tcPr>
-            <w:tcW w:w="3367" w:type="dxa"/>
+            <w:tcW w:w="4309" w:type="dxa"/>
             <w:tcBorders>
               <w:top w:val="single" w:sz="8" w:space="0" w:color="000000"/>
               <w:left w:val="single" w:sz="8" w:space="0" w:color="000000"/>
@@ -5188,7 +5309,7 @@
         </w:tc>
         <w:tc>
           <w:tcPr>
-            <w:tcW w:w="2248" w:type="dxa"/>
+            <w:tcW w:w="1927" w:type="dxa"/>
             <w:tcBorders>
               <w:top w:val="single" w:sz="8" w:space="0" w:color="000000"/>
               <w:left w:val="single" w:sz="8" w:space="0" w:color="000000"/>
@@ -5216,18 +5337,18 @@
         </w:tc>
         <w:tc>
           <w:tcPr>
-            <w:tcW w:w="3913" w:type="dxa"/>
-            <w:tcBorders>
-              <w:top w:val="single" w:sz="8" w:space="0" w:color="000000"/>
-              <w:left w:val="single" w:sz="8" w:space="0" w:color="000000"/>
-              <w:bottom w:val="single" w:sz="8" w:space="0" w:color="000000"/>
-              <w:right w:val="single" w:sz="8" w:space="0" w:color="000000"/>
-            </w:tcBorders>
-            <w:vAlign w:val="center"/>
-          </w:tcPr>
-          <w:p>
-            <w:pPr>
-              <w:jc w:val="both"/>
+            <w:tcW w:w="2835" w:type="dxa"/>
+            <w:tcBorders>
+              <w:top w:val="single" w:sz="8" w:space="0" w:color="000000"/>
+              <w:left w:val="single" w:sz="8" w:space="0" w:color="000000"/>
+              <w:bottom w:val="single" w:sz="8" w:space="0" w:color="000000"/>
+              <w:right w:val="single" w:sz="8" w:space="0" w:color="000000"/>
+            </w:tcBorders>
+            <w:vAlign w:val="center"/>
+          </w:tcPr>
+          <w:p>
+            <w:pPr>
+              <w:jc w:val="left"/>
               <w:rPr>
                 <w:sz w:val="24"/>
                 <w:szCs w:val="24"/>
@@ -5246,39 +5367,40 @@
       </w:tr>
       <w:tr>
         <w:trPr>
+          <w:cantSplit/>
           <w:jc w:val="center"/>
         </w:trPr>
         <w:tc>
           <w:tcPr>
-            <w:tcW w:w="3367" w:type="dxa"/>
-            <w:tcBorders>
-              <w:top w:val="single" w:sz="8" w:space="0" w:color="000000"/>
-              <w:left w:val="single" w:sz="8" w:space="0" w:color="000000"/>
-              <w:bottom w:val="single" w:sz="8" w:space="0" w:color="000000"/>
-              <w:right w:val="single" w:sz="8" w:space="0" w:color="000000"/>
-            </w:tcBorders>
-            <w:vAlign w:val="center"/>
-          </w:tcPr>
-          <w:p>
-            <w:pPr>
-              <w:rPr>
-                <w:sz w:val="24"/>
-                <w:szCs w:val="24"/>
-              </w:rPr>
-            </w:pPr>
-            <w:r>
-              <w:rPr>
-                <w:b w:val="0"/>
-                <w:sz w:val="24"/>
-                <w:szCs w:val="24"/>
-              </w:rPr>
-              <w:t>2. Lakukan prospecting ke customer yang sesuai ICP lewat outbound prospecting, existing network, referral, event dan networking, atau LinkedIn outreach.</w:t>
-            </w:r>
-          </w:p>
-        </w:tc>
-        <w:tc>
-          <w:tcPr>
-            <w:tcW w:w="2248" w:type="dxa"/>
+            <w:tcW w:w="4309" w:type="dxa"/>
+            <w:tcBorders>
+              <w:top w:val="single" w:sz="8" w:space="0" w:color="000000"/>
+              <w:left w:val="single" w:sz="8" w:space="0" w:color="000000"/>
+              <w:bottom w:val="single" w:sz="8" w:space="0" w:color="000000"/>
+              <w:right w:val="single" w:sz="8" w:space="0" w:color="000000"/>
+            </w:tcBorders>
+            <w:vAlign w:val="center"/>
+          </w:tcPr>
+          <w:p>
+            <w:pPr>
+              <w:rPr>
+                <w:sz w:val="24"/>
+                <w:szCs w:val="24"/>
+              </w:rPr>
+            </w:pPr>
+            <w:r>
+              <w:rPr>
+                <w:b w:val="0"/>
+                <w:sz w:val="24"/>
+                <w:szCs w:val="24"/>
+              </w:rPr>
+              <w:t>2. Lakukan prospecting ke customer yang sesuai ICP melalui outbound prospecting, existing network, referral, event dan networking, atau LinkedIn outreach.</w:t>
+            </w:r>
+          </w:p>
+        </w:tc>
+        <w:tc>
+          <w:tcPr>
+            <w:tcW w:w="1927" w:type="dxa"/>
             <w:tcBorders>
               <w:top w:val="single" w:sz="8" w:space="0" w:color="000000"/>
               <w:left w:val="single" w:sz="8" w:space="0" w:color="000000"/>
@@ -5306,18 +5428,18 @@
         </w:tc>
         <w:tc>
           <w:tcPr>
-            <w:tcW w:w="3913" w:type="dxa"/>
-            <w:tcBorders>
-              <w:top w:val="single" w:sz="8" w:space="0" w:color="000000"/>
-              <w:left w:val="single" w:sz="8" w:space="0" w:color="000000"/>
-              <w:bottom w:val="single" w:sz="8" w:space="0" w:color="000000"/>
-              <w:right w:val="single" w:sz="8" w:space="0" w:color="000000"/>
-            </w:tcBorders>
-            <w:vAlign w:val="center"/>
-          </w:tcPr>
-          <w:p>
-            <w:pPr>
-              <w:jc w:val="both"/>
+            <w:tcW w:w="2835" w:type="dxa"/>
+            <w:tcBorders>
+              <w:top w:val="single" w:sz="8" w:space="0" w:color="000000"/>
+              <w:left w:val="single" w:sz="8" w:space="0" w:color="000000"/>
+              <w:bottom w:val="single" w:sz="8" w:space="0" w:color="000000"/>
+              <w:right w:val="single" w:sz="8" w:space="0" w:color="000000"/>
+            </w:tcBorders>
+            <w:vAlign w:val="center"/>
+          </w:tcPr>
+          <w:p>
+            <w:pPr>
+              <w:jc w:val="left"/>
               <w:rPr>
                 <w:sz w:val="24"/>
                 <w:szCs w:val="24"/>
@@ -5336,11 +5458,12 @@
       </w:tr>
       <w:tr>
         <w:trPr>
+          <w:cantSplit/>
           <w:jc w:val="center"/>
         </w:trPr>
         <w:tc>
           <w:tcPr>
-            <w:tcW w:w="3367" w:type="dxa"/>
+            <w:tcW w:w="4309" w:type="dxa"/>
             <w:tcBorders>
               <w:top w:val="single" w:sz="8" w:space="0" w:color="000000"/>
               <w:left w:val="single" w:sz="8" w:space="0" w:color="000000"/>
@@ -5368,7 +5491,7 @@
         </w:tc>
         <w:tc>
           <w:tcPr>
-            <w:tcW w:w="2248" w:type="dxa"/>
+            <w:tcW w:w="1927" w:type="dxa"/>
             <w:tcBorders>
               <w:top w:val="single" w:sz="8" w:space="0" w:color="000000"/>
               <w:left w:val="single" w:sz="8" w:space="0" w:color="000000"/>
@@ -5396,18 +5519,18 @@
         </w:tc>
         <w:tc>
           <w:tcPr>
-            <w:tcW w:w="3913" w:type="dxa"/>
-            <w:tcBorders>
-              <w:top w:val="single" w:sz="8" w:space="0" w:color="000000"/>
-              <w:left w:val="single" w:sz="8" w:space="0" w:color="000000"/>
-              <w:bottom w:val="single" w:sz="8" w:space="0" w:color="000000"/>
-              <w:right w:val="single" w:sz="8" w:space="0" w:color="000000"/>
-            </w:tcBorders>
-            <w:vAlign w:val="center"/>
-          </w:tcPr>
-          <w:p>
-            <w:pPr>
-              <w:jc w:val="both"/>
+            <w:tcW w:w="2835" w:type="dxa"/>
+            <w:tcBorders>
+              <w:top w:val="single" w:sz="8" w:space="0" w:color="000000"/>
+              <w:left w:val="single" w:sz="8" w:space="0" w:color="000000"/>
+              <w:bottom w:val="single" w:sz="8" w:space="0" w:color="000000"/>
+              <w:right w:val="single" w:sz="8" w:space="0" w:color="000000"/>
+            </w:tcBorders>
+            <w:vAlign w:val="center"/>
+          </w:tcPr>
+          <w:p>
+            <w:pPr>
+              <w:jc w:val="left"/>
               <w:rPr>
                 <w:sz w:val="24"/>
                 <w:szCs w:val="24"/>
@@ -5452,6 +5575,7 @@
     <w:p>
       <w:pPr>
         <w:pStyle w:val="Heading2"/>
+        <w:keepNext/>
         <w:numPr>
           <w:ilvl w:val="1"/>
           <w:numId w:val="7"/>
@@ -5472,27 +5596,30 @@
         <w:tblLook w:val="0400" w:firstRow="0" w:lastRow="0" w:firstColumn="0" w:lastColumn="0" w:noHBand="0" w:noVBand="1"/>
       </w:tblPr>
       <w:tblGrid>
-        <w:gridCol w:w="3367"/>
-        <w:gridCol w:w="2248"/>
-        <w:gridCol w:w="3913"/>
+        <w:gridCol w:w="4309"/>
+        <w:gridCol w:w="1927"/>
+        <w:gridCol w:w="2835"/>
       </w:tblGrid>
       <w:tr>
         <w:trPr>
+          <w:cantSplit/>
+          <w:tblHeader/>
           <w:jc w:val="center"/>
         </w:trPr>
         <w:tc>
           <w:tcPr>
-            <w:tcW w:w="3367" w:type="dxa"/>
-            <w:tcBorders>
-              <w:top w:val="single" w:sz="8" w:space="0" w:color="000000"/>
-              <w:left w:val="single" w:sz="8" w:space="0" w:color="000000"/>
-              <w:bottom w:val="single" w:sz="8" w:space="0" w:color="000000"/>
-              <w:right w:val="single" w:sz="8" w:space="0" w:color="000000"/>
-            </w:tcBorders>
-            <w:vAlign w:val="center"/>
-          </w:tcPr>
-          <w:p>
-            <w:pPr>
+            <w:tcW w:w="4309" w:type="dxa"/>
+            <w:tcBorders>
+              <w:top w:val="single" w:sz="8" w:space="0" w:color="000000"/>
+              <w:left w:val="single" w:sz="8" w:space="0" w:color="000000"/>
+              <w:bottom w:val="single" w:sz="8" w:space="0" w:color="000000"/>
+              <w:right w:val="single" w:sz="8" w:space="0" w:color="000000"/>
+            </w:tcBorders>
+            <w:vAlign w:val="center"/>
+          </w:tcPr>
+          <w:p>
+            <w:pPr>
+              <w:keepNext/>
               <w:jc w:val="center"/>
               <w:rPr>
                 <w:sz w:val="24"/>
@@ -5512,17 +5639,18 @@
         </w:tc>
         <w:tc>
           <w:tcPr>
-            <w:tcW w:w="2248" w:type="dxa"/>
-            <w:tcBorders>
-              <w:top w:val="single" w:sz="8" w:space="0" w:color="000000"/>
-              <w:left w:val="single" w:sz="8" w:space="0" w:color="000000"/>
-              <w:bottom w:val="single" w:sz="8" w:space="0" w:color="000000"/>
-              <w:right w:val="single" w:sz="8" w:space="0" w:color="000000"/>
-            </w:tcBorders>
-            <w:vAlign w:val="center"/>
-          </w:tcPr>
-          <w:p>
-            <w:pPr>
+            <w:tcW w:w="1927" w:type="dxa"/>
+            <w:tcBorders>
+              <w:top w:val="single" w:sz="8" w:space="0" w:color="000000"/>
+              <w:left w:val="single" w:sz="8" w:space="0" w:color="000000"/>
+              <w:bottom w:val="single" w:sz="8" w:space="0" w:color="000000"/>
+              <w:right w:val="single" w:sz="8" w:space="0" w:color="000000"/>
+            </w:tcBorders>
+            <w:vAlign w:val="center"/>
+          </w:tcPr>
+          <w:p>
+            <w:pPr>
+              <w:keepNext/>
               <w:jc w:val="center"/>
               <w:rPr>
                 <w:sz w:val="24"/>
@@ -5542,17 +5670,18 @@
         </w:tc>
         <w:tc>
           <w:tcPr>
-            <w:tcW w:w="3913" w:type="dxa"/>
-            <w:tcBorders>
-              <w:top w:val="single" w:sz="8" w:space="0" w:color="000000"/>
-              <w:left w:val="single" w:sz="8" w:space="0" w:color="000000"/>
-              <w:bottom w:val="single" w:sz="8" w:space="0" w:color="000000"/>
-              <w:right w:val="single" w:sz="8" w:space="0" w:color="000000"/>
-            </w:tcBorders>
-            <w:vAlign w:val="center"/>
-          </w:tcPr>
-          <w:p>
-            <w:pPr>
+            <w:tcW w:w="2835" w:type="dxa"/>
+            <w:tcBorders>
+              <w:top w:val="single" w:sz="8" w:space="0" w:color="000000"/>
+              <w:left w:val="single" w:sz="8" w:space="0" w:color="000000"/>
+              <w:bottom w:val="single" w:sz="8" w:space="0" w:color="000000"/>
+              <w:right w:val="single" w:sz="8" w:space="0" w:color="000000"/>
+            </w:tcBorders>
+            <w:vAlign w:val="center"/>
+          </w:tcPr>
+          <w:p>
+            <w:pPr>
+              <w:keepNext/>
               <w:jc w:val="center"/>
               <w:rPr>
                 <w:sz w:val="24"/>
@@ -5573,11 +5702,12 @@
       </w:tr>
       <w:tr>
         <w:trPr>
+          <w:cantSplit/>
           <w:jc w:val="center"/>
         </w:trPr>
         <w:tc>
           <w:tcPr>
-            <w:tcW w:w="3367" w:type="dxa"/>
+            <w:tcW w:w="4309" w:type="dxa"/>
             <w:tcBorders>
               <w:top w:val="single" w:sz="8" w:space="0" w:color="000000"/>
               <w:left w:val="single" w:sz="8" w:space="0" w:color="000000"/>
@@ -5605,7 +5735,7 @@
         </w:tc>
         <w:tc>
           <w:tcPr>
-            <w:tcW w:w="2248" w:type="dxa"/>
+            <w:tcW w:w="1927" w:type="dxa"/>
             <w:tcBorders>
               <w:top w:val="single" w:sz="8" w:space="0" w:color="000000"/>
               <w:left w:val="single" w:sz="8" w:space="0" w:color="000000"/>
@@ -5633,18 +5763,18 @@
         </w:tc>
         <w:tc>
           <w:tcPr>
-            <w:tcW w:w="3913" w:type="dxa"/>
-            <w:tcBorders>
-              <w:top w:val="single" w:sz="8" w:space="0" w:color="000000"/>
-              <w:left w:val="single" w:sz="8" w:space="0" w:color="000000"/>
-              <w:bottom w:val="single" w:sz="8" w:space="0" w:color="000000"/>
-              <w:right w:val="single" w:sz="8" w:space="0" w:color="000000"/>
-            </w:tcBorders>
-            <w:vAlign w:val="center"/>
-          </w:tcPr>
-          <w:p>
-            <w:pPr>
-              <w:jc w:val="both"/>
+            <w:tcW w:w="2835" w:type="dxa"/>
+            <w:tcBorders>
+              <w:top w:val="single" w:sz="8" w:space="0" w:color="000000"/>
+              <w:left w:val="single" w:sz="8" w:space="0" w:color="000000"/>
+              <w:bottom w:val="single" w:sz="8" w:space="0" w:color="000000"/>
+              <w:right w:val="single" w:sz="8" w:space="0" w:color="000000"/>
+            </w:tcBorders>
+            <w:vAlign w:val="center"/>
+          </w:tcPr>
+          <w:p>
+            <w:pPr>
+              <w:jc w:val="left"/>
               <w:rPr>
                 <w:sz w:val="24"/>
                 <w:szCs w:val="24"/>
@@ -5663,11 +5793,12 @@
       </w:tr>
       <w:tr>
         <w:trPr>
+          <w:cantSplit/>
           <w:jc w:val="center"/>
         </w:trPr>
         <w:tc>
           <w:tcPr>
-            <w:tcW w:w="3367" w:type="dxa"/>
+            <w:tcW w:w="4309" w:type="dxa"/>
             <w:tcBorders>
               <w:top w:val="single" w:sz="8" w:space="0" w:color="000000"/>
               <w:left w:val="single" w:sz="8" w:space="0" w:color="000000"/>
@@ -5695,7 +5826,7 @@
         </w:tc>
         <w:tc>
           <w:tcPr>
-            <w:tcW w:w="2248" w:type="dxa"/>
+            <w:tcW w:w="1927" w:type="dxa"/>
             <w:tcBorders>
               <w:top w:val="single" w:sz="8" w:space="0" w:color="000000"/>
               <w:left w:val="single" w:sz="8" w:space="0" w:color="000000"/>
@@ -5723,18 +5854,18 @@
         </w:tc>
         <w:tc>
           <w:tcPr>
-            <w:tcW w:w="3913" w:type="dxa"/>
-            <w:tcBorders>
-              <w:top w:val="single" w:sz="8" w:space="0" w:color="000000"/>
-              <w:left w:val="single" w:sz="8" w:space="0" w:color="000000"/>
-              <w:bottom w:val="single" w:sz="8" w:space="0" w:color="000000"/>
-              <w:right w:val="single" w:sz="8" w:space="0" w:color="000000"/>
-            </w:tcBorders>
-            <w:vAlign w:val="center"/>
-          </w:tcPr>
-          <w:p>
-            <w:pPr>
-              <w:jc w:val="both"/>
+            <w:tcW w:w="2835" w:type="dxa"/>
+            <w:tcBorders>
+              <w:top w:val="single" w:sz="8" w:space="0" w:color="000000"/>
+              <w:left w:val="single" w:sz="8" w:space="0" w:color="000000"/>
+              <w:bottom w:val="single" w:sz="8" w:space="0" w:color="000000"/>
+              <w:right w:val="single" w:sz="8" w:space="0" w:color="000000"/>
+            </w:tcBorders>
+            <w:vAlign w:val="center"/>
+          </w:tcPr>
+          <w:p>
+            <w:pPr>
+              <w:jc w:val="left"/>
               <w:rPr>
                 <w:sz w:val="24"/>
                 <w:szCs w:val="24"/>
@@ -5753,39 +5884,40 @@
       </w:tr>
       <w:tr>
         <w:trPr>
+          <w:cantSplit/>
           <w:jc w:val="center"/>
         </w:trPr>
         <w:tc>
           <w:tcPr>
-            <w:tcW w:w="3367" w:type="dxa"/>
-            <w:tcBorders>
-              <w:top w:val="single" w:sz="8" w:space="0" w:color="000000"/>
-              <w:left w:val="single" w:sz="8" w:space="0" w:color="000000"/>
-              <w:bottom w:val="single" w:sz="8" w:space="0" w:color="000000"/>
-              <w:right w:val="single" w:sz="8" w:space="0" w:color="000000"/>
-            </w:tcBorders>
-            <w:vAlign w:val="center"/>
-          </w:tcPr>
-          <w:p>
-            <w:pPr>
-              <w:rPr>
-                <w:sz w:val="24"/>
-                <w:szCs w:val="24"/>
-              </w:rPr>
-            </w:pPr>
-            <w:r>
-              <w:rPr>
-                <w:b w:val="0"/>
-                <w:sz w:val="24"/>
-                <w:szCs w:val="24"/>
-              </w:rPr>
-              <w:t>3. Ubah Sales Stage lead menjadi Qualified bila kelima kriteria terpenuhi (butir 4.7).</w:t>
-            </w:r>
-          </w:p>
-        </w:tc>
-        <w:tc>
-          <w:tcPr>
-            <w:tcW w:w="2248" w:type="dxa"/>
+            <w:tcW w:w="4309" w:type="dxa"/>
+            <w:tcBorders>
+              <w:top w:val="single" w:sz="8" w:space="0" w:color="000000"/>
+              <w:left w:val="single" w:sz="8" w:space="0" w:color="000000"/>
+              <w:bottom w:val="single" w:sz="8" w:space="0" w:color="000000"/>
+              <w:right w:val="single" w:sz="8" w:space="0" w:color="000000"/>
+            </w:tcBorders>
+            <w:vAlign w:val="center"/>
+          </w:tcPr>
+          <w:p>
+            <w:pPr>
+              <w:rPr>
+                <w:sz w:val="24"/>
+                <w:szCs w:val="24"/>
+              </w:rPr>
+            </w:pPr>
+            <w:r>
+              <w:rPr>
+                <w:b w:val="0"/>
+                <w:sz w:val="24"/>
+                <w:szCs w:val="24"/>
+              </w:rPr>
+              <w:t>3. Ubah Sales Stage lead menjadi Qualified jika kelima kriteria terpenuhi (butir 4.7).</w:t>
+            </w:r>
+          </w:p>
+        </w:tc>
+        <w:tc>
+          <w:tcPr>
+            <w:tcW w:w="1927" w:type="dxa"/>
             <w:tcBorders>
               <w:top w:val="single" w:sz="8" w:space="0" w:color="000000"/>
               <w:left w:val="single" w:sz="8" w:space="0" w:color="000000"/>
@@ -5813,18 +5945,18 @@
         </w:tc>
         <w:tc>
           <w:tcPr>
-            <w:tcW w:w="3913" w:type="dxa"/>
-            <w:tcBorders>
-              <w:top w:val="single" w:sz="8" w:space="0" w:color="000000"/>
-              <w:left w:val="single" w:sz="8" w:space="0" w:color="000000"/>
-              <w:bottom w:val="single" w:sz="8" w:space="0" w:color="000000"/>
-              <w:right w:val="single" w:sz="8" w:space="0" w:color="000000"/>
-            </w:tcBorders>
-            <w:vAlign w:val="center"/>
-          </w:tcPr>
-          <w:p>
-            <w:pPr>
-              <w:jc w:val="both"/>
+            <w:tcW w:w="2835" w:type="dxa"/>
+            <w:tcBorders>
+              <w:top w:val="single" w:sz="8" w:space="0" w:color="000000"/>
+              <w:left w:val="single" w:sz="8" w:space="0" w:color="000000"/>
+              <w:bottom w:val="single" w:sz="8" w:space="0" w:color="000000"/>
+              <w:right w:val="single" w:sz="8" w:space="0" w:color="000000"/>
+            </w:tcBorders>
+            <w:vAlign w:val="center"/>
+          </w:tcPr>
+          <w:p>
+            <w:pPr>
+              <w:jc w:val="left"/>
               <w:rPr>
                 <w:sz w:val="24"/>
                 <w:szCs w:val="24"/>
@@ -5869,6 +6001,7 @@
     <w:p>
       <w:pPr>
         <w:pStyle w:val="Heading2"/>
+        <w:keepNext/>
         <w:numPr>
           <w:ilvl w:val="1"/>
           <w:numId w:val="7"/>
@@ -5889,27 +6022,30 @@
         <w:tblLook w:val="0400" w:firstRow="0" w:lastRow="0" w:firstColumn="0" w:lastColumn="0" w:noHBand="0" w:noVBand="1"/>
       </w:tblPr>
       <w:tblGrid>
-        <w:gridCol w:w="3367"/>
-        <w:gridCol w:w="2248"/>
-        <w:gridCol w:w="3913"/>
+        <w:gridCol w:w="4309"/>
+        <w:gridCol w:w="1927"/>
+        <w:gridCol w:w="2835"/>
       </w:tblGrid>
       <w:tr>
         <w:trPr>
+          <w:cantSplit/>
+          <w:tblHeader/>
           <w:jc w:val="center"/>
         </w:trPr>
         <w:tc>
           <w:tcPr>
-            <w:tcW w:w="3367" w:type="dxa"/>
-            <w:tcBorders>
-              <w:top w:val="single" w:sz="8" w:space="0" w:color="000000"/>
-              <w:left w:val="single" w:sz="8" w:space="0" w:color="000000"/>
-              <w:bottom w:val="single" w:sz="8" w:space="0" w:color="000000"/>
-              <w:right w:val="single" w:sz="8" w:space="0" w:color="000000"/>
-            </w:tcBorders>
-            <w:vAlign w:val="center"/>
-          </w:tcPr>
-          <w:p>
-            <w:pPr>
+            <w:tcW w:w="4309" w:type="dxa"/>
+            <w:tcBorders>
+              <w:top w:val="single" w:sz="8" w:space="0" w:color="000000"/>
+              <w:left w:val="single" w:sz="8" w:space="0" w:color="000000"/>
+              <w:bottom w:val="single" w:sz="8" w:space="0" w:color="000000"/>
+              <w:right w:val="single" w:sz="8" w:space="0" w:color="000000"/>
+            </w:tcBorders>
+            <w:vAlign w:val="center"/>
+          </w:tcPr>
+          <w:p>
+            <w:pPr>
+              <w:keepNext/>
               <w:jc w:val="center"/>
               <w:rPr>
                 <w:sz w:val="24"/>
@@ -5929,17 +6065,18 @@
         </w:tc>
         <w:tc>
           <w:tcPr>
-            <w:tcW w:w="2248" w:type="dxa"/>
-            <w:tcBorders>
-              <w:top w:val="single" w:sz="8" w:space="0" w:color="000000"/>
-              <w:left w:val="single" w:sz="8" w:space="0" w:color="000000"/>
-              <w:bottom w:val="single" w:sz="8" w:space="0" w:color="000000"/>
-              <w:right w:val="single" w:sz="8" w:space="0" w:color="000000"/>
-            </w:tcBorders>
-            <w:vAlign w:val="center"/>
-          </w:tcPr>
-          <w:p>
-            <w:pPr>
+            <w:tcW w:w="1927" w:type="dxa"/>
+            <w:tcBorders>
+              <w:top w:val="single" w:sz="8" w:space="0" w:color="000000"/>
+              <w:left w:val="single" w:sz="8" w:space="0" w:color="000000"/>
+              <w:bottom w:val="single" w:sz="8" w:space="0" w:color="000000"/>
+              <w:right w:val="single" w:sz="8" w:space="0" w:color="000000"/>
+            </w:tcBorders>
+            <w:vAlign w:val="center"/>
+          </w:tcPr>
+          <w:p>
+            <w:pPr>
+              <w:keepNext/>
               <w:jc w:val="center"/>
               <w:rPr>
                 <w:sz w:val="24"/>
@@ -5959,17 +6096,18 @@
         </w:tc>
         <w:tc>
           <w:tcPr>
-            <w:tcW w:w="3913" w:type="dxa"/>
-            <w:tcBorders>
-              <w:top w:val="single" w:sz="8" w:space="0" w:color="000000"/>
-              <w:left w:val="single" w:sz="8" w:space="0" w:color="000000"/>
-              <w:bottom w:val="single" w:sz="8" w:space="0" w:color="000000"/>
-              <w:right w:val="single" w:sz="8" w:space="0" w:color="000000"/>
-            </w:tcBorders>
-            <w:vAlign w:val="center"/>
-          </w:tcPr>
-          <w:p>
-            <w:pPr>
+            <w:tcW w:w="2835" w:type="dxa"/>
+            <w:tcBorders>
+              <w:top w:val="single" w:sz="8" w:space="0" w:color="000000"/>
+              <w:left w:val="single" w:sz="8" w:space="0" w:color="000000"/>
+              <w:bottom w:val="single" w:sz="8" w:space="0" w:color="000000"/>
+              <w:right w:val="single" w:sz="8" w:space="0" w:color="000000"/>
+            </w:tcBorders>
+            <w:vAlign w:val="center"/>
+          </w:tcPr>
+          <w:p>
+            <w:pPr>
+              <w:keepNext/>
               <w:jc w:val="center"/>
               <w:rPr>
                 <w:sz w:val="24"/>
@@ -5990,39 +6128,40 @@
       </w:tr>
       <w:tr>
         <w:trPr>
+          <w:cantSplit/>
           <w:jc w:val="center"/>
         </w:trPr>
         <w:tc>
           <w:tcPr>
-            <w:tcW w:w="3367" w:type="dxa"/>
-            <w:tcBorders>
-              <w:top w:val="single" w:sz="8" w:space="0" w:color="000000"/>
-              <w:left w:val="single" w:sz="8" w:space="0" w:color="000000"/>
-              <w:bottom w:val="single" w:sz="8" w:space="0" w:color="000000"/>
-              <w:right w:val="single" w:sz="8" w:space="0" w:color="000000"/>
-            </w:tcBorders>
-            <w:vAlign w:val="center"/>
-          </w:tcPr>
-          <w:p>
-            <w:pPr>
-              <w:rPr>
-                <w:sz w:val="24"/>
-                <w:szCs w:val="24"/>
-              </w:rPr>
-            </w:pPr>
-            <w:r>
-              <w:rPr>
-                <w:b w:val="0"/>
-                <w:sz w:val="24"/>
-                <w:szCs w:val="24"/>
-              </w:rPr>
-              <w:t>1. Ajukan permintaan penyiapan atau review NDA kepada Legal &amp; Compliance bila NDA diperlukan sebelum informasi RESTRICTED dibagikan ke customer (butir 4.13 dan 4.14; SNX-LEG-SOP-02 butir 6.1).</w:t>
-            </w:r>
-          </w:p>
-        </w:tc>
-        <w:tc>
-          <w:tcPr>
-            <w:tcW w:w="2248" w:type="dxa"/>
+            <w:tcW w:w="4309" w:type="dxa"/>
+            <w:tcBorders>
+              <w:top w:val="single" w:sz="8" w:space="0" w:color="000000"/>
+              <w:left w:val="single" w:sz="8" w:space="0" w:color="000000"/>
+              <w:bottom w:val="single" w:sz="8" w:space="0" w:color="000000"/>
+              <w:right w:val="single" w:sz="8" w:space="0" w:color="000000"/>
+            </w:tcBorders>
+            <w:vAlign w:val="center"/>
+          </w:tcPr>
+          <w:p>
+            <w:pPr>
+              <w:rPr>
+                <w:sz w:val="24"/>
+                <w:szCs w:val="24"/>
+              </w:rPr>
+            </w:pPr>
+            <w:r>
+              <w:rPr>
+                <w:b w:val="0"/>
+                <w:sz w:val="24"/>
+                <w:szCs w:val="24"/>
+              </w:rPr>
+              <w:t>1. Ajukan permintaan penyiapan atau review NDA kepada Legal &amp; Compliance jika NDA diperlukan sebelum informasi RESTRICTED dibagikan ke customer (butir 4.13 dan 4.14; SNX-LEG-SOP-02 butir 6.1).</w:t>
+            </w:r>
+          </w:p>
+        </w:tc>
+        <w:tc>
+          <w:tcPr>
+            <w:tcW w:w="1927" w:type="dxa"/>
             <w:tcBorders>
               <w:top w:val="single" w:sz="8" w:space="0" w:color="000000"/>
               <w:left w:val="single" w:sz="8" w:space="0" w:color="000000"/>
@@ -6050,18 +6189,18 @@
         </w:tc>
         <w:tc>
           <w:tcPr>
-            <w:tcW w:w="3913" w:type="dxa"/>
-            <w:tcBorders>
-              <w:top w:val="single" w:sz="8" w:space="0" w:color="000000"/>
-              <w:left w:val="single" w:sz="8" w:space="0" w:color="000000"/>
-              <w:bottom w:val="single" w:sz="8" w:space="0" w:color="000000"/>
-              <w:right w:val="single" w:sz="8" w:space="0" w:color="000000"/>
-            </w:tcBorders>
-            <w:vAlign w:val="center"/>
-          </w:tcPr>
-          <w:p>
-            <w:pPr>
-              <w:jc w:val="both"/>
+            <w:tcW w:w="2835" w:type="dxa"/>
+            <w:tcBorders>
+              <w:top w:val="single" w:sz="8" w:space="0" w:color="000000"/>
+              <w:left w:val="single" w:sz="8" w:space="0" w:color="000000"/>
+              <w:bottom w:val="single" w:sz="8" w:space="0" w:color="000000"/>
+              <w:right w:val="single" w:sz="8" w:space="0" w:color="000000"/>
+            </w:tcBorders>
+            <w:vAlign w:val="center"/>
+          </w:tcPr>
+          <w:p>
+            <w:pPr>
+              <w:jc w:val="left"/>
               <w:rPr>
                 <w:sz w:val="24"/>
                 <w:szCs w:val="24"/>
@@ -6080,11 +6219,12 @@
       </w:tr>
       <w:tr>
         <w:trPr>
+          <w:cantSplit/>
           <w:jc w:val="center"/>
         </w:trPr>
         <w:tc>
           <w:tcPr>
-            <w:tcW w:w="3367" w:type="dxa"/>
+            <w:tcW w:w="4309" w:type="dxa"/>
             <w:tcBorders>
               <w:top w:val="single" w:sz="8" w:space="0" w:color="000000"/>
               <w:left w:val="single" w:sz="8" w:space="0" w:color="000000"/>
@@ -6112,7 +6252,7 @@
         </w:tc>
         <w:tc>
           <w:tcPr>
-            <w:tcW w:w="2248" w:type="dxa"/>
+            <w:tcW w:w="1927" w:type="dxa"/>
             <w:tcBorders>
               <w:top w:val="single" w:sz="8" w:space="0" w:color="000000"/>
               <w:left w:val="single" w:sz="8" w:space="0" w:color="000000"/>
@@ -6140,18 +6280,18 @@
         </w:tc>
         <w:tc>
           <w:tcPr>
-            <w:tcW w:w="3913" w:type="dxa"/>
-            <w:tcBorders>
-              <w:top w:val="single" w:sz="8" w:space="0" w:color="000000"/>
-              <w:left w:val="single" w:sz="8" w:space="0" w:color="000000"/>
-              <w:bottom w:val="single" w:sz="8" w:space="0" w:color="000000"/>
-              <w:right w:val="single" w:sz="8" w:space="0" w:color="000000"/>
-            </w:tcBorders>
-            <w:vAlign w:val="center"/>
-          </w:tcPr>
-          <w:p>
-            <w:pPr>
-              <w:jc w:val="both"/>
+            <w:tcW w:w="2835" w:type="dxa"/>
+            <w:tcBorders>
+              <w:top w:val="single" w:sz="8" w:space="0" w:color="000000"/>
+              <w:left w:val="single" w:sz="8" w:space="0" w:color="000000"/>
+              <w:bottom w:val="single" w:sz="8" w:space="0" w:color="000000"/>
+              <w:right w:val="single" w:sz="8" w:space="0" w:color="000000"/>
+            </w:tcBorders>
+            <w:vAlign w:val="center"/>
+          </w:tcPr>
+          <w:p>
+            <w:pPr>
+              <w:jc w:val="left"/>
               <w:rPr>
                 <w:sz w:val="24"/>
                 <w:szCs w:val="24"/>
@@ -6170,11 +6310,12 @@
       </w:tr>
       <w:tr>
         <w:trPr>
+          <w:cantSplit/>
           <w:jc w:val="center"/>
         </w:trPr>
         <w:tc>
           <w:tcPr>
-            <w:tcW w:w="3367" w:type="dxa"/>
+            <w:tcW w:w="4309" w:type="dxa"/>
             <w:tcBorders>
               <w:top w:val="single" w:sz="8" w:space="0" w:color="000000"/>
               <w:left w:val="single" w:sz="8" w:space="0" w:color="000000"/>
@@ -6202,7 +6343,7 @@
         </w:tc>
         <w:tc>
           <w:tcPr>
-            <w:tcW w:w="2248" w:type="dxa"/>
+            <w:tcW w:w="1927" w:type="dxa"/>
             <w:tcBorders>
               <w:top w:val="single" w:sz="8" w:space="0" w:color="000000"/>
               <w:left w:val="single" w:sz="8" w:space="0" w:color="000000"/>
@@ -6230,18 +6371,18 @@
         </w:tc>
         <w:tc>
           <w:tcPr>
-            <w:tcW w:w="3913" w:type="dxa"/>
-            <w:tcBorders>
-              <w:top w:val="single" w:sz="8" w:space="0" w:color="000000"/>
-              <w:left w:val="single" w:sz="8" w:space="0" w:color="000000"/>
-              <w:bottom w:val="single" w:sz="8" w:space="0" w:color="000000"/>
-              <w:right w:val="single" w:sz="8" w:space="0" w:color="000000"/>
-            </w:tcBorders>
-            <w:vAlign w:val="center"/>
-          </w:tcPr>
-          <w:p>
-            <w:pPr>
-              <w:jc w:val="both"/>
+            <w:tcW w:w="2835" w:type="dxa"/>
+            <w:tcBorders>
+              <w:top w:val="single" w:sz="8" w:space="0" w:color="000000"/>
+              <w:left w:val="single" w:sz="8" w:space="0" w:color="000000"/>
+              <w:bottom w:val="single" w:sz="8" w:space="0" w:color="000000"/>
+              <w:right w:val="single" w:sz="8" w:space="0" w:color="000000"/>
+            </w:tcBorders>
+            <w:vAlign w:val="center"/>
+          </w:tcPr>
+          <w:p>
+            <w:pPr>
+              <w:jc w:val="left"/>
               <w:rPr>
                 <w:sz w:val="24"/>
                 <w:szCs w:val="24"/>
@@ -6260,11 +6401,12 @@
       </w:tr>
       <w:tr>
         <w:trPr>
+          <w:cantSplit/>
           <w:jc w:val="center"/>
         </w:trPr>
         <w:tc>
           <w:tcPr>
-            <w:tcW w:w="3367" w:type="dxa"/>
+            <w:tcW w:w="4309" w:type="dxa"/>
             <w:tcBorders>
               <w:top w:val="single" w:sz="8" w:space="0" w:color="000000"/>
               <w:left w:val="single" w:sz="8" w:space="0" w:color="000000"/>
@@ -6292,7 +6434,7 @@
         </w:tc>
         <w:tc>
           <w:tcPr>
-            <w:tcW w:w="2248" w:type="dxa"/>
+            <w:tcW w:w="1927" w:type="dxa"/>
             <w:tcBorders>
               <w:top w:val="single" w:sz="8" w:space="0" w:color="000000"/>
               <w:left w:val="single" w:sz="8" w:space="0" w:color="000000"/>
@@ -6320,18 +6462,18 @@
         </w:tc>
         <w:tc>
           <w:tcPr>
-            <w:tcW w:w="3913" w:type="dxa"/>
-            <w:tcBorders>
-              <w:top w:val="single" w:sz="8" w:space="0" w:color="000000"/>
-              <w:left w:val="single" w:sz="8" w:space="0" w:color="000000"/>
-              <w:bottom w:val="single" w:sz="8" w:space="0" w:color="000000"/>
-              <w:right w:val="single" w:sz="8" w:space="0" w:color="000000"/>
-            </w:tcBorders>
-            <w:vAlign w:val="center"/>
-          </w:tcPr>
-          <w:p>
-            <w:pPr>
-              <w:jc w:val="both"/>
+            <w:tcW w:w="2835" w:type="dxa"/>
+            <w:tcBorders>
+              <w:top w:val="single" w:sz="8" w:space="0" w:color="000000"/>
+              <w:left w:val="single" w:sz="8" w:space="0" w:color="000000"/>
+              <w:bottom w:val="single" w:sz="8" w:space="0" w:color="000000"/>
+              <w:right w:val="single" w:sz="8" w:space="0" w:color="000000"/>
+            </w:tcBorders>
+            <w:vAlign w:val="center"/>
+          </w:tcPr>
+          <w:p>
+            <w:pPr>
+              <w:jc w:val="left"/>
               <w:rPr>
                 <w:sz w:val="24"/>
                 <w:szCs w:val="24"/>
@@ -6350,11 +6492,12 @@
       </w:tr>
       <w:tr>
         <w:trPr>
+          <w:cantSplit/>
           <w:jc w:val="center"/>
         </w:trPr>
         <w:tc>
           <w:tcPr>
-            <w:tcW w:w="3367" w:type="dxa"/>
+            <w:tcW w:w="4309" w:type="dxa"/>
             <w:tcBorders>
               <w:top w:val="single" w:sz="8" w:space="0" w:color="000000"/>
               <w:left w:val="single" w:sz="8" w:space="0" w:color="000000"/>
@@ -6382,7 +6525,7 @@
         </w:tc>
         <w:tc>
           <w:tcPr>
-            <w:tcW w:w="2248" w:type="dxa"/>
+            <w:tcW w:w="1927" w:type="dxa"/>
             <w:tcBorders>
               <w:top w:val="single" w:sz="8" w:space="0" w:color="000000"/>
               <w:left w:val="single" w:sz="8" w:space="0" w:color="000000"/>
@@ -6410,18 +6553,18 @@
         </w:tc>
         <w:tc>
           <w:tcPr>
-            <w:tcW w:w="3913" w:type="dxa"/>
-            <w:tcBorders>
-              <w:top w:val="single" w:sz="8" w:space="0" w:color="000000"/>
-              <w:left w:val="single" w:sz="8" w:space="0" w:color="000000"/>
-              <w:bottom w:val="single" w:sz="8" w:space="0" w:color="000000"/>
-              <w:right w:val="single" w:sz="8" w:space="0" w:color="000000"/>
-            </w:tcBorders>
-            <w:vAlign w:val="center"/>
-          </w:tcPr>
-          <w:p>
-            <w:pPr>
-              <w:jc w:val="both"/>
+            <w:tcW w:w="2835" w:type="dxa"/>
+            <w:tcBorders>
+              <w:top w:val="single" w:sz="8" w:space="0" w:color="000000"/>
+              <w:left w:val="single" w:sz="8" w:space="0" w:color="000000"/>
+              <w:bottom w:val="single" w:sz="8" w:space="0" w:color="000000"/>
+              <w:right w:val="single" w:sz="8" w:space="0" w:color="000000"/>
+            </w:tcBorders>
+            <w:vAlign w:val="center"/>
+          </w:tcPr>
+          <w:p>
+            <w:pPr>
+              <w:jc w:val="left"/>
               <w:rPr>
                 <w:sz w:val="24"/>
                 <w:szCs w:val="24"/>
@@ -6440,39 +6583,40 @@
       </w:tr>
       <w:tr>
         <w:trPr>
+          <w:cantSplit/>
           <w:jc w:val="center"/>
         </w:trPr>
         <w:tc>
           <w:tcPr>
-            <w:tcW w:w="3367" w:type="dxa"/>
-            <w:tcBorders>
-              <w:top w:val="single" w:sz="8" w:space="0" w:color="000000"/>
-              <w:left w:val="single" w:sz="8" w:space="0" w:color="000000"/>
-              <w:bottom w:val="single" w:sz="8" w:space="0" w:color="000000"/>
-              <w:right w:val="single" w:sz="8" w:space="0" w:color="000000"/>
-            </w:tcBorders>
-            <w:vAlign w:val="center"/>
-          </w:tcPr>
-          <w:p>
-            <w:pPr>
-              <w:rPr>
-                <w:sz w:val="24"/>
-                <w:szCs w:val="24"/>
-              </w:rPr>
-            </w:pPr>
-            <w:r>
-              <w:rPr>
-                <w:b w:val="0"/>
-                <w:sz w:val="24"/>
-                <w:szCs w:val="24"/>
-              </w:rPr>
-              <w:t>6. Dukung presentasi dan demo dengan technical discussion dan solution design bila Business Development memintanya.</w:t>
-            </w:r>
-          </w:p>
-        </w:tc>
-        <w:tc>
-          <w:tcPr>
-            <w:tcW w:w="2248" w:type="dxa"/>
+            <w:tcW w:w="4309" w:type="dxa"/>
+            <w:tcBorders>
+              <w:top w:val="single" w:sz="8" w:space="0" w:color="000000"/>
+              <w:left w:val="single" w:sz="8" w:space="0" w:color="000000"/>
+              <w:bottom w:val="single" w:sz="8" w:space="0" w:color="000000"/>
+              <w:right w:val="single" w:sz="8" w:space="0" w:color="000000"/>
+            </w:tcBorders>
+            <w:vAlign w:val="center"/>
+          </w:tcPr>
+          <w:p>
+            <w:pPr>
+              <w:rPr>
+                <w:sz w:val="24"/>
+                <w:szCs w:val="24"/>
+              </w:rPr>
+            </w:pPr>
+            <w:r>
+              <w:rPr>
+                <w:b w:val="0"/>
+                <w:sz w:val="24"/>
+                <w:szCs w:val="24"/>
+              </w:rPr>
+              <w:t>6. Dukung presentasi dan demo dengan technical discussion dan solution design jika diminta Business Development.</w:t>
+            </w:r>
+          </w:p>
+        </w:tc>
+        <w:tc>
+          <w:tcPr>
+            <w:tcW w:w="1927" w:type="dxa"/>
             <w:tcBorders>
               <w:top w:val="single" w:sz="8" w:space="0" w:color="000000"/>
               <w:left w:val="single" w:sz="8" w:space="0" w:color="000000"/>
@@ -6500,18 +6644,18 @@
         </w:tc>
         <w:tc>
           <w:tcPr>
-            <w:tcW w:w="3913" w:type="dxa"/>
-            <w:tcBorders>
-              <w:top w:val="single" w:sz="8" w:space="0" w:color="000000"/>
-              <w:left w:val="single" w:sz="8" w:space="0" w:color="000000"/>
-              <w:bottom w:val="single" w:sz="8" w:space="0" w:color="000000"/>
-              <w:right w:val="single" w:sz="8" w:space="0" w:color="000000"/>
-            </w:tcBorders>
-            <w:vAlign w:val="center"/>
-          </w:tcPr>
-          <w:p>
-            <w:pPr>
-              <w:jc w:val="both"/>
+            <w:tcW w:w="2835" w:type="dxa"/>
+            <w:tcBorders>
+              <w:top w:val="single" w:sz="8" w:space="0" w:color="000000"/>
+              <w:left w:val="single" w:sz="8" w:space="0" w:color="000000"/>
+              <w:bottom w:val="single" w:sz="8" w:space="0" w:color="000000"/>
+              <w:right w:val="single" w:sz="8" w:space="0" w:color="000000"/>
+            </w:tcBorders>
+            <w:vAlign w:val="center"/>
+          </w:tcPr>
+          <w:p>
+            <w:pPr>
+              <w:jc w:val="left"/>
               <w:rPr>
                 <w:sz w:val="24"/>
                 <w:szCs w:val="24"/>
@@ -6530,11 +6674,12 @@
       </w:tr>
       <w:tr>
         <w:trPr>
+          <w:cantSplit/>
           <w:jc w:val="center"/>
         </w:trPr>
         <w:tc>
           <w:tcPr>
-            <w:tcW w:w="3367" w:type="dxa"/>
+            <w:tcW w:w="4309" w:type="dxa"/>
             <w:tcBorders>
               <w:top w:val="single" w:sz="8" w:space="0" w:color="000000"/>
               <w:left w:val="single" w:sz="8" w:space="0" w:color="000000"/>
@@ -6562,7 +6707,7 @@
         </w:tc>
         <w:tc>
           <w:tcPr>
-            <w:tcW w:w="2248" w:type="dxa"/>
+            <w:tcW w:w="1927" w:type="dxa"/>
             <w:tcBorders>
               <w:top w:val="single" w:sz="8" w:space="0" w:color="000000"/>
               <w:left w:val="single" w:sz="8" w:space="0" w:color="000000"/>
@@ -6590,18 +6735,18 @@
         </w:tc>
         <w:tc>
           <w:tcPr>
-            <w:tcW w:w="3913" w:type="dxa"/>
-            <w:tcBorders>
-              <w:top w:val="single" w:sz="8" w:space="0" w:color="000000"/>
-              <w:left w:val="single" w:sz="8" w:space="0" w:color="000000"/>
-              <w:bottom w:val="single" w:sz="8" w:space="0" w:color="000000"/>
-              <w:right w:val="single" w:sz="8" w:space="0" w:color="000000"/>
-            </w:tcBorders>
-            <w:vAlign w:val="center"/>
-          </w:tcPr>
-          <w:p>
-            <w:pPr>
-              <w:jc w:val="both"/>
+            <w:tcW w:w="2835" w:type="dxa"/>
+            <w:tcBorders>
+              <w:top w:val="single" w:sz="8" w:space="0" w:color="000000"/>
+              <w:left w:val="single" w:sz="8" w:space="0" w:color="000000"/>
+              <w:bottom w:val="single" w:sz="8" w:space="0" w:color="000000"/>
+              <w:right w:val="single" w:sz="8" w:space="0" w:color="000000"/>
+            </w:tcBorders>
+            <w:vAlign w:val="center"/>
+          </w:tcPr>
+          <w:p>
+            <w:pPr>
+              <w:jc w:val="left"/>
               <w:rPr>
                 <w:sz w:val="24"/>
                 <w:szCs w:val="24"/>
@@ -6620,11 +6765,12 @@
       </w:tr>
       <w:tr>
         <w:trPr>
+          <w:cantSplit/>
           <w:jc w:val="center"/>
         </w:trPr>
         <w:tc>
           <w:tcPr>
-            <w:tcW w:w="3367" w:type="dxa"/>
+            <w:tcW w:w="4309" w:type="dxa"/>
             <w:tcBorders>
               <w:top w:val="single" w:sz="8" w:space="0" w:color="000000"/>
               <w:left w:val="single" w:sz="8" w:space="0" w:color="000000"/>
@@ -6652,7 +6798,7 @@
         </w:tc>
         <w:tc>
           <w:tcPr>
-            <w:tcW w:w="2248" w:type="dxa"/>
+            <w:tcW w:w="1927" w:type="dxa"/>
             <w:tcBorders>
               <w:top w:val="single" w:sz="8" w:space="0" w:color="000000"/>
               <w:left w:val="single" w:sz="8" w:space="0" w:color="000000"/>
@@ -6680,18 +6826,18 @@
         </w:tc>
         <w:tc>
           <w:tcPr>
-            <w:tcW w:w="3913" w:type="dxa"/>
-            <w:tcBorders>
-              <w:top w:val="single" w:sz="8" w:space="0" w:color="000000"/>
-              <w:left w:val="single" w:sz="8" w:space="0" w:color="000000"/>
-              <w:bottom w:val="single" w:sz="8" w:space="0" w:color="000000"/>
-              <w:right w:val="single" w:sz="8" w:space="0" w:color="000000"/>
-            </w:tcBorders>
-            <w:vAlign w:val="center"/>
-          </w:tcPr>
-          <w:p>
-            <w:pPr>
-              <w:jc w:val="both"/>
+            <w:tcW w:w="2835" w:type="dxa"/>
+            <w:tcBorders>
+              <w:top w:val="single" w:sz="8" w:space="0" w:color="000000"/>
+              <w:left w:val="single" w:sz="8" w:space="0" w:color="000000"/>
+              <w:bottom w:val="single" w:sz="8" w:space="0" w:color="000000"/>
+              <w:right w:val="single" w:sz="8" w:space="0" w:color="000000"/>
+            </w:tcBorders>
+            <w:vAlign w:val="center"/>
+          </w:tcPr>
+          <w:p>
+            <w:pPr>
+              <w:jc w:val="left"/>
               <w:rPr>
                 <w:sz w:val="24"/>
                 <w:szCs w:val="24"/>
@@ -6710,11 +6856,12 @@
       </w:tr>
       <w:tr>
         <w:trPr>
+          <w:cantSplit/>
           <w:jc w:val="center"/>
         </w:trPr>
         <w:tc>
           <w:tcPr>
-            <w:tcW w:w="3367" w:type="dxa"/>
+            <w:tcW w:w="4309" w:type="dxa"/>
             <w:tcBorders>
               <w:top w:val="single" w:sz="8" w:space="0" w:color="000000"/>
               <w:left w:val="single" w:sz="8" w:space="0" w:color="000000"/>
@@ -6742,7 +6889,7 @@
         </w:tc>
         <w:tc>
           <w:tcPr>
-            <w:tcW w:w="2248" w:type="dxa"/>
+            <w:tcW w:w="1927" w:type="dxa"/>
             <w:tcBorders>
               <w:top w:val="single" w:sz="8" w:space="0" w:color="000000"/>
               <w:left w:val="single" w:sz="8" w:space="0" w:color="000000"/>
@@ -6770,18 +6917,18 @@
         </w:tc>
         <w:tc>
           <w:tcPr>
-            <w:tcW w:w="3913" w:type="dxa"/>
-            <w:tcBorders>
-              <w:top w:val="single" w:sz="8" w:space="0" w:color="000000"/>
-              <w:left w:val="single" w:sz="8" w:space="0" w:color="000000"/>
-              <w:bottom w:val="single" w:sz="8" w:space="0" w:color="000000"/>
-              <w:right w:val="single" w:sz="8" w:space="0" w:color="000000"/>
-            </w:tcBorders>
-            <w:vAlign w:val="center"/>
-          </w:tcPr>
-          <w:p>
-            <w:pPr>
-              <w:jc w:val="both"/>
+            <w:tcW w:w="2835" w:type="dxa"/>
+            <w:tcBorders>
+              <w:top w:val="single" w:sz="8" w:space="0" w:color="000000"/>
+              <w:left w:val="single" w:sz="8" w:space="0" w:color="000000"/>
+              <w:bottom w:val="single" w:sz="8" w:space="0" w:color="000000"/>
+              <w:right w:val="single" w:sz="8" w:space="0" w:color="000000"/>
+            </w:tcBorders>
+            <w:vAlign w:val="center"/>
+          </w:tcPr>
+          <w:p>
+            <w:pPr>
+              <w:jc w:val="left"/>
               <w:rPr>
                 <w:sz w:val="24"/>
                 <w:szCs w:val="24"/>
@@ -6800,11 +6947,12 @@
       </w:tr>
       <w:tr>
         <w:trPr>
+          <w:cantSplit/>
           <w:jc w:val="center"/>
         </w:trPr>
         <w:tc>
           <w:tcPr>
-            <w:tcW w:w="3367" w:type="dxa"/>
+            <w:tcW w:w="4309" w:type="dxa"/>
             <w:tcBorders>
               <w:top w:val="single" w:sz="8" w:space="0" w:color="000000"/>
               <w:left w:val="single" w:sz="8" w:space="0" w:color="000000"/>
@@ -6832,7 +6980,7 @@
         </w:tc>
         <w:tc>
           <w:tcPr>
-            <w:tcW w:w="2248" w:type="dxa"/>
+            <w:tcW w:w="1927" w:type="dxa"/>
             <w:tcBorders>
               <w:top w:val="single" w:sz="8" w:space="0" w:color="000000"/>
               <w:left w:val="single" w:sz="8" w:space="0" w:color="000000"/>
@@ -6860,18 +7008,18 @@
         </w:tc>
         <w:tc>
           <w:tcPr>
-            <w:tcW w:w="3913" w:type="dxa"/>
-            <w:tcBorders>
-              <w:top w:val="single" w:sz="8" w:space="0" w:color="000000"/>
-              <w:left w:val="single" w:sz="8" w:space="0" w:color="000000"/>
-              <w:bottom w:val="single" w:sz="8" w:space="0" w:color="000000"/>
-              <w:right w:val="single" w:sz="8" w:space="0" w:color="000000"/>
-            </w:tcBorders>
-            <w:vAlign w:val="center"/>
-          </w:tcPr>
-          <w:p>
-            <w:pPr>
-              <w:jc w:val="both"/>
+            <w:tcW w:w="2835" w:type="dxa"/>
+            <w:tcBorders>
+              <w:top w:val="single" w:sz="8" w:space="0" w:color="000000"/>
+              <w:left w:val="single" w:sz="8" w:space="0" w:color="000000"/>
+              <w:bottom w:val="single" w:sz="8" w:space="0" w:color="000000"/>
+              <w:right w:val="single" w:sz="8" w:space="0" w:color="000000"/>
+            </w:tcBorders>
+            <w:vAlign w:val="center"/>
+          </w:tcPr>
+          <w:p>
+            <w:pPr>
+              <w:jc w:val="left"/>
               <w:rPr>
                 <w:sz w:val="24"/>
                 <w:szCs w:val="24"/>
@@ -6916,6 +7064,7 @@
     <w:p>
       <w:pPr>
         <w:pStyle w:val="Heading2"/>
+        <w:keepNext/>
         <w:numPr>
           <w:ilvl w:val="1"/>
           <w:numId w:val="7"/>
@@ -6936,27 +7085,30 @@
         <w:tblLook w:val="0400" w:firstRow="0" w:lastRow="0" w:firstColumn="0" w:lastColumn="0" w:noHBand="0" w:noVBand="1"/>
       </w:tblPr>
       <w:tblGrid>
-        <w:gridCol w:w="3367"/>
-        <w:gridCol w:w="2248"/>
-        <w:gridCol w:w="3913"/>
+        <w:gridCol w:w="4309"/>
+        <w:gridCol w:w="1927"/>
+        <w:gridCol w:w="2835"/>
       </w:tblGrid>
       <w:tr>
         <w:trPr>
+          <w:cantSplit/>
+          <w:tblHeader/>
           <w:jc w:val="center"/>
         </w:trPr>
         <w:tc>
           <w:tcPr>
-            <w:tcW w:w="3367" w:type="dxa"/>
-            <w:tcBorders>
-              <w:top w:val="single" w:sz="8" w:space="0" w:color="000000"/>
-              <w:left w:val="single" w:sz="8" w:space="0" w:color="000000"/>
-              <w:bottom w:val="single" w:sz="8" w:space="0" w:color="000000"/>
-              <w:right w:val="single" w:sz="8" w:space="0" w:color="000000"/>
-            </w:tcBorders>
-            <w:vAlign w:val="center"/>
-          </w:tcPr>
-          <w:p>
-            <w:pPr>
+            <w:tcW w:w="4309" w:type="dxa"/>
+            <w:tcBorders>
+              <w:top w:val="single" w:sz="8" w:space="0" w:color="000000"/>
+              <w:left w:val="single" w:sz="8" w:space="0" w:color="000000"/>
+              <w:bottom w:val="single" w:sz="8" w:space="0" w:color="000000"/>
+              <w:right w:val="single" w:sz="8" w:space="0" w:color="000000"/>
+            </w:tcBorders>
+            <w:vAlign w:val="center"/>
+          </w:tcPr>
+          <w:p>
+            <w:pPr>
+              <w:keepNext/>
               <w:jc w:val="center"/>
               <w:rPr>
                 <w:sz w:val="24"/>
@@ -6976,17 +7128,18 @@
         </w:tc>
         <w:tc>
           <w:tcPr>
-            <w:tcW w:w="2248" w:type="dxa"/>
-            <w:tcBorders>
-              <w:top w:val="single" w:sz="8" w:space="0" w:color="000000"/>
-              <w:left w:val="single" w:sz="8" w:space="0" w:color="000000"/>
-              <w:bottom w:val="single" w:sz="8" w:space="0" w:color="000000"/>
-              <w:right w:val="single" w:sz="8" w:space="0" w:color="000000"/>
-            </w:tcBorders>
-            <w:vAlign w:val="center"/>
-          </w:tcPr>
-          <w:p>
-            <w:pPr>
+            <w:tcW w:w="1927" w:type="dxa"/>
+            <w:tcBorders>
+              <w:top w:val="single" w:sz="8" w:space="0" w:color="000000"/>
+              <w:left w:val="single" w:sz="8" w:space="0" w:color="000000"/>
+              <w:bottom w:val="single" w:sz="8" w:space="0" w:color="000000"/>
+              <w:right w:val="single" w:sz="8" w:space="0" w:color="000000"/>
+            </w:tcBorders>
+            <w:vAlign w:val="center"/>
+          </w:tcPr>
+          <w:p>
+            <w:pPr>
+              <w:keepNext/>
               <w:jc w:val="center"/>
               <w:rPr>
                 <w:sz w:val="24"/>
@@ -7006,17 +7159,18 @@
         </w:tc>
         <w:tc>
           <w:tcPr>
-            <w:tcW w:w="3913" w:type="dxa"/>
-            <w:tcBorders>
-              <w:top w:val="single" w:sz="8" w:space="0" w:color="000000"/>
-              <w:left w:val="single" w:sz="8" w:space="0" w:color="000000"/>
-              <w:bottom w:val="single" w:sz="8" w:space="0" w:color="000000"/>
-              <w:right w:val="single" w:sz="8" w:space="0" w:color="000000"/>
-            </w:tcBorders>
-            <w:vAlign w:val="center"/>
-          </w:tcPr>
-          <w:p>
-            <w:pPr>
+            <w:tcW w:w="2835" w:type="dxa"/>
+            <w:tcBorders>
+              <w:top w:val="single" w:sz="8" w:space="0" w:color="000000"/>
+              <w:left w:val="single" w:sz="8" w:space="0" w:color="000000"/>
+              <w:bottom w:val="single" w:sz="8" w:space="0" w:color="000000"/>
+              <w:right w:val="single" w:sz="8" w:space="0" w:color="000000"/>
+            </w:tcBorders>
+            <w:vAlign w:val="center"/>
+          </w:tcPr>
+          <w:p>
+            <w:pPr>
+              <w:keepNext/>
               <w:jc w:val="center"/>
               <w:rPr>
                 <w:sz w:val="24"/>
@@ -7037,11 +7191,12 @@
       </w:tr>
       <w:tr>
         <w:trPr>
+          <w:cantSplit/>
           <w:jc w:val="center"/>
         </w:trPr>
         <w:tc>
           <w:tcPr>
-            <w:tcW w:w="3367" w:type="dxa"/>
+            <w:tcW w:w="4309" w:type="dxa"/>
             <w:tcBorders>
               <w:top w:val="single" w:sz="8" w:space="0" w:color="000000"/>
               <w:left w:val="single" w:sz="8" w:space="0" w:color="000000"/>
@@ -7069,7 +7224,7 @@
         </w:tc>
         <w:tc>
           <w:tcPr>
-            <w:tcW w:w="2248" w:type="dxa"/>
+            <w:tcW w:w="1927" w:type="dxa"/>
             <w:tcBorders>
               <w:top w:val="single" w:sz="8" w:space="0" w:color="000000"/>
               <w:left w:val="single" w:sz="8" w:space="0" w:color="000000"/>
@@ -7097,18 +7252,18 @@
         </w:tc>
         <w:tc>
           <w:tcPr>
-            <w:tcW w:w="3913" w:type="dxa"/>
-            <w:tcBorders>
-              <w:top w:val="single" w:sz="8" w:space="0" w:color="000000"/>
-              <w:left w:val="single" w:sz="8" w:space="0" w:color="000000"/>
-              <w:bottom w:val="single" w:sz="8" w:space="0" w:color="000000"/>
-              <w:right w:val="single" w:sz="8" w:space="0" w:color="000000"/>
-            </w:tcBorders>
-            <w:vAlign w:val="center"/>
-          </w:tcPr>
-          <w:p>
-            <w:pPr>
-              <w:jc w:val="both"/>
+            <w:tcW w:w="2835" w:type="dxa"/>
+            <w:tcBorders>
+              <w:top w:val="single" w:sz="8" w:space="0" w:color="000000"/>
+              <w:left w:val="single" w:sz="8" w:space="0" w:color="000000"/>
+              <w:bottom w:val="single" w:sz="8" w:space="0" w:color="000000"/>
+              <w:right w:val="single" w:sz="8" w:space="0" w:color="000000"/>
+            </w:tcBorders>
+            <w:vAlign w:val="center"/>
+          </w:tcPr>
+          <w:p>
+            <w:pPr>
+              <w:jc w:val="left"/>
               <w:rPr>
                 <w:sz w:val="24"/>
                 <w:szCs w:val="24"/>
@@ -7127,39 +7282,40 @@
       </w:tr>
       <w:tr>
         <w:trPr>
+          <w:cantSplit/>
           <w:jc w:val="center"/>
         </w:trPr>
         <w:tc>
           <w:tcPr>
-            <w:tcW w:w="3367" w:type="dxa"/>
-            <w:tcBorders>
-              <w:top w:val="single" w:sz="8" w:space="0" w:color="000000"/>
-              <w:left w:val="single" w:sz="8" w:space="0" w:color="000000"/>
-              <w:bottom w:val="single" w:sz="8" w:space="0" w:color="000000"/>
-              <w:right w:val="single" w:sz="8" w:space="0" w:color="000000"/>
-            </w:tcBorders>
-            <w:vAlign w:val="center"/>
-          </w:tcPr>
-          <w:p>
-            <w:pPr>
-              <w:rPr>
-                <w:sz w:val="24"/>
-                <w:szCs w:val="24"/>
-              </w:rPr>
-            </w:pPr>
-            <w:r>
-              <w:rPr>
-                <w:b w:val="0"/>
-                <w:sz w:val="24"/>
-                <w:szCs w:val="24"/>
-              </w:rPr>
-              <w:t>2. Susun proposal dan quotation sesuai butir 4.8 sesudah discovery meeting selesai.</w:t>
-            </w:r>
-          </w:p>
-        </w:tc>
-        <w:tc>
-          <w:tcPr>
-            <w:tcW w:w="2248" w:type="dxa"/>
+            <w:tcW w:w="4309" w:type="dxa"/>
+            <w:tcBorders>
+              <w:top w:val="single" w:sz="8" w:space="0" w:color="000000"/>
+              <w:left w:val="single" w:sz="8" w:space="0" w:color="000000"/>
+              <w:bottom w:val="single" w:sz="8" w:space="0" w:color="000000"/>
+              <w:right w:val="single" w:sz="8" w:space="0" w:color="000000"/>
+            </w:tcBorders>
+            <w:vAlign w:val="center"/>
+          </w:tcPr>
+          <w:p>
+            <w:pPr>
+              <w:rPr>
+                <w:sz w:val="24"/>
+                <w:szCs w:val="24"/>
+              </w:rPr>
+            </w:pPr>
+            <w:r>
+              <w:rPr>
+                <w:b w:val="0"/>
+                <w:sz w:val="24"/>
+                <w:szCs w:val="24"/>
+              </w:rPr>
+              <w:t>2. Susun proposal dan quotation sesuai butir 4.8 setelah discovery meeting selesai.</w:t>
+            </w:r>
+          </w:p>
+        </w:tc>
+        <w:tc>
+          <w:tcPr>
+            <w:tcW w:w="1927" w:type="dxa"/>
             <w:tcBorders>
               <w:top w:val="single" w:sz="8" w:space="0" w:color="000000"/>
               <w:left w:val="single" w:sz="8" w:space="0" w:color="000000"/>
@@ -7187,18 +7343,18 @@
         </w:tc>
         <w:tc>
           <w:tcPr>
-            <w:tcW w:w="3913" w:type="dxa"/>
-            <w:tcBorders>
-              <w:top w:val="single" w:sz="8" w:space="0" w:color="000000"/>
-              <w:left w:val="single" w:sz="8" w:space="0" w:color="000000"/>
-              <w:bottom w:val="single" w:sz="8" w:space="0" w:color="000000"/>
-              <w:right w:val="single" w:sz="8" w:space="0" w:color="000000"/>
-            </w:tcBorders>
-            <w:vAlign w:val="center"/>
-          </w:tcPr>
-          <w:p>
-            <w:pPr>
-              <w:jc w:val="both"/>
+            <w:tcW w:w="2835" w:type="dxa"/>
+            <w:tcBorders>
+              <w:top w:val="single" w:sz="8" w:space="0" w:color="000000"/>
+              <w:left w:val="single" w:sz="8" w:space="0" w:color="000000"/>
+              <w:bottom w:val="single" w:sz="8" w:space="0" w:color="000000"/>
+              <w:right w:val="single" w:sz="8" w:space="0" w:color="000000"/>
+            </w:tcBorders>
+            <w:vAlign w:val="center"/>
+          </w:tcPr>
+          <w:p>
+            <w:pPr>
+              <w:jc w:val="left"/>
               <w:rPr>
                 <w:sz w:val="24"/>
                 <w:szCs w:val="24"/>
@@ -7217,11 +7373,12 @@
       </w:tr>
       <w:tr>
         <w:trPr>
+          <w:cantSplit/>
           <w:jc w:val="center"/>
         </w:trPr>
         <w:tc>
           <w:tcPr>
-            <w:tcW w:w="3367" w:type="dxa"/>
+            <w:tcW w:w="4309" w:type="dxa"/>
             <w:tcBorders>
               <w:top w:val="single" w:sz="8" w:space="0" w:color="000000"/>
               <w:left w:val="single" w:sz="8" w:space="0" w:color="000000"/>
@@ -7249,7 +7406,7 @@
         </w:tc>
         <w:tc>
           <w:tcPr>
-            <w:tcW w:w="2248" w:type="dxa"/>
+            <w:tcW w:w="1927" w:type="dxa"/>
             <w:tcBorders>
               <w:top w:val="single" w:sz="8" w:space="0" w:color="000000"/>
               <w:left w:val="single" w:sz="8" w:space="0" w:color="000000"/>
@@ -7277,18 +7434,18 @@
         </w:tc>
         <w:tc>
           <w:tcPr>
-            <w:tcW w:w="3913" w:type="dxa"/>
-            <w:tcBorders>
-              <w:top w:val="single" w:sz="8" w:space="0" w:color="000000"/>
-              <w:left w:val="single" w:sz="8" w:space="0" w:color="000000"/>
-              <w:bottom w:val="single" w:sz="8" w:space="0" w:color="000000"/>
-              <w:right w:val="single" w:sz="8" w:space="0" w:color="000000"/>
-            </w:tcBorders>
-            <w:vAlign w:val="center"/>
-          </w:tcPr>
-          <w:p>
-            <w:pPr>
-              <w:jc w:val="both"/>
+            <w:tcW w:w="2835" w:type="dxa"/>
+            <w:tcBorders>
+              <w:top w:val="single" w:sz="8" w:space="0" w:color="000000"/>
+              <w:left w:val="single" w:sz="8" w:space="0" w:color="000000"/>
+              <w:bottom w:val="single" w:sz="8" w:space="0" w:color="000000"/>
+              <w:right w:val="single" w:sz="8" w:space="0" w:color="000000"/>
+            </w:tcBorders>
+            <w:vAlign w:val="center"/>
+          </w:tcPr>
+          <w:p>
+            <w:pPr>
+              <w:jc w:val="left"/>
               <w:rPr>
                 <w:sz w:val="24"/>
                 <w:szCs w:val="24"/>
@@ -7307,11 +7464,12 @@
       </w:tr>
       <w:tr>
         <w:trPr>
+          <w:cantSplit/>
           <w:jc w:val="center"/>
         </w:trPr>
         <w:tc>
           <w:tcPr>
-            <w:tcW w:w="3367" w:type="dxa"/>
+            <w:tcW w:w="4309" w:type="dxa"/>
             <w:tcBorders>
               <w:top w:val="single" w:sz="8" w:space="0" w:color="000000"/>
               <w:left w:val="single" w:sz="8" w:space="0" w:color="000000"/>
@@ -7339,7 +7497,7 @@
         </w:tc>
         <w:tc>
           <w:tcPr>
-            <w:tcW w:w="2248" w:type="dxa"/>
+            <w:tcW w:w="1927" w:type="dxa"/>
             <w:tcBorders>
               <w:top w:val="single" w:sz="8" w:space="0" w:color="000000"/>
               <w:left w:val="single" w:sz="8" w:space="0" w:color="000000"/>
@@ -7367,18 +7525,18 @@
         </w:tc>
         <w:tc>
           <w:tcPr>
-            <w:tcW w:w="3913" w:type="dxa"/>
-            <w:tcBorders>
-              <w:top w:val="single" w:sz="8" w:space="0" w:color="000000"/>
-              <w:left w:val="single" w:sz="8" w:space="0" w:color="000000"/>
-              <w:bottom w:val="single" w:sz="8" w:space="0" w:color="000000"/>
-              <w:right w:val="single" w:sz="8" w:space="0" w:color="000000"/>
-            </w:tcBorders>
-            <w:vAlign w:val="center"/>
-          </w:tcPr>
-          <w:p>
-            <w:pPr>
-              <w:jc w:val="both"/>
+            <w:tcW w:w="2835" w:type="dxa"/>
+            <w:tcBorders>
+              <w:top w:val="single" w:sz="8" w:space="0" w:color="000000"/>
+              <w:left w:val="single" w:sz="8" w:space="0" w:color="000000"/>
+              <w:bottom w:val="single" w:sz="8" w:space="0" w:color="000000"/>
+              <w:right w:val="single" w:sz="8" w:space="0" w:color="000000"/>
+            </w:tcBorders>
+            <w:vAlign w:val="center"/>
+          </w:tcPr>
+          <w:p>
+            <w:pPr>
+              <w:jc w:val="left"/>
               <w:rPr>
                 <w:sz w:val="24"/>
                 <w:szCs w:val="24"/>
@@ -7397,11 +7555,12 @@
       </w:tr>
       <w:tr>
         <w:trPr>
+          <w:cantSplit/>
           <w:jc w:val="center"/>
         </w:trPr>
         <w:tc>
           <w:tcPr>
-            <w:tcW w:w="3367" w:type="dxa"/>
+            <w:tcW w:w="4309" w:type="dxa"/>
             <w:tcBorders>
               <w:top w:val="single" w:sz="8" w:space="0" w:color="000000"/>
               <w:left w:val="single" w:sz="8" w:space="0" w:color="000000"/>
@@ -7429,7 +7588,7 @@
         </w:tc>
         <w:tc>
           <w:tcPr>
-            <w:tcW w:w="2248" w:type="dxa"/>
+            <w:tcW w:w="1927" w:type="dxa"/>
             <w:tcBorders>
               <w:top w:val="single" w:sz="8" w:space="0" w:color="000000"/>
               <w:left w:val="single" w:sz="8" w:space="0" w:color="000000"/>
@@ -7457,18 +7616,18 @@
         </w:tc>
         <w:tc>
           <w:tcPr>
-            <w:tcW w:w="3913" w:type="dxa"/>
-            <w:tcBorders>
-              <w:top w:val="single" w:sz="8" w:space="0" w:color="000000"/>
-              <w:left w:val="single" w:sz="8" w:space="0" w:color="000000"/>
-              <w:bottom w:val="single" w:sz="8" w:space="0" w:color="000000"/>
-              <w:right w:val="single" w:sz="8" w:space="0" w:color="000000"/>
-            </w:tcBorders>
-            <w:vAlign w:val="center"/>
-          </w:tcPr>
-          <w:p>
-            <w:pPr>
-              <w:jc w:val="both"/>
+            <w:tcW w:w="2835" w:type="dxa"/>
+            <w:tcBorders>
+              <w:top w:val="single" w:sz="8" w:space="0" w:color="000000"/>
+              <w:left w:val="single" w:sz="8" w:space="0" w:color="000000"/>
+              <w:bottom w:val="single" w:sz="8" w:space="0" w:color="000000"/>
+              <w:right w:val="single" w:sz="8" w:space="0" w:color="000000"/>
+            </w:tcBorders>
+            <w:vAlign w:val="center"/>
+          </w:tcPr>
+          <w:p>
+            <w:pPr>
+              <w:jc w:val="left"/>
               <w:rPr>
                 <w:sz w:val="24"/>
                 <w:szCs w:val="24"/>
@@ -7487,11 +7646,12 @@
       </w:tr>
       <w:tr>
         <w:trPr>
+          <w:cantSplit/>
           <w:jc w:val="center"/>
         </w:trPr>
         <w:tc>
           <w:tcPr>
-            <w:tcW w:w="3367" w:type="dxa"/>
+            <w:tcW w:w="4309" w:type="dxa"/>
             <w:tcBorders>
               <w:top w:val="single" w:sz="8" w:space="0" w:color="000000"/>
               <w:left w:val="single" w:sz="8" w:space="0" w:color="000000"/>
@@ -7519,7 +7679,7 @@
         </w:tc>
         <w:tc>
           <w:tcPr>
-            <w:tcW w:w="2248" w:type="dxa"/>
+            <w:tcW w:w="1927" w:type="dxa"/>
             <w:tcBorders>
               <w:top w:val="single" w:sz="8" w:space="0" w:color="000000"/>
               <w:left w:val="single" w:sz="8" w:space="0" w:color="000000"/>
@@ -7547,18 +7707,18 @@
         </w:tc>
         <w:tc>
           <w:tcPr>
-            <w:tcW w:w="3913" w:type="dxa"/>
-            <w:tcBorders>
-              <w:top w:val="single" w:sz="8" w:space="0" w:color="000000"/>
-              <w:left w:val="single" w:sz="8" w:space="0" w:color="000000"/>
-              <w:bottom w:val="single" w:sz="8" w:space="0" w:color="000000"/>
-              <w:right w:val="single" w:sz="8" w:space="0" w:color="000000"/>
-            </w:tcBorders>
-            <w:vAlign w:val="center"/>
-          </w:tcPr>
-          <w:p>
-            <w:pPr>
-              <w:jc w:val="both"/>
+            <w:tcW w:w="2835" w:type="dxa"/>
+            <w:tcBorders>
+              <w:top w:val="single" w:sz="8" w:space="0" w:color="000000"/>
+              <w:left w:val="single" w:sz="8" w:space="0" w:color="000000"/>
+              <w:bottom w:val="single" w:sz="8" w:space="0" w:color="000000"/>
+              <w:right w:val="single" w:sz="8" w:space="0" w:color="000000"/>
+            </w:tcBorders>
+            <w:vAlign w:val="center"/>
+          </w:tcPr>
+          <w:p>
+            <w:pPr>
+              <w:jc w:val="left"/>
               <w:rPr>
                 <w:sz w:val="24"/>
                 <w:szCs w:val="24"/>
@@ -7577,39 +7737,40 @@
       </w:tr>
       <w:tr>
         <w:trPr>
+          <w:cantSplit/>
           <w:jc w:val="center"/>
         </w:trPr>
         <w:tc>
           <w:tcPr>
-            <w:tcW w:w="3367" w:type="dxa"/>
-            <w:tcBorders>
-              <w:top w:val="single" w:sz="8" w:space="0" w:color="000000"/>
-              <w:left w:val="single" w:sz="8" w:space="0" w:color="000000"/>
-              <w:bottom w:val="single" w:sz="8" w:space="0" w:color="000000"/>
-              <w:right w:val="single" w:sz="8" w:space="0" w:color="000000"/>
-            </w:tcBorders>
-            <w:vAlign w:val="center"/>
-          </w:tcPr>
-          <w:p>
-            <w:pPr>
-              <w:rPr>
-                <w:sz w:val="24"/>
-                <w:szCs w:val="24"/>
-              </w:rPr>
-            </w:pPr>
-            <w:r>
-              <w:rPr>
-                <w:b w:val="0"/>
-                <w:sz w:val="24"/>
-                <w:szCs w:val="24"/>
-              </w:rPr>
-              <w:t>7. Kirim proposal dan quotation ke customer sesudah review internal dan persetujuan di butir 4.9 selesai.</w:t>
-            </w:r>
-          </w:p>
-        </w:tc>
-        <w:tc>
-          <w:tcPr>
-            <w:tcW w:w="2248" w:type="dxa"/>
+            <w:tcW w:w="4309" w:type="dxa"/>
+            <w:tcBorders>
+              <w:top w:val="single" w:sz="8" w:space="0" w:color="000000"/>
+              <w:left w:val="single" w:sz="8" w:space="0" w:color="000000"/>
+              <w:bottom w:val="single" w:sz="8" w:space="0" w:color="000000"/>
+              <w:right w:val="single" w:sz="8" w:space="0" w:color="000000"/>
+            </w:tcBorders>
+            <w:vAlign w:val="center"/>
+          </w:tcPr>
+          <w:p>
+            <w:pPr>
+              <w:rPr>
+                <w:sz w:val="24"/>
+                <w:szCs w:val="24"/>
+              </w:rPr>
+            </w:pPr>
+            <w:r>
+              <w:rPr>
+                <w:b w:val="0"/>
+                <w:sz w:val="24"/>
+                <w:szCs w:val="24"/>
+              </w:rPr>
+              <w:t>7. Kirim proposal dan quotation ke customer setelah review internal dan persetujuan di butir 4.9 selesai.</w:t>
+            </w:r>
+          </w:p>
+        </w:tc>
+        <w:tc>
+          <w:tcPr>
+            <w:tcW w:w="1927" w:type="dxa"/>
             <w:tcBorders>
               <w:top w:val="single" w:sz="8" w:space="0" w:color="000000"/>
               <w:left w:val="single" w:sz="8" w:space="0" w:color="000000"/>
@@ -7637,18 +7798,18 @@
         </w:tc>
         <w:tc>
           <w:tcPr>
-            <w:tcW w:w="3913" w:type="dxa"/>
-            <w:tcBorders>
-              <w:top w:val="single" w:sz="8" w:space="0" w:color="000000"/>
-              <w:left w:val="single" w:sz="8" w:space="0" w:color="000000"/>
-              <w:bottom w:val="single" w:sz="8" w:space="0" w:color="000000"/>
-              <w:right w:val="single" w:sz="8" w:space="0" w:color="000000"/>
-            </w:tcBorders>
-            <w:vAlign w:val="center"/>
-          </w:tcPr>
-          <w:p>
-            <w:pPr>
-              <w:jc w:val="both"/>
+            <w:tcW w:w="2835" w:type="dxa"/>
+            <w:tcBorders>
+              <w:top w:val="single" w:sz="8" w:space="0" w:color="000000"/>
+              <w:left w:val="single" w:sz="8" w:space="0" w:color="000000"/>
+              <w:bottom w:val="single" w:sz="8" w:space="0" w:color="000000"/>
+              <w:right w:val="single" w:sz="8" w:space="0" w:color="000000"/>
+            </w:tcBorders>
+            <w:vAlign w:val="center"/>
+          </w:tcPr>
+          <w:p>
+            <w:pPr>
+              <w:jc w:val="left"/>
               <w:rPr>
                 <w:sz w:val="24"/>
                 <w:szCs w:val="24"/>
@@ -7667,11 +7828,12 @@
       </w:tr>
       <w:tr>
         <w:trPr>
+          <w:cantSplit/>
           <w:jc w:val="center"/>
         </w:trPr>
         <w:tc>
           <w:tcPr>
-            <w:tcW w:w="3367" w:type="dxa"/>
+            <w:tcW w:w="4309" w:type="dxa"/>
             <w:tcBorders>
               <w:top w:val="single" w:sz="8" w:space="0" w:color="000000"/>
               <w:left w:val="single" w:sz="8" w:space="0" w:color="000000"/>
@@ -7699,7 +7861,7 @@
         </w:tc>
         <w:tc>
           <w:tcPr>
-            <w:tcW w:w="2248" w:type="dxa"/>
+            <w:tcW w:w="1927" w:type="dxa"/>
             <w:tcBorders>
               <w:top w:val="single" w:sz="8" w:space="0" w:color="000000"/>
               <w:left w:val="single" w:sz="8" w:space="0" w:color="000000"/>
@@ -7727,18 +7889,18 @@
         </w:tc>
         <w:tc>
           <w:tcPr>
-            <w:tcW w:w="3913" w:type="dxa"/>
-            <w:tcBorders>
-              <w:top w:val="single" w:sz="8" w:space="0" w:color="000000"/>
-              <w:left w:val="single" w:sz="8" w:space="0" w:color="000000"/>
-              <w:bottom w:val="single" w:sz="8" w:space="0" w:color="000000"/>
-              <w:right w:val="single" w:sz="8" w:space="0" w:color="000000"/>
-            </w:tcBorders>
-            <w:vAlign w:val="center"/>
-          </w:tcPr>
-          <w:p>
-            <w:pPr>
-              <w:jc w:val="both"/>
+            <w:tcW w:w="2835" w:type="dxa"/>
+            <w:tcBorders>
+              <w:top w:val="single" w:sz="8" w:space="0" w:color="000000"/>
+              <w:left w:val="single" w:sz="8" w:space="0" w:color="000000"/>
+              <w:bottom w:val="single" w:sz="8" w:space="0" w:color="000000"/>
+              <w:right w:val="single" w:sz="8" w:space="0" w:color="000000"/>
+            </w:tcBorders>
+            <w:vAlign w:val="center"/>
+          </w:tcPr>
+          <w:p>
+            <w:pPr>
+              <w:jc w:val="left"/>
               <w:rPr>
                 <w:sz w:val="24"/>
                 <w:szCs w:val="24"/>
@@ -7783,6 +7945,7 @@
     <w:p>
       <w:pPr>
         <w:pStyle w:val="Heading2"/>
+        <w:keepNext/>
         <w:numPr>
           <w:ilvl w:val="1"/>
           <w:numId w:val="7"/>
@@ -7803,27 +7966,30 @@
         <w:tblLook w:val="0400" w:firstRow="0" w:lastRow="0" w:firstColumn="0" w:lastColumn="0" w:noHBand="0" w:noVBand="1"/>
       </w:tblPr>
       <w:tblGrid>
-        <w:gridCol w:w="3367"/>
-        <w:gridCol w:w="2248"/>
-        <w:gridCol w:w="3913"/>
+        <w:gridCol w:w="4309"/>
+        <w:gridCol w:w="1927"/>
+        <w:gridCol w:w="2835"/>
       </w:tblGrid>
       <w:tr>
         <w:trPr>
+          <w:cantSplit/>
+          <w:tblHeader/>
           <w:jc w:val="center"/>
         </w:trPr>
         <w:tc>
           <w:tcPr>
-            <w:tcW w:w="3367" w:type="dxa"/>
-            <w:tcBorders>
-              <w:top w:val="single" w:sz="8" w:space="0" w:color="000000"/>
-              <w:left w:val="single" w:sz="8" w:space="0" w:color="000000"/>
-              <w:bottom w:val="single" w:sz="8" w:space="0" w:color="000000"/>
-              <w:right w:val="single" w:sz="8" w:space="0" w:color="000000"/>
-            </w:tcBorders>
-            <w:vAlign w:val="center"/>
-          </w:tcPr>
-          <w:p>
-            <w:pPr>
+            <w:tcW w:w="4309" w:type="dxa"/>
+            <w:tcBorders>
+              <w:top w:val="single" w:sz="8" w:space="0" w:color="000000"/>
+              <w:left w:val="single" w:sz="8" w:space="0" w:color="000000"/>
+              <w:bottom w:val="single" w:sz="8" w:space="0" w:color="000000"/>
+              <w:right w:val="single" w:sz="8" w:space="0" w:color="000000"/>
+            </w:tcBorders>
+            <w:vAlign w:val="center"/>
+          </w:tcPr>
+          <w:p>
+            <w:pPr>
+              <w:keepNext/>
               <w:jc w:val="center"/>
               <w:rPr>
                 <w:sz w:val="24"/>
@@ -7843,17 +8009,18 @@
         </w:tc>
         <w:tc>
           <w:tcPr>
-            <w:tcW w:w="2248" w:type="dxa"/>
-            <w:tcBorders>
-              <w:top w:val="single" w:sz="8" w:space="0" w:color="000000"/>
-              <w:left w:val="single" w:sz="8" w:space="0" w:color="000000"/>
-              <w:bottom w:val="single" w:sz="8" w:space="0" w:color="000000"/>
-              <w:right w:val="single" w:sz="8" w:space="0" w:color="000000"/>
-            </w:tcBorders>
-            <w:vAlign w:val="center"/>
-          </w:tcPr>
-          <w:p>
-            <w:pPr>
+            <w:tcW w:w="1927" w:type="dxa"/>
+            <w:tcBorders>
+              <w:top w:val="single" w:sz="8" w:space="0" w:color="000000"/>
+              <w:left w:val="single" w:sz="8" w:space="0" w:color="000000"/>
+              <w:bottom w:val="single" w:sz="8" w:space="0" w:color="000000"/>
+              <w:right w:val="single" w:sz="8" w:space="0" w:color="000000"/>
+            </w:tcBorders>
+            <w:vAlign w:val="center"/>
+          </w:tcPr>
+          <w:p>
+            <w:pPr>
+              <w:keepNext/>
               <w:jc w:val="center"/>
               <w:rPr>
                 <w:sz w:val="24"/>
@@ -7873,17 +8040,18 @@
         </w:tc>
         <w:tc>
           <w:tcPr>
-            <w:tcW w:w="3913" w:type="dxa"/>
-            <w:tcBorders>
-              <w:top w:val="single" w:sz="8" w:space="0" w:color="000000"/>
-              <w:left w:val="single" w:sz="8" w:space="0" w:color="000000"/>
-              <w:bottom w:val="single" w:sz="8" w:space="0" w:color="000000"/>
-              <w:right w:val="single" w:sz="8" w:space="0" w:color="000000"/>
-            </w:tcBorders>
-            <w:vAlign w:val="center"/>
-          </w:tcPr>
-          <w:p>
-            <w:pPr>
+            <w:tcW w:w="2835" w:type="dxa"/>
+            <w:tcBorders>
+              <w:top w:val="single" w:sz="8" w:space="0" w:color="000000"/>
+              <w:left w:val="single" w:sz="8" w:space="0" w:color="000000"/>
+              <w:bottom w:val="single" w:sz="8" w:space="0" w:color="000000"/>
+              <w:right w:val="single" w:sz="8" w:space="0" w:color="000000"/>
+            </w:tcBorders>
+            <w:vAlign w:val="center"/>
+          </w:tcPr>
+          <w:p>
+            <w:pPr>
+              <w:keepNext/>
               <w:jc w:val="center"/>
               <w:rPr>
                 <w:sz w:val="24"/>
@@ -7904,11 +8072,12 @@
       </w:tr>
       <w:tr>
         <w:trPr>
+          <w:cantSplit/>
           <w:jc w:val="center"/>
         </w:trPr>
         <w:tc>
           <w:tcPr>
-            <w:tcW w:w="3367" w:type="dxa"/>
+            <w:tcW w:w="4309" w:type="dxa"/>
             <w:tcBorders>
               <w:top w:val="single" w:sz="8" w:space="0" w:color="000000"/>
               <w:left w:val="single" w:sz="8" w:space="0" w:color="000000"/>
@@ -7936,7 +8105,7 @@
         </w:tc>
         <w:tc>
           <w:tcPr>
-            <w:tcW w:w="2248" w:type="dxa"/>
+            <w:tcW w:w="1927" w:type="dxa"/>
             <w:tcBorders>
               <w:top w:val="single" w:sz="8" w:space="0" w:color="000000"/>
               <w:left w:val="single" w:sz="8" w:space="0" w:color="000000"/>
@@ -7964,18 +8133,18 @@
         </w:tc>
         <w:tc>
           <w:tcPr>
-            <w:tcW w:w="3913" w:type="dxa"/>
-            <w:tcBorders>
-              <w:top w:val="single" w:sz="8" w:space="0" w:color="000000"/>
-              <w:left w:val="single" w:sz="8" w:space="0" w:color="000000"/>
-              <w:bottom w:val="single" w:sz="8" w:space="0" w:color="000000"/>
-              <w:right w:val="single" w:sz="8" w:space="0" w:color="000000"/>
-            </w:tcBorders>
-            <w:vAlign w:val="center"/>
-          </w:tcPr>
-          <w:p>
-            <w:pPr>
-              <w:jc w:val="both"/>
+            <w:tcW w:w="2835" w:type="dxa"/>
+            <w:tcBorders>
+              <w:top w:val="single" w:sz="8" w:space="0" w:color="000000"/>
+              <w:left w:val="single" w:sz="8" w:space="0" w:color="000000"/>
+              <w:bottom w:val="single" w:sz="8" w:space="0" w:color="000000"/>
+              <w:right w:val="single" w:sz="8" w:space="0" w:color="000000"/>
+            </w:tcBorders>
+            <w:vAlign w:val="center"/>
+          </w:tcPr>
+          <w:p>
+            <w:pPr>
+              <w:jc w:val="left"/>
               <w:rPr>
                 <w:sz w:val="24"/>
                 <w:szCs w:val="24"/>
@@ -7994,11 +8163,12 @@
       </w:tr>
       <w:tr>
         <w:trPr>
+          <w:cantSplit/>
           <w:jc w:val="center"/>
         </w:trPr>
         <w:tc>
           <w:tcPr>
-            <w:tcW w:w="3367" w:type="dxa"/>
+            <w:tcW w:w="4309" w:type="dxa"/>
             <w:tcBorders>
               <w:top w:val="single" w:sz="8" w:space="0" w:color="000000"/>
               <w:left w:val="single" w:sz="8" w:space="0" w:color="000000"/>
@@ -8026,7 +8196,7 @@
         </w:tc>
         <w:tc>
           <w:tcPr>
-            <w:tcW w:w="2248" w:type="dxa"/>
+            <w:tcW w:w="1927" w:type="dxa"/>
             <w:tcBorders>
               <w:top w:val="single" w:sz="8" w:space="0" w:color="000000"/>
               <w:left w:val="single" w:sz="8" w:space="0" w:color="000000"/>
@@ -8054,18 +8224,18 @@
         </w:tc>
         <w:tc>
           <w:tcPr>
-            <w:tcW w:w="3913" w:type="dxa"/>
-            <w:tcBorders>
-              <w:top w:val="single" w:sz="8" w:space="0" w:color="000000"/>
-              <w:left w:val="single" w:sz="8" w:space="0" w:color="000000"/>
-              <w:bottom w:val="single" w:sz="8" w:space="0" w:color="000000"/>
-              <w:right w:val="single" w:sz="8" w:space="0" w:color="000000"/>
-            </w:tcBorders>
-            <w:vAlign w:val="center"/>
-          </w:tcPr>
-          <w:p>
-            <w:pPr>
-              <w:jc w:val="both"/>
+            <w:tcW w:w="2835" w:type="dxa"/>
+            <w:tcBorders>
+              <w:top w:val="single" w:sz="8" w:space="0" w:color="000000"/>
+              <w:left w:val="single" w:sz="8" w:space="0" w:color="000000"/>
+              <w:bottom w:val="single" w:sz="8" w:space="0" w:color="000000"/>
+              <w:right w:val="single" w:sz="8" w:space="0" w:color="000000"/>
+            </w:tcBorders>
+            <w:vAlign w:val="center"/>
+          </w:tcPr>
+          <w:p>
+            <w:pPr>
+              <w:jc w:val="left"/>
               <w:rPr>
                 <w:sz w:val="24"/>
                 <w:szCs w:val="24"/>
@@ -8084,11 +8254,12 @@
       </w:tr>
       <w:tr>
         <w:trPr>
+          <w:cantSplit/>
           <w:jc w:val="center"/>
         </w:trPr>
         <w:tc>
           <w:tcPr>
-            <w:tcW w:w="3367" w:type="dxa"/>
+            <w:tcW w:w="4309" w:type="dxa"/>
             <w:tcBorders>
               <w:top w:val="single" w:sz="8" w:space="0" w:color="000000"/>
               <w:left w:val="single" w:sz="8" w:space="0" w:color="000000"/>
@@ -8116,7 +8287,7 @@
         </w:tc>
         <w:tc>
           <w:tcPr>
-            <w:tcW w:w="2248" w:type="dxa"/>
+            <w:tcW w:w="1927" w:type="dxa"/>
             <w:tcBorders>
               <w:top w:val="single" w:sz="8" w:space="0" w:color="000000"/>
               <w:left w:val="single" w:sz="8" w:space="0" w:color="000000"/>
@@ -8144,18 +8315,18 @@
         </w:tc>
         <w:tc>
           <w:tcPr>
-            <w:tcW w:w="3913" w:type="dxa"/>
-            <w:tcBorders>
-              <w:top w:val="single" w:sz="8" w:space="0" w:color="000000"/>
-              <w:left w:val="single" w:sz="8" w:space="0" w:color="000000"/>
-              <w:bottom w:val="single" w:sz="8" w:space="0" w:color="000000"/>
-              <w:right w:val="single" w:sz="8" w:space="0" w:color="000000"/>
-            </w:tcBorders>
-            <w:vAlign w:val="center"/>
-          </w:tcPr>
-          <w:p>
-            <w:pPr>
-              <w:jc w:val="both"/>
+            <w:tcW w:w="2835" w:type="dxa"/>
+            <w:tcBorders>
+              <w:top w:val="single" w:sz="8" w:space="0" w:color="000000"/>
+              <w:left w:val="single" w:sz="8" w:space="0" w:color="000000"/>
+              <w:bottom w:val="single" w:sz="8" w:space="0" w:color="000000"/>
+              <w:right w:val="single" w:sz="8" w:space="0" w:color="000000"/>
+            </w:tcBorders>
+            <w:vAlign w:val="center"/>
+          </w:tcPr>
+          <w:p>
+            <w:pPr>
+              <w:jc w:val="left"/>
               <w:rPr>
                 <w:sz w:val="24"/>
                 <w:szCs w:val="24"/>
@@ -8200,6 +8371,7 @@
     <w:p>
       <w:pPr>
         <w:pStyle w:val="Heading2"/>
+        <w:keepNext/>
         <w:numPr>
           <w:ilvl w:val="1"/>
           <w:numId w:val="7"/>
@@ -8220,27 +8392,30 @@
         <w:tblLook w:val="0400" w:firstRow="0" w:lastRow="0" w:firstColumn="0" w:lastColumn="0" w:noHBand="0" w:noVBand="1"/>
       </w:tblPr>
       <w:tblGrid>
-        <w:gridCol w:w="3367"/>
-        <w:gridCol w:w="2248"/>
-        <w:gridCol w:w="3913"/>
+        <w:gridCol w:w="4309"/>
+        <w:gridCol w:w="1927"/>
+        <w:gridCol w:w="2835"/>
       </w:tblGrid>
       <w:tr>
         <w:trPr>
+          <w:cantSplit/>
+          <w:tblHeader/>
           <w:jc w:val="center"/>
         </w:trPr>
         <w:tc>
           <w:tcPr>
-            <w:tcW w:w="3367" w:type="dxa"/>
-            <w:tcBorders>
-              <w:top w:val="single" w:sz="8" w:space="0" w:color="000000"/>
-              <w:left w:val="single" w:sz="8" w:space="0" w:color="000000"/>
-              <w:bottom w:val="single" w:sz="8" w:space="0" w:color="000000"/>
-              <w:right w:val="single" w:sz="8" w:space="0" w:color="000000"/>
-            </w:tcBorders>
-            <w:vAlign w:val="center"/>
-          </w:tcPr>
-          <w:p>
-            <w:pPr>
+            <w:tcW w:w="4309" w:type="dxa"/>
+            <w:tcBorders>
+              <w:top w:val="single" w:sz="8" w:space="0" w:color="000000"/>
+              <w:left w:val="single" w:sz="8" w:space="0" w:color="000000"/>
+              <w:bottom w:val="single" w:sz="8" w:space="0" w:color="000000"/>
+              <w:right w:val="single" w:sz="8" w:space="0" w:color="000000"/>
+            </w:tcBorders>
+            <w:vAlign w:val="center"/>
+          </w:tcPr>
+          <w:p>
+            <w:pPr>
+              <w:keepNext/>
               <w:jc w:val="center"/>
               <w:rPr>
                 <w:sz w:val="24"/>
@@ -8260,17 +8435,18 @@
         </w:tc>
         <w:tc>
           <w:tcPr>
-            <w:tcW w:w="2248" w:type="dxa"/>
-            <w:tcBorders>
-              <w:top w:val="single" w:sz="8" w:space="0" w:color="000000"/>
-              <w:left w:val="single" w:sz="8" w:space="0" w:color="000000"/>
-              <w:bottom w:val="single" w:sz="8" w:space="0" w:color="000000"/>
-              <w:right w:val="single" w:sz="8" w:space="0" w:color="000000"/>
-            </w:tcBorders>
-            <w:vAlign w:val="center"/>
-          </w:tcPr>
-          <w:p>
-            <w:pPr>
+            <w:tcW w:w="1927" w:type="dxa"/>
+            <w:tcBorders>
+              <w:top w:val="single" w:sz="8" w:space="0" w:color="000000"/>
+              <w:left w:val="single" w:sz="8" w:space="0" w:color="000000"/>
+              <w:bottom w:val="single" w:sz="8" w:space="0" w:color="000000"/>
+              <w:right w:val="single" w:sz="8" w:space="0" w:color="000000"/>
+            </w:tcBorders>
+            <w:vAlign w:val="center"/>
+          </w:tcPr>
+          <w:p>
+            <w:pPr>
+              <w:keepNext/>
               <w:jc w:val="center"/>
               <w:rPr>
                 <w:sz w:val="24"/>
@@ -8290,17 +8466,18 @@
         </w:tc>
         <w:tc>
           <w:tcPr>
-            <w:tcW w:w="3913" w:type="dxa"/>
-            <w:tcBorders>
-              <w:top w:val="single" w:sz="8" w:space="0" w:color="000000"/>
-              <w:left w:val="single" w:sz="8" w:space="0" w:color="000000"/>
-              <w:bottom w:val="single" w:sz="8" w:space="0" w:color="000000"/>
-              <w:right w:val="single" w:sz="8" w:space="0" w:color="000000"/>
-            </w:tcBorders>
-            <w:vAlign w:val="center"/>
-          </w:tcPr>
-          <w:p>
-            <w:pPr>
+            <w:tcW w:w="2835" w:type="dxa"/>
+            <w:tcBorders>
+              <w:top w:val="single" w:sz="8" w:space="0" w:color="000000"/>
+              <w:left w:val="single" w:sz="8" w:space="0" w:color="000000"/>
+              <w:bottom w:val="single" w:sz="8" w:space="0" w:color="000000"/>
+              <w:right w:val="single" w:sz="8" w:space="0" w:color="000000"/>
+            </w:tcBorders>
+            <w:vAlign w:val="center"/>
+          </w:tcPr>
+          <w:p>
+            <w:pPr>
+              <w:keepNext/>
               <w:jc w:val="center"/>
               <w:rPr>
                 <w:sz w:val="24"/>
@@ -8321,11 +8498,12 @@
       </w:tr>
       <w:tr>
         <w:trPr>
+          <w:cantSplit/>
           <w:jc w:val="center"/>
         </w:trPr>
         <w:tc>
           <w:tcPr>
-            <w:tcW w:w="3367" w:type="dxa"/>
+            <w:tcW w:w="4309" w:type="dxa"/>
             <w:tcBorders>
               <w:top w:val="single" w:sz="8" w:space="0" w:color="000000"/>
               <w:left w:val="single" w:sz="8" w:space="0" w:color="000000"/>
@@ -8353,7 +8531,7 @@
         </w:tc>
         <w:tc>
           <w:tcPr>
-            <w:tcW w:w="2248" w:type="dxa"/>
+            <w:tcW w:w="1927" w:type="dxa"/>
             <w:tcBorders>
               <w:top w:val="single" w:sz="8" w:space="0" w:color="000000"/>
               <w:left w:val="single" w:sz="8" w:space="0" w:color="000000"/>
@@ -8381,18 +8559,18 @@
         </w:tc>
         <w:tc>
           <w:tcPr>
-            <w:tcW w:w="3913" w:type="dxa"/>
-            <w:tcBorders>
-              <w:top w:val="single" w:sz="8" w:space="0" w:color="000000"/>
-              <w:left w:val="single" w:sz="8" w:space="0" w:color="000000"/>
-              <w:bottom w:val="single" w:sz="8" w:space="0" w:color="000000"/>
-              <w:right w:val="single" w:sz="8" w:space="0" w:color="000000"/>
-            </w:tcBorders>
-            <w:vAlign w:val="center"/>
-          </w:tcPr>
-          <w:p>
-            <w:pPr>
-              <w:jc w:val="both"/>
+            <w:tcW w:w="2835" w:type="dxa"/>
+            <w:tcBorders>
+              <w:top w:val="single" w:sz="8" w:space="0" w:color="000000"/>
+              <w:left w:val="single" w:sz="8" w:space="0" w:color="000000"/>
+              <w:bottom w:val="single" w:sz="8" w:space="0" w:color="000000"/>
+              <w:right w:val="single" w:sz="8" w:space="0" w:color="000000"/>
+            </w:tcBorders>
+            <w:vAlign w:val="center"/>
+          </w:tcPr>
+          <w:p>
+            <w:pPr>
+              <w:jc w:val="left"/>
               <w:rPr>
                 <w:sz w:val="24"/>
                 <w:szCs w:val="24"/>
@@ -8411,39 +8589,40 @@
       </w:tr>
       <w:tr>
         <w:trPr>
+          <w:cantSplit/>
           <w:jc w:val="center"/>
         </w:trPr>
         <w:tc>
           <w:tcPr>
-            <w:tcW w:w="3367" w:type="dxa"/>
-            <w:tcBorders>
-              <w:top w:val="single" w:sz="8" w:space="0" w:color="000000"/>
-              <w:left w:val="single" w:sz="8" w:space="0" w:color="000000"/>
-              <w:bottom w:val="single" w:sz="8" w:space="0" w:color="000000"/>
-              <w:right w:val="single" w:sz="8" w:space="0" w:color="000000"/>
-            </w:tcBorders>
-            <w:vAlign w:val="center"/>
-          </w:tcPr>
-          <w:p>
-            <w:pPr>
-              <w:rPr>
-                <w:sz w:val="24"/>
-                <w:szCs w:val="24"/>
-              </w:rPr>
-            </w:pPr>
-            <w:r>
-              <w:rPr>
-                <w:b w:val="0"/>
-                <w:sz w:val="24"/>
-                <w:szCs w:val="24"/>
-              </w:rPr>
-              <w:t>2. Libatkan VP Commercial bila negosiasi bernilai strategis.</w:t>
-            </w:r>
-          </w:p>
-        </w:tc>
-        <w:tc>
-          <w:tcPr>
-            <w:tcW w:w="2248" w:type="dxa"/>
+            <w:tcW w:w="4309" w:type="dxa"/>
+            <w:tcBorders>
+              <w:top w:val="single" w:sz="8" w:space="0" w:color="000000"/>
+              <w:left w:val="single" w:sz="8" w:space="0" w:color="000000"/>
+              <w:bottom w:val="single" w:sz="8" w:space="0" w:color="000000"/>
+              <w:right w:val="single" w:sz="8" w:space="0" w:color="000000"/>
+            </w:tcBorders>
+            <w:vAlign w:val="center"/>
+          </w:tcPr>
+          <w:p>
+            <w:pPr>
+              <w:rPr>
+                <w:sz w:val="24"/>
+                <w:szCs w:val="24"/>
+              </w:rPr>
+            </w:pPr>
+            <w:r>
+              <w:rPr>
+                <w:b w:val="0"/>
+                <w:sz w:val="24"/>
+                <w:szCs w:val="24"/>
+              </w:rPr>
+              <w:t>2. Libatkan VP Commercial jika negosiasi bernilai strategis.</w:t>
+            </w:r>
+          </w:p>
+        </w:tc>
+        <w:tc>
+          <w:tcPr>
+            <w:tcW w:w="1927" w:type="dxa"/>
             <w:tcBorders>
               <w:top w:val="single" w:sz="8" w:space="0" w:color="000000"/>
               <w:left w:val="single" w:sz="8" w:space="0" w:color="000000"/>
@@ -8471,18 +8650,18 @@
         </w:tc>
         <w:tc>
           <w:tcPr>
-            <w:tcW w:w="3913" w:type="dxa"/>
-            <w:tcBorders>
-              <w:top w:val="single" w:sz="8" w:space="0" w:color="000000"/>
-              <w:left w:val="single" w:sz="8" w:space="0" w:color="000000"/>
-              <w:bottom w:val="single" w:sz="8" w:space="0" w:color="000000"/>
-              <w:right w:val="single" w:sz="8" w:space="0" w:color="000000"/>
-            </w:tcBorders>
-            <w:vAlign w:val="center"/>
-          </w:tcPr>
-          <w:p>
-            <w:pPr>
-              <w:jc w:val="both"/>
+            <w:tcW w:w="2835" w:type="dxa"/>
+            <w:tcBorders>
+              <w:top w:val="single" w:sz="8" w:space="0" w:color="000000"/>
+              <w:left w:val="single" w:sz="8" w:space="0" w:color="000000"/>
+              <w:bottom w:val="single" w:sz="8" w:space="0" w:color="000000"/>
+              <w:right w:val="single" w:sz="8" w:space="0" w:color="000000"/>
+            </w:tcBorders>
+            <w:vAlign w:val="center"/>
+          </w:tcPr>
+          <w:p>
+            <w:pPr>
+              <w:jc w:val="left"/>
               <w:rPr>
                 <w:sz w:val="24"/>
                 <w:szCs w:val="24"/>
@@ -8501,11 +8680,12 @@
       </w:tr>
       <w:tr>
         <w:trPr>
+          <w:cantSplit/>
           <w:jc w:val="center"/>
         </w:trPr>
         <w:tc>
           <w:tcPr>
-            <w:tcW w:w="3367" w:type="dxa"/>
+            <w:tcW w:w="4309" w:type="dxa"/>
             <w:tcBorders>
               <w:top w:val="single" w:sz="8" w:space="0" w:color="000000"/>
               <w:left w:val="single" w:sz="8" w:space="0" w:color="000000"/>
@@ -8533,7 +8713,7 @@
         </w:tc>
         <w:tc>
           <w:tcPr>
-            <w:tcW w:w="2248" w:type="dxa"/>
+            <w:tcW w:w="1927" w:type="dxa"/>
             <w:tcBorders>
               <w:top w:val="single" w:sz="8" w:space="0" w:color="000000"/>
               <w:left w:val="single" w:sz="8" w:space="0" w:color="000000"/>
@@ -8561,18 +8741,18 @@
         </w:tc>
         <w:tc>
           <w:tcPr>
-            <w:tcW w:w="3913" w:type="dxa"/>
-            <w:tcBorders>
-              <w:top w:val="single" w:sz="8" w:space="0" w:color="000000"/>
-              <w:left w:val="single" w:sz="8" w:space="0" w:color="000000"/>
-              <w:bottom w:val="single" w:sz="8" w:space="0" w:color="000000"/>
-              <w:right w:val="single" w:sz="8" w:space="0" w:color="000000"/>
-            </w:tcBorders>
-            <w:vAlign w:val="center"/>
-          </w:tcPr>
-          <w:p>
-            <w:pPr>
-              <w:jc w:val="both"/>
+            <w:tcW w:w="2835" w:type="dxa"/>
+            <w:tcBorders>
+              <w:top w:val="single" w:sz="8" w:space="0" w:color="000000"/>
+              <w:left w:val="single" w:sz="8" w:space="0" w:color="000000"/>
+              <w:bottom w:val="single" w:sz="8" w:space="0" w:color="000000"/>
+              <w:right w:val="single" w:sz="8" w:space="0" w:color="000000"/>
+            </w:tcBorders>
+            <w:vAlign w:val="center"/>
+          </w:tcPr>
+          <w:p>
+            <w:pPr>
+              <w:jc w:val="left"/>
               <w:rPr>
                 <w:sz w:val="24"/>
                 <w:szCs w:val="24"/>
@@ -8591,39 +8771,40 @@
       </w:tr>
       <w:tr>
         <w:trPr>
+          <w:cantSplit/>
           <w:jc w:val="center"/>
         </w:trPr>
         <w:tc>
           <w:tcPr>
-            <w:tcW w:w="3367" w:type="dxa"/>
-            <w:tcBorders>
-              <w:top w:val="single" w:sz="8" w:space="0" w:color="000000"/>
-              <w:left w:val="single" w:sz="8" w:space="0" w:color="000000"/>
-              <w:bottom w:val="single" w:sz="8" w:space="0" w:color="000000"/>
-              <w:right w:val="single" w:sz="8" w:space="0" w:color="000000"/>
-            </w:tcBorders>
-            <w:vAlign w:val="center"/>
-          </w:tcPr>
-          <w:p>
-            <w:pPr>
-              <w:rPr>
-                <w:sz w:val="24"/>
-                <w:szCs w:val="24"/>
-              </w:rPr>
-            </w:pPr>
-            <w:r>
-              <w:rPr>
-                <w:b w:val="0"/>
-                <w:sz w:val="24"/>
-                <w:szCs w:val="24"/>
-              </w:rPr>
-              <w:t>4. Rekomendasikan harga dan diskon baru kepada COO bila permintaan diskon dinilai layak.</w:t>
-            </w:r>
-          </w:p>
-        </w:tc>
-        <w:tc>
-          <w:tcPr>
-            <w:tcW w:w="2248" w:type="dxa"/>
+            <w:tcW w:w="4309" w:type="dxa"/>
+            <w:tcBorders>
+              <w:top w:val="single" w:sz="8" w:space="0" w:color="000000"/>
+              <w:left w:val="single" w:sz="8" w:space="0" w:color="000000"/>
+              <w:bottom w:val="single" w:sz="8" w:space="0" w:color="000000"/>
+              <w:right w:val="single" w:sz="8" w:space="0" w:color="000000"/>
+            </w:tcBorders>
+            <w:vAlign w:val="center"/>
+          </w:tcPr>
+          <w:p>
+            <w:pPr>
+              <w:rPr>
+                <w:sz w:val="24"/>
+                <w:szCs w:val="24"/>
+              </w:rPr>
+            </w:pPr>
+            <w:r>
+              <w:rPr>
+                <w:b w:val="0"/>
+                <w:sz w:val="24"/>
+                <w:szCs w:val="24"/>
+              </w:rPr>
+              <w:t>4. Rekomendasikan harga dan diskon baru kepada COO jika permintaan diskon dinilai layak.</w:t>
+            </w:r>
+          </w:p>
+        </w:tc>
+        <w:tc>
+          <w:tcPr>
+            <w:tcW w:w="1927" w:type="dxa"/>
             <w:tcBorders>
               <w:top w:val="single" w:sz="8" w:space="0" w:color="000000"/>
               <w:left w:val="single" w:sz="8" w:space="0" w:color="000000"/>
@@ -8651,18 +8832,18 @@
         </w:tc>
         <w:tc>
           <w:tcPr>
-            <w:tcW w:w="3913" w:type="dxa"/>
-            <w:tcBorders>
-              <w:top w:val="single" w:sz="8" w:space="0" w:color="000000"/>
-              <w:left w:val="single" w:sz="8" w:space="0" w:color="000000"/>
-              <w:bottom w:val="single" w:sz="8" w:space="0" w:color="000000"/>
-              <w:right w:val="single" w:sz="8" w:space="0" w:color="000000"/>
-            </w:tcBorders>
-            <w:vAlign w:val="center"/>
-          </w:tcPr>
-          <w:p>
-            <w:pPr>
-              <w:jc w:val="both"/>
+            <w:tcW w:w="2835" w:type="dxa"/>
+            <w:tcBorders>
+              <w:top w:val="single" w:sz="8" w:space="0" w:color="000000"/>
+              <w:left w:val="single" w:sz="8" w:space="0" w:color="000000"/>
+              <w:bottom w:val="single" w:sz="8" w:space="0" w:color="000000"/>
+              <w:right w:val="single" w:sz="8" w:space="0" w:color="000000"/>
+            </w:tcBorders>
+            <w:vAlign w:val="center"/>
+          </w:tcPr>
+          <w:p>
+            <w:pPr>
+              <w:jc w:val="left"/>
               <w:rPr>
                 <w:sz w:val="24"/>
                 <w:szCs w:val="24"/>
@@ -8681,11 +8862,12 @@
       </w:tr>
       <w:tr>
         <w:trPr>
+          <w:cantSplit/>
           <w:jc w:val="center"/>
         </w:trPr>
         <w:tc>
           <w:tcPr>
-            <w:tcW w:w="3367" w:type="dxa"/>
+            <w:tcW w:w="4309" w:type="dxa"/>
             <w:tcBorders>
               <w:top w:val="single" w:sz="8" w:space="0" w:color="000000"/>
               <w:left w:val="single" w:sz="8" w:space="0" w:color="000000"/>
@@ -8713,7 +8895,7 @@
         </w:tc>
         <w:tc>
           <w:tcPr>
-            <w:tcW w:w="2248" w:type="dxa"/>
+            <w:tcW w:w="1927" w:type="dxa"/>
             <w:tcBorders>
               <w:top w:val="single" w:sz="8" w:space="0" w:color="000000"/>
               <w:left w:val="single" w:sz="8" w:space="0" w:color="000000"/>
@@ -8741,18 +8923,18 @@
         </w:tc>
         <w:tc>
           <w:tcPr>
-            <w:tcW w:w="3913" w:type="dxa"/>
-            <w:tcBorders>
-              <w:top w:val="single" w:sz="8" w:space="0" w:color="000000"/>
-              <w:left w:val="single" w:sz="8" w:space="0" w:color="000000"/>
-              <w:bottom w:val="single" w:sz="8" w:space="0" w:color="000000"/>
-              <w:right w:val="single" w:sz="8" w:space="0" w:color="000000"/>
-            </w:tcBorders>
-            <w:vAlign w:val="center"/>
-          </w:tcPr>
-          <w:p>
-            <w:pPr>
-              <w:jc w:val="both"/>
+            <w:tcW w:w="2835" w:type="dxa"/>
+            <w:tcBorders>
+              <w:top w:val="single" w:sz="8" w:space="0" w:color="000000"/>
+              <w:left w:val="single" w:sz="8" w:space="0" w:color="000000"/>
+              <w:bottom w:val="single" w:sz="8" w:space="0" w:color="000000"/>
+              <w:right w:val="single" w:sz="8" w:space="0" w:color="000000"/>
+            </w:tcBorders>
+            <w:vAlign w:val="center"/>
+          </w:tcPr>
+          <w:p>
+            <w:pPr>
+              <w:jc w:val="left"/>
               <w:rPr>
                 <w:sz w:val="24"/>
                 <w:szCs w:val="24"/>
@@ -8771,39 +8953,40 @@
       </w:tr>
       <w:tr>
         <w:trPr>
+          <w:cantSplit/>
           <w:jc w:val="center"/>
         </w:trPr>
         <w:tc>
           <w:tcPr>
-            <w:tcW w:w="3367" w:type="dxa"/>
-            <w:tcBorders>
-              <w:top w:val="single" w:sz="8" w:space="0" w:color="000000"/>
-              <w:left w:val="single" w:sz="8" w:space="0" w:color="000000"/>
-              <w:bottom w:val="single" w:sz="8" w:space="0" w:color="000000"/>
-              <w:right w:val="single" w:sz="8" w:space="0" w:color="000000"/>
-            </w:tcBorders>
-            <w:vAlign w:val="center"/>
-          </w:tcPr>
-          <w:p>
-            <w:pPr>
-              <w:rPr>
-                <w:sz w:val="24"/>
-                <w:szCs w:val="24"/>
-              </w:rPr>
-            </w:pPr>
-            <w:r>
-              <w:rPr>
-                <w:b w:val="0"/>
-                <w:sz w:val="24"/>
-                <w:szCs w:val="24"/>
-              </w:rPr>
-              <w:t>6. Dukung negosiasi kontrak dan commercial terms and conditions bila diminta.</w:t>
-            </w:r>
-          </w:p>
-        </w:tc>
-        <w:tc>
-          <w:tcPr>
-            <w:tcW w:w="2248" w:type="dxa"/>
+            <w:tcW w:w="4309" w:type="dxa"/>
+            <w:tcBorders>
+              <w:top w:val="single" w:sz="8" w:space="0" w:color="000000"/>
+              <w:left w:val="single" w:sz="8" w:space="0" w:color="000000"/>
+              <w:bottom w:val="single" w:sz="8" w:space="0" w:color="000000"/>
+              <w:right w:val="single" w:sz="8" w:space="0" w:color="000000"/>
+            </w:tcBorders>
+            <w:vAlign w:val="center"/>
+          </w:tcPr>
+          <w:p>
+            <w:pPr>
+              <w:rPr>
+                <w:sz w:val="24"/>
+                <w:szCs w:val="24"/>
+              </w:rPr>
+            </w:pPr>
+            <w:r>
+              <w:rPr>
+                <w:b w:val="0"/>
+                <w:sz w:val="24"/>
+                <w:szCs w:val="24"/>
+              </w:rPr>
+              <w:t>6. Dukung negosiasi kontrak dan commercial terms and conditions jika diminta.</w:t>
+            </w:r>
+          </w:p>
+        </w:tc>
+        <w:tc>
+          <w:tcPr>
+            <w:tcW w:w="1927" w:type="dxa"/>
             <w:tcBorders>
               <w:top w:val="single" w:sz="8" w:space="0" w:color="000000"/>
               <w:left w:val="single" w:sz="8" w:space="0" w:color="000000"/>
@@ -8831,18 +9014,18 @@
         </w:tc>
         <w:tc>
           <w:tcPr>
-            <w:tcW w:w="3913" w:type="dxa"/>
-            <w:tcBorders>
-              <w:top w:val="single" w:sz="8" w:space="0" w:color="000000"/>
-              <w:left w:val="single" w:sz="8" w:space="0" w:color="000000"/>
-              <w:bottom w:val="single" w:sz="8" w:space="0" w:color="000000"/>
-              <w:right w:val="single" w:sz="8" w:space="0" w:color="000000"/>
-            </w:tcBorders>
-            <w:vAlign w:val="center"/>
-          </w:tcPr>
-          <w:p>
-            <w:pPr>
-              <w:jc w:val="both"/>
+            <w:tcW w:w="2835" w:type="dxa"/>
+            <w:tcBorders>
+              <w:top w:val="single" w:sz="8" w:space="0" w:color="000000"/>
+              <w:left w:val="single" w:sz="8" w:space="0" w:color="000000"/>
+              <w:bottom w:val="single" w:sz="8" w:space="0" w:color="000000"/>
+              <w:right w:val="single" w:sz="8" w:space="0" w:color="000000"/>
+            </w:tcBorders>
+            <w:vAlign w:val="center"/>
+          </w:tcPr>
+          <w:p>
+            <w:pPr>
+              <w:jc w:val="left"/>
               <w:rPr>
                 <w:sz w:val="24"/>
                 <w:szCs w:val="24"/>
@@ -8887,6 +9070,7 @@
     <w:p>
       <w:pPr>
         <w:pStyle w:val="Heading2"/>
+        <w:keepNext/>
         <w:numPr>
           <w:ilvl w:val="1"/>
           <w:numId w:val="7"/>
@@ -8907,27 +9091,30 @@
         <w:tblLook w:val="0400" w:firstRow="0" w:lastRow="0" w:firstColumn="0" w:lastColumn="0" w:noHBand="0" w:noVBand="1"/>
       </w:tblPr>
       <w:tblGrid>
-        <w:gridCol w:w="3367"/>
-        <w:gridCol w:w="2248"/>
-        <w:gridCol w:w="3913"/>
+        <w:gridCol w:w="4309"/>
+        <w:gridCol w:w="1927"/>
+        <w:gridCol w:w="2835"/>
       </w:tblGrid>
       <w:tr>
         <w:trPr>
+          <w:cantSplit/>
+          <w:tblHeader/>
           <w:jc w:val="center"/>
         </w:trPr>
         <w:tc>
           <w:tcPr>
-            <w:tcW w:w="3367" w:type="dxa"/>
-            <w:tcBorders>
-              <w:top w:val="single" w:sz="8" w:space="0" w:color="000000"/>
-              <w:left w:val="single" w:sz="8" w:space="0" w:color="000000"/>
-              <w:bottom w:val="single" w:sz="8" w:space="0" w:color="000000"/>
-              <w:right w:val="single" w:sz="8" w:space="0" w:color="000000"/>
-            </w:tcBorders>
-            <w:vAlign w:val="center"/>
-          </w:tcPr>
-          <w:p>
-            <w:pPr>
+            <w:tcW w:w="4309" w:type="dxa"/>
+            <w:tcBorders>
+              <w:top w:val="single" w:sz="8" w:space="0" w:color="000000"/>
+              <w:left w:val="single" w:sz="8" w:space="0" w:color="000000"/>
+              <w:bottom w:val="single" w:sz="8" w:space="0" w:color="000000"/>
+              <w:right w:val="single" w:sz="8" w:space="0" w:color="000000"/>
+            </w:tcBorders>
+            <w:vAlign w:val="center"/>
+          </w:tcPr>
+          <w:p>
+            <w:pPr>
+              <w:keepNext/>
               <w:jc w:val="center"/>
               <w:rPr>
                 <w:sz w:val="24"/>
@@ -8947,17 +9134,18 @@
         </w:tc>
         <w:tc>
           <w:tcPr>
-            <w:tcW w:w="2248" w:type="dxa"/>
-            <w:tcBorders>
-              <w:top w:val="single" w:sz="8" w:space="0" w:color="000000"/>
-              <w:left w:val="single" w:sz="8" w:space="0" w:color="000000"/>
-              <w:bottom w:val="single" w:sz="8" w:space="0" w:color="000000"/>
-              <w:right w:val="single" w:sz="8" w:space="0" w:color="000000"/>
-            </w:tcBorders>
-            <w:vAlign w:val="center"/>
-          </w:tcPr>
-          <w:p>
-            <w:pPr>
+            <w:tcW w:w="1927" w:type="dxa"/>
+            <w:tcBorders>
+              <w:top w:val="single" w:sz="8" w:space="0" w:color="000000"/>
+              <w:left w:val="single" w:sz="8" w:space="0" w:color="000000"/>
+              <w:bottom w:val="single" w:sz="8" w:space="0" w:color="000000"/>
+              <w:right w:val="single" w:sz="8" w:space="0" w:color="000000"/>
+            </w:tcBorders>
+            <w:vAlign w:val="center"/>
+          </w:tcPr>
+          <w:p>
+            <w:pPr>
+              <w:keepNext/>
               <w:jc w:val="center"/>
               <w:rPr>
                 <w:sz w:val="24"/>
@@ -8977,17 +9165,18 @@
         </w:tc>
         <w:tc>
           <w:tcPr>
-            <w:tcW w:w="3913" w:type="dxa"/>
-            <w:tcBorders>
-              <w:top w:val="single" w:sz="8" w:space="0" w:color="000000"/>
-              <w:left w:val="single" w:sz="8" w:space="0" w:color="000000"/>
-              <w:bottom w:val="single" w:sz="8" w:space="0" w:color="000000"/>
-              <w:right w:val="single" w:sz="8" w:space="0" w:color="000000"/>
-            </w:tcBorders>
-            <w:vAlign w:val="center"/>
-          </w:tcPr>
-          <w:p>
-            <w:pPr>
+            <w:tcW w:w="2835" w:type="dxa"/>
+            <w:tcBorders>
+              <w:top w:val="single" w:sz="8" w:space="0" w:color="000000"/>
+              <w:left w:val="single" w:sz="8" w:space="0" w:color="000000"/>
+              <w:bottom w:val="single" w:sz="8" w:space="0" w:color="000000"/>
+              <w:right w:val="single" w:sz="8" w:space="0" w:color="000000"/>
+            </w:tcBorders>
+            <w:vAlign w:val="center"/>
+          </w:tcPr>
+          <w:p>
+            <w:pPr>
+              <w:keepNext/>
               <w:jc w:val="center"/>
               <w:rPr>
                 <w:sz w:val="24"/>
@@ -9008,11 +9197,12 @@
       </w:tr>
       <w:tr>
         <w:trPr>
+          <w:cantSplit/>
           <w:jc w:val="center"/>
         </w:trPr>
         <w:tc>
           <w:tcPr>
-            <w:tcW w:w="3367" w:type="dxa"/>
+            <w:tcW w:w="4309" w:type="dxa"/>
             <w:tcBorders>
               <w:top w:val="single" w:sz="8" w:space="0" w:color="000000"/>
               <w:left w:val="single" w:sz="8" w:space="0" w:color="000000"/>
@@ -9040,7 +9230,7 @@
         </w:tc>
         <w:tc>
           <w:tcPr>
-            <w:tcW w:w="2248" w:type="dxa"/>
+            <w:tcW w:w="1927" w:type="dxa"/>
             <w:tcBorders>
               <w:top w:val="single" w:sz="8" w:space="0" w:color="000000"/>
               <w:left w:val="single" w:sz="8" w:space="0" w:color="000000"/>
@@ -9068,18 +9258,18 @@
         </w:tc>
         <w:tc>
           <w:tcPr>
-            <w:tcW w:w="3913" w:type="dxa"/>
-            <w:tcBorders>
-              <w:top w:val="single" w:sz="8" w:space="0" w:color="000000"/>
-              <w:left w:val="single" w:sz="8" w:space="0" w:color="000000"/>
-              <w:bottom w:val="single" w:sz="8" w:space="0" w:color="000000"/>
-              <w:right w:val="single" w:sz="8" w:space="0" w:color="000000"/>
-            </w:tcBorders>
-            <w:vAlign w:val="center"/>
-          </w:tcPr>
-          <w:p>
-            <w:pPr>
-              <w:jc w:val="both"/>
+            <w:tcW w:w="2835" w:type="dxa"/>
+            <w:tcBorders>
+              <w:top w:val="single" w:sz="8" w:space="0" w:color="000000"/>
+              <w:left w:val="single" w:sz="8" w:space="0" w:color="000000"/>
+              <w:bottom w:val="single" w:sz="8" w:space="0" w:color="000000"/>
+              <w:right w:val="single" w:sz="8" w:space="0" w:color="000000"/>
+            </w:tcBorders>
+            <w:vAlign w:val="center"/>
+          </w:tcPr>
+          <w:p>
+            <w:pPr>
+              <w:jc w:val="left"/>
               <w:rPr>
                 <w:sz w:val="24"/>
                 <w:szCs w:val="24"/>
@@ -9098,11 +9288,12 @@
       </w:tr>
       <w:tr>
         <w:trPr>
+          <w:cantSplit/>
           <w:jc w:val="center"/>
         </w:trPr>
         <w:tc>
           <w:tcPr>
-            <w:tcW w:w="3367" w:type="dxa"/>
+            <w:tcW w:w="4309" w:type="dxa"/>
             <w:tcBorders>
               <w:top w:val="single" w:sz="8" w:space="0" w:color="000000"/>
               <w:left w:val="single" w:sz="8" w:space="0" w:color="000000"/>
@@ -9130,7 +9321,7 @@
         </w:tc>
         <w:tc>
           <w:tcPr>
-            <w:tcW w:w="2248" w:type="dxa"/>
+            <w:tcW w:w="1927" w:type="dxa"/>
             <w:tcBorders>
               <w:top w:val="single" w:sz="8" w:space="0" w:color="000000"/>
               <w:left w:val="single" w:sz="8" w:space="0" w:color="000000"/>
@@ -9158,18 +9349,18 @@
         </w:tc>
         <w:tc>
           <w:tcPr>
-            <w:tcW w:w="3913" w:type="dxa"/>
-            <w:tcBorders>
-              <w:top w:val="single" w:sz="8" w:space="0" w:color="000000"/>
-              <w:left w:val="single" w:sz="8" w:space="0" w:color="000000"/>
-              <w:bottom w:val="single" w:sz="8" w:space="0" w:color="000000"/>
-              <w:right w:val="single" w:sz="8" w:space="0" w:color="000000"/>
-            </w:tcBorders>
-            <w:vAlign w:val="center"/>
-          </w:tcPr>
-          <w:p>
-            <w:pPr>
-              <w:jc w:val="both"/>
+            <w:tcW w:w="2835" w:type="dxa"/>
+            <w:tcBorders>
+              <w:top w:val="single" w:sz="8" w:space="0" w:color="000000"/>
+              <w:left w:val="single" w:sz="8" w:space="0" w:color="000000"/>
+              <w:bottom w:val="single" w:sz="8" w:space="0" w:color="000000"/>
+              <w:right w:val="single" w:sz="8" w:space="0" w:color="000000"/>
+            </w:tcBorders>
+            <w:vAlign w:val="center"/>
+          </w:tcPr>
+          <w:p>
+            <w:pPr>
+              <w:jc w:val="left"/>
               <w:rPr>
                 <w:sz w:val="24"/>
                 <w:szCs w:val="24"/>
@@ -9188,11 +9379,12 @@
       </w:tr>
       <w:tr>
         <w:trPr>
+          <w:cantSplit/>
           <w:jc w:val="center"/>
         </w:trPr>
         <w:tc>
           <w:tcPr>
-            <w:tcW w:w="3367" w:type="dxa"/>
+            <w:tcW w:w="4309" w:type="dxa"/>
             <w:tcBorders>
               <w:top w:val="single" w:sz="8" w:space="0" w:color="000000"/>
               <w:left w:val="single" w:sz="8" w:space="0" w:color="000000"/>
@@ -9220,7 +9412,7 @@
         </w:tc>
         <w:tc>
           <w:tcPr>
-            <w:tcW w:w="2248" w:type="dxa"/>
+            <w:tcW w:w="1927" w:type="dxa"/>
             <w:tcBorders>
               <w:top w:val="single" w:sz="8" w:space="0" w:color="000000"/>
               <w:left w:val="single" w:sz="8" w:space="0" w:color="000000"/>
@@ -9248,18 +9440,18 @@
         </w:tc>
         <w:tc>
           <w:tcPr>
-            <w:tcW w:w="3913" w:type="dxa"/>
-            <w:tcBorders>
-              <w:top w:val="single" w:sz="8" w:space="0" w:color="000000"/>
-              <w:left w:val="single" w:sz="8" w:space="0" w:color="000000"/>
-              <w:bottom w:val="single" w:sz="8" w:space="0" w:color="000000"/>
-              <w:right w:val="single" w:sz="8" w:space="0" w:color="000000"/>
-            </w:tcBorders>
-            <w:vAlign w:val="center"/>
-          </w:tcPr>
-          <w:p>
-            <w:pPr>
-              <w:jc w:val="both"/>
+            <w:tcW w:w="2835" w:type="dxa"/>
+            <w:tcBorders>
+              <w:top w:val="single" w:sz="8" w:space="0" w:color="000000"/>
+              <w:left w:val="single" w:sz="8" w:space="0" w:color="000000"/>
+              <w:bottom w:val="single" w:sz="8" w:space="0" w:color="000000"/>
+              <w:right w:val="single" w:sz="8" w:space="0" w:color="000000"/>
+            </w:tcBorders>
+            <w:vAlign w:val="center"/>
+          </w:tcPr>
+          <w:p>
+            <w:pPr>
+              <w:jc w:val="left"/>
               <w:rPr>
                 <w:sz w:val="24"/>
                 <w:szCs w:val="24"/>
@@ -9278,11 +9470,12 @@
       </w:tr>
       <w:tr>
         <w:trPr>
+          <w:cantSplit/>
           <w:jc w:val="center"/>
         </w:trPr>
         <w:tc>
           <w:tcPr>
-            <w:tcW w:w="3367" w:type="dxa"/>
+            <w:tcW w:w="4309" w:type="dxa"/>
             <w:tcBorders>
               <w:top w:val="single" w:sz="8" w:space="0" w:color="000000"/>
               <w:left w:val="single" w:sz="8" w:space="0" w:color="000000"/>
@@ -9310,7 +9503,7 @@
         </w:tc>
         <w:tc>
           <w:tcPr>
-            <w:tcW w:w="2248" w:type="dxa"/>
+            <w:tcW w:w="1927" w:type="dxa"/>
             <w:tcBorders>
               <w:top w:val="single" w:sz="8" w:space="0" w:color="000000"/>
               <w:left w:val="single" w:sz="8" w:space="0" w:color="000000"/>
@@ -9338,18 +9531,18 @@
         </w:tc>
         <w:tc>
           <w:tcPr>
-            <w:tcW w:w="3913" w:type="dxa"/>
-            <w:tcBorders>
-              <w:top w:val="single" w:sz="8" w:space="0" w:color="000000"/>
-              <w:left w:val="single" w:sz="8" w:space="0" w:color="000000"/>
-              <w:bottom w:val="single" w:sz="8" w:space="0" w:color="000000"/>
-              <w:right w:val="single" w:sz="8" w:space="0" w:color="000000"/>
-            </w:tcBorders>
-            <w:vAlign w:val="center"/>
-          </w:tcPr>
-          <w:p>
-            <w:pPr>
-              <w:jc w:val="both"/>
+            <w:tcW w:w="2835" w:type="dxa"/>
+            <w:tcBorders>
+              <w:top w:val="single" w:sz="8" w:space="0" w:color="000000"/>
+              <w:left w:val="single" w:sz="8" w:space="0" w:color="000000"/>
+              <w:bottom w:val="single" w:sz="8" w:space="0" w:color="000000"/>
+              <w:right w:val="single" w:sz="8" w:space="0" w:color="000000"/>
+            </w:tcBorders>
+            <w:vAlign w:val="center"/>
+          </w:tcPr>
+          <w:p>
+            <w:pPr>
+              <w:jc w:val="left"/>
               <w:rPr>
                 <w:sz w:val="24"/>
                 <w:szCs w:val="24"/>
@@ -9368,11 +9561,12 @@
       </w:tr>
       <w:tr>
         <w:trPr>
+          <w:cantSplit/>
           <w:jc w:val="center"/>
         </w:trPr>
         <w:tc>
           <w:tcPr>
-            <w:tcW w:w="3367" w:type="dxa"/>
+            <w:tcW w:w="4309" w:type="dxa"/>
             <w:tcBorders>
               <w:top w:val="single" w:sz="8" w:space="0" w:color="000000"/>
               <w:left w:val="single" w:sz="8" w:space="0" w:color="000000"/>
@@ -9400,7 +9594,7 @@
         </w:tc>
         <w:tc>
           <w:tcPr>
-            <w:tcW w:w="2248" w:type="dxa"/>
+            <w:tcW w:w="1927" w:type="dxa"/>
             <w:tcBorders>
               <w:top w:val="single" w:sz="8" w:space="0" w:color="000000"/>
               <w:left w:val="single" w:sz="8" w:space="0" w:color="000000"/>
@@ -9428,18 +9622,18 @@
         </w:tc>
         <w:tc>
           <w:tcPr>
-            <w:tcW w:w="3913" w:type="dxa"/>
-            <w:tcBorders>
-              <w:top w:val="single" w:sz="8" w:space="0" w:color="000000"/>
-              <w:left w:val="single" w:sz="8" w:space="0" w:color="000000"/>
-              <w:bottom w:val="single" w:sz="8" w:space="0" w:color="000000"/>
-              <w:right w:val="single" w:sz="8" w:space="0" w:color="000000"/>
-            </w:tcBorders>
-            <w:vAlign w:val="center"/>
-          </w:tcPr>
-          <w:p>
-            <w:pPr>
-              <w:jc w:val="both"/>
+            <w:tcW w:w="2835" w:type="dxa"/>
+            <w:tcBorders>
+              <w:top w:val="single" w:sz="8" w:space="0" w:color="000000"/>
+              <w:left w:val="single" w:sz="8" w:space="0" w:color="000000"/>
+              <w:bottom w:val="single" w:sz="8" w:space="0" w:color="000000"/>
+              <w:right w:val="single" w:sz="8" w:space="0" w:color="000000"/>
+            </w:tcBorders>
+            <w:vAlign w:val="center"/>
+          </w:tcPr>
+          <w:p>
+            <w:pPr>
+              <w:jc w:val="left"/>
               <w:rPr>
                 <w:sz w:val="24"/>
                 <w:szCs w:val="24"/>
@@ -9458,11 +9652,12 @@
       </w:tr>
       <w:tr>
         <w:trPr>
+          <w:cantSplit/>
           <w:jc w:val="center"/>
         </w:trPr>
         <w:tc>
           <w:tcPr>
-            <w:tcW w:w="3367" w:type="dxa"/>
+            <w:tcW w:w="4309" w:type="dxa"/>
             <w:tcBorders>
               <w:top w:val="single" w:sz="8" w:space="0" w:color="000000"/>
               <w:left w:val="single" w:sz="8" w:space="0" w:color="000000"/>
@@ -9490,7 +9685,7 @@
         </w:tc>
         <w:tc>
           <w:tcPr>
-            <w:tcW w:w="2248" w:type="dxa"/>
+            <w:tcW w:w="1927" w:type="dxa"/>
             <w:tcBorders>
               <w:top w:val="single" w:sz="8" w:space="0" w:color="000000"/>
               <w:left w:val="single" w:sz="8" w:space="0" w:color="000000"/>
@@ -9518,18 +9713,18 @@
         </w:tc>
         <w:tc>
           <w:tcPr>
-            <w:tcW w:w="3913" w:type="dxa"/>
-            <w:tcBorders>
-              <w:top w:val="single" w:sz="8" w:space="0" w:color="000000"/>
-              <w:left w:val="single" w:sz="8" w:space="0" w:color="000000"/>
-              <w:bottom w:val="single" w:sz="8" w:space="0" w:color="000000"/>
-              <w:right w:val="single" w:sz="8" w:space="0" w:color="000000"/>
-            </w:tcBorders>
-            <w:vAlign w:val="center"/>
-          </w:tcPr>
-          <w:p>
-            <w:pPr>
-              <w:jc w:val="both"/>
+            <w:tcW w:w="2835" w:type="dxa"/>
+            <w:tcBorders>
+              <w:top w:val="single" w:sz="8" w:space="0" w:color="000000"/>
+              <w:left w:val="single" w:sz="8" w:space="0" w:color="000000"/>
+              <w:bottom w:val="single" w:sz="8" w:space="0" w:color="000000"/>
+              <w:right w:val="single" w:sz="8" w:space="0" w:color="000000"/>
+            </w:tcBorders>
+            <w:vAlign w:val="center"/>
+          </w:tcPr>
+          <w:p>
+            <w:pPr>
+              <w:jc w:val="left"/>
               <w:rPr>
                 <w:sz w:val="24"/>
                 <w:szCs w:val="24"/>
@@ -9548,11 +9743,12 @@
       </w:tr>
       <w:tr>
         <w:trPr>
+          <w:cantSplit/>
           <w:jc w:val="center"/>
         </w:trPr>
         <w:tc>
           <w:tcPr>
-            <w:tcW w:w="3367" w:type="dxa"/>
+            <w:tcW w:w="4309" w:type="dxa"/>
             <w:tcBorders>
               <w:top w:val="single" w:sz="8" w:space="0" w:color="000000"/>
               <w:left w:val="single" w:sz="8" w:space="0" w:color="000000"/>
@@ -9580,7 +9776,7 @@
         </w:tc>
         <w:tc>
           <w:tcPr>
-            <w:tcW w:w="2248" w:type="dxa"/>
+            <w:tcW w:w="1927" w:type="dxa"/>
             <w:tcBorders>
               <w:top w:val="single" w:sz="8" w:space="0" w:color="000000"/>
               <w:left w:val="single" w:sz="8" w:space="0" w:color="000000"/>
@@ -9608,18 +9804,18 @@
         </w:tc>
         <w:tc>
           <w:tcPr>
-            <w:tcW w:w="3913" w:type="dxa"/>
-            <w:tcBorders>
-              <w:top w:val="single" w:sz="8" w:space="0" w:color="000000"/>
-              <w:left w:val="single" w:sz="8" w:space="0" w:color="000000"/>
-              <w:bottom w:val="single" w:sz="8" w:space="0" w:color="000000"/>
-              <w:right w:val="single" w:sz="8" w:space="0" w:color="000000"/>
-            </w:tcBorders>
-            <w:vAlign w:val="center"/>
-          </w:tcPr>
-          <w:p>
-            <w:pPr>
-              <w:jc w:val="both"/>
+            <w:tcW w:w="2835" w:type="dxa"/>
+            <w:tcBorders>
+              <w:top w:val="single" w:sz="8" w:space="0" w:color="000000"/>
+              <w:left w:val="single" w:sz="8" w:space="0" w:color="000000"/>
+              <w:bottom w:val="single" w:sz="8" w:space="0" w:color="000000"/>
+              <w:right w:val="single" w:sz="8" w:space="0" w:color="000000"/>
+            </w:tcBorders>
+            <w:vAlign w:val="center"/>
+          </w:tcPr>
+          <w:p>
+            <w:pPr>
+              <w:jc w:val="left"/>
               <w:rPr>
                 <w:sz w:val="24"/>
                 <w:szCs w:val="24"/>
@@ -9664,6 +9860,7 @@
     <w:p>
       <w:pPr>
         <w:pStyle w:val="Heading2"/>
+        <w:keepNext/>
         <w:numPr>
           <w:ilvl w:val="1"/>
           <w:numId w:val="7"/>
@@ -9684,27 +9881,30 @@
         <w:tblLook w:val="0400" w:firstRow="0" w:lastRow="0" w:firstColumn="0" w:lastColumn="0" w:noHBand="0" w:noVBand="1"/>
       </w:tblPr>
       <w:tblGrid>
-        <w:gridCol w:w="3367"/>
-        <w:gridCol w:w="2248"/>
-        <w:gridCol w:w="3913"/>
+        <w:gridCol w:w="4309"/>
+        <w:gridCol w:w="1927"/>
+        <w:gridCol w:w="2835"/>
       </w:tblGrid>
       <w:tr>
         <w:trPr>
+          <w:cantSplit/>
+          <w:tblHeader/>
           <w:jc w:val="center"/>
         </w:trPr>
         <w:tc>
           <w:tcPr>
-            <w:tcW w:w="3367" w:type="dxa"/>
-            <w:tcBorders>
-              <w:top w:val="single" w:sz="8" w:space="0" w:color="000000"/>
-              <w:left w:val="single" w:sz="8" w:space="0" w:color="000000"/>
-              <w:bottom w:val="single" w:sz="8" w:space="0" w:color="000000"/>
-              <w:right w:val="single" w:sz="8" w:space="0" w:color="000000"/>
-            </w:tcBorders>
-            <w:vAlign w:val="center"/>
-          </w:tcPr>
-          <w:p>
-            <w:pPr>
+            <w:tcW w:w="4309" w:type="dxa"/>
+            <w:tcBorders>
+              <w:top w:val="single" w:sz="8" w:space="0" w:color="000000"/>
+              <w:left w:val="single" w:sz="8" w:space="0" w:color="000000"/>
+              <w:bottom w:val="single" w:sz="8" w:space="0" w:color="000000"/>
+              <w:right w:val="single" w:sz="8" w:space="0" w:color="000000"/>
+            </w:tcBorders>
+            <w:vAlign w:val="center"/>
+          </w:tcPr>
+          <w:p>
+            <w:pPr>
+              <w:keepNext/>
               <w:jc w:val="center"/>
               <w:rPr>
                 <w:sz w:val="24"/>
@@ -9724,17 +9924,18 @@
         </w:tc>
         <w:tc>
           <w:tcPr>
-            <w:tcW w:w="2248" w:type="dxa"/>
-            <w:tcBorders>
-              <w:top w:val="single" w:sz="8" w:space="0" w:color="000000"/>
-              <w:left w:val="single" w:sz="8" w:space="0" w:color="000000"/>
-              <w:bottom w:val="single" w:sz="8" w:space="0" w:color="000000"/>
-              <w:right w:val="single" w:sz="8" w:space="0" w:color="000000"/>
-            </w:tcBorders>
-            <w:vAlign w:val="center"/>
-          </w:tcPr>
-          <w:p>
-            <w:pPr>
+            <w:tcW w:w="1927" w:type="dxa"/>
+            <w:tcBorders>
+              <w:top w:val="single" w:sz="8" w:space="0" w:color="000000"/>
+              <w:left w:val="single" w:sz="8" w:space="0" w:color="000000"/>
+              <w:bottom w:val="single" w:sz="8" w:space="0" w:color="000000"/>
+              <w:right w:val="single" w:sz="8" w:space="0" w:color="000000"/>
+            </w:tcBorders>
+            <w:vAlign w:val="center"/>
+          </w:tcPr>
+          <w:p>
+            <w:pPr>
+              <w:keepNext/>
               <w:jc w:val="center"/>
               <w:rPr>
                 <w:sz w:val="24"/>
@@ -9754,17 +9955,18 @@
         </w:tc>
         <w:tc>
           <w:tcPr>
-            <w:tcW w:w="3913" w:type="dxa"/>
-            <w:tcBorders>
-              <w:top w:val="single" w:sz="8" w:space="0" w:color="000000"/>
-              <w:left w:val="single" w:sz="8" w:space="0" w:color="000000"/>
-              <w:bottom w:val="single" w:sz="8" w:space="0" w:color="000000"/>
-              <w:right w:val="single" w:sz="8" w:space="0" w:color="000000"/>
-            </w:tcBorders>
-            <w:vAlign w:val="center"/>
-          </w:tcPr>
-          <w:p>
-            <w:pPr>
+            <w:tcW w:w="2835" w:type="dxa"/>
+            <w:tcBorders>
+              <w:top w:val="single" w:sz="8" w:space="0" w:color="000000"/>
+              <w:left w:val="single" w:sz="8" w:space="0" w:color="000000"/>
+              <w:bottom w:val="single" w:sz="8" w:space="0" w:color="000000"/>
+              <w:right w:val="single" w:sz="8" w:space="0" w:color="000000"/>
+            </w:tcBorders>
+            <w:vAlign w:val="center"/>
+          </w:tcPr>
+          <w:p>
+            <w:pPr>
+              <w:keepNext/>
               <w:jc w:val="center"/>
               <w:rPr>
                 <w:sz w:val="24"/>
@@ -9785,11 +9987,12 @@
       </w:tr>
       <w:tr>
         <w:trPr>
+          <w:cantSplit/>
           <w:jc w:val="center"/>
         </w:trPr>
         <w:tc>
           <w:tcPr>
-            <w:tcW w:w="3367" w:type="dxa"/>
+            <w:tcW w:w="4309" w:type="dxa"/>
             <w:tcBorders>
               <w:top w:val="single" w:sz="8" w:space="0" w:color="000000"/>
               <w:left w:val="single" w:sz="8" w:space="0" w:color="000000"/>
@@ -9817,7 +10020,7 @@
         </w:tc>
         <w:tc>
           <w:tcPr>
-            <w:tcW w:w="2248" w:type="dxa"/>
+            <w:tcW w:w="1927" w:type="dxa"/>
             <w:tcBorders>
               <w:top w:val="single" w:sz="8" w:space="0" w:color="000000"/>
               <w:left w:val="single" w:sz="8" w:space="0" w:color="000000"/>
@@ -9845,18 +10048,18 @@
         </w:tc>
         <w:tc>
           <w:tcPr>
-            <w:tcW w:w="3913" w:type="dxa"/>
-            <w:tcBorders>
-              <w:top w:val="single" w:sz="8" w:space="0" w:color="000000"/>
-              <w:left w:val="single" w:sz="8" w:space="0" w:color="000000"/>
-              <w:bottom w:val="single" w:sz="8" w:space="0" w:color="000000"/>
-              <w:right w:val="single" w:sz="8" w:space="0" w:color="000000"/>
-            </w:tcBorders>
-            <w:vAlign w:val="center"/>
-          </w:tcPr>
-          <w:p>
-            <w:pPr>
-              <w:jc w:val="both"/>
+            <w:tcW w:w="2835" w:type="dxa"/>
+            <w:tcBorders>
+              <w:top w:val="single" w:sz="8" w:space="0" w:color="000000"/>
+              <w:left w:val="single" w:sz="8" w:space="0" w:color="000000"/>
+              <w:bottom w:val="single" w:sz="8" w:space="0" w:color="000000"/>
+              <w:right w:val="single" w:sz="8" w:space="0" w:color="000000"/>
+            </w:tcBorders>
+            <w:vAlign w:val="center"/>
+          </w:tcPr>
+          <w:p>
+            <w:pPr>
+              <w:jc w:val="left"/>
               <w:rPr>
                 <w:sz w:val="24"/>
                 <w:szCs w:val="24"/>
@@ -9875,11 +10078,12 @@
       </w:tr>
       <w:tr>
         <w:trPr>
+          <w:cantSplit/>
           <w:jc w:val="center"/>
         </w:trPr>
         <w:tc>
           <w:tcPr>
-            <w:tcW w:w="3367" w:type="dxa"/>
+            <w:tcW w:w="4309" w:type="dxa"/>
             <w:tcBorders>
               <w:top w:val="single" w:sz="8" w:space="0" w:color="000000"/>
               <w:left w:val="single" w:sz="8" w:space="0" w:color="000000"/>
@@ -9907,7 +10111,7 @@
         </w:tc>
         <w:tc>
           <w:tcPr>
-            <w:tcW w:w="2248" w:type="dxa"/>
+            <w:tcW w:w="1927" w:type="dxa"/>
             <w:tcBorders>
               <w:top w:val="single" w:sz="8" w:space="0" w:color="000000"/>
               <w:left w:val="single" w:sz="8" w:space="0" w:color="000000"/>
@@ -9935,18 +10139,18 @@
         </w:tc>
         <w:tc>
           <w:tcPr>
-            <w:tcW w:w="3913" w:type="dxa"/>
-            <w:tcBorders>
-              <w:top w:val="single" w:sz="8" w:space="0" w:color="000000"/>
-              <w:left w:val="single" w:sz="8" w:space="0" w:color="000000"/>
-              <w:bottom w:val="single" w:sz="8" w:space="0" w:color="000000"/>
-              <w:right w:val="single" w:sz="8" w:space="0" w:color="000000"/>
-            </w:tcBorders>
-            <w:vAlign w:val="center"/>
-          </w:tcPr>
-          <w:p>
-            <w:pPr>
-              <w:jc w:val="both"/>
+            <w:tcW w:w="2835" w:type="dxa"/>
+            <w:tcBorders>
+              <w:top w:val="single" w:sz="8" w:space="0" w:color="000000"/>
+              <w:left w:val="single" w:sz="8" w:space="0" w:color="000000"/>
+              <w:bottom w:val="single" w:sz="8" w:space="0" w:color="000000"/>
+              <w:right w:val="single" w:sz="8" w:space="0" w:color="000000"/>
+            </w:tcBorders>
+            <w:vAlign w:val="center"/>
+          </w:tcPr>
+          <w:p>
+            <w:pPr>
+              <w:jc w:val="left"/>
               <w:rPr>
                 <w:sz w:val="24"/>
                 <w:szCs w:val="24"/>
@@ -9965,11 +10169,12 @@
       </w:tr>
       <w:tr>
         <w:trPr>
+          <w:cantSplit/>
           <w:jc w:val="center"/>
         </w:trPr>
         <w:tc>
           <w:tcPr>
-            <w:tcW w:w="3367" w:type="dxa"/>
+            <w:tcW w:w="4309" w:type="dxa"/>
             <w:tcBorders>
               <w:top w:val="single" w:sz="8" w:space="0" w:color="000000"/>
               <w:left w:val="single" w:sz="8" w:space="0" w:color="000000"/>
@@ -9997,7 +10202,7 @@
         </w:tc>
         <w:tc>
           <w:tcPr>
-            <w:tcW w:w="2248" w:type="dxa"/>
+            <w:tcW w:w="1927" w:type="dxa"/>
             <w:tcBorders>
               <w:top w:val="single" w:sz="8" w:space="0" w:color="000000"/>
               <w:left w:val="single" w:sz="8" w:space="0" w:color="000000"/>
@@ -10025,18 +10230,18 @@
         </w:tc>
         <w:tc>
           <w:tcPr>
-            <w:tcW w:w="3913" w:type="dxa"/>
-            <w:tcBorders>
-              <w:top w:val="single" w:sz="8" w:space="0" w:color="000000"/>
-              <w:left w:val="single" w:sz="8" w:space="0" w:color="000000"/>
-              <w:bottom w:val="single" w:sz="8" w:space="0" w:color="000000"/>
-              <w:right w:val="single" w:sz="8" w:space="0" w:color="000000"/>
-            </w:tcBorders>
-            <w:vAlign w:val="center"/>
-          </w:tcPr>
-          <w:p>
-            <w:pPr>
-              <w:jc w:val="both"/>
+            <w:tcW w:w="2835" w:type="dxa"/>
+            <w:tcBorders>
+              <w:top w:val="single" w:sz="8" w:space="0" w:color="000000"/>
+              <w:left w:val="single" w:sz="8" w:space="0" w:color="000000"/>
+              <w:bottom w:val="single" w:sz="8" w:space="0" w:color="000000"/>
+              <w:right w:val="single" w:sz="8" w:space="0" w:color="000000"/>
+            </w:tcBorders>
+            <w:vAlign w:val="center"/>
+          </w:tcPr>
+          <w:p>
+            <w:pPr>
+              <w:jc w:val="left"/>
               <w:rPr>
                 <w:sz w:val="24"/>
                 <w:szCs w:val="24"/>
@@ -10055,11 +10260,12 @@
       </w:tr>
       <w:tr>
         <w:trPr>
+          <w:cantSplit/>
           <w:jc w:val="center"/>
         </w:trPr>
         <w:tc>
           <w:tcPr>
-            <w:tcW w:w="3367" w:type="dxa"/>
+            <w:tcW w:w="4309" w:type="dxa"/>
             <w:tcBorders>
               <w:top w:val="single" w:sz="8" w:space="0" w:color="000000"/>
               <w:left w:val="single" w:sz="8" w:space="0" w:color="000000"/>
@@ -10087,7 +10293,7 @@
         </w:tc>
         <w:tc>
           <w:tcPr>
-            <w:tcW w:w="2248" w:type="dxa"/>
+            <w:tcW w:w="1927" w:type="dxa"/>
             <w:tcBorders>
               <w:top w:val="single" w:sz="8" w:space="0" w:color="000000"/>
               <w:left w:val="single" w:sz="8" w:space="0" w:color="000000"/>
@@ -10115,18 +10321,18 @@
         </w:tc>
         <w:tc>
           <w:tcPr>
-            <w:tcW w:w="3913" w:type="dxa"/>
-            <w:tcBorders>
-              <w:top w:val="single" w:sz="8" w:space="0" w:color="000000"/>
-              <w:left w:val="single" w:sz="8" w:space="0" w:color="000000"/>
-              <w:bottom w:val="single" w:sz="8" w:space="0" w:color="000000"/>
-              <w:right w:val="single" w:sz="8" w:space="0" w:color="000000"/>
-            </w:tcBorders>
-            <w:vAlign w:val="center"/>
-          </w:tcPr>
-          <w:p>
-            <w:pPr>
-              <w:jc w:val="both"/>
+            <w:tcW w:w="2835" w:type="dxa"/>
+            <w:tcBorders>
+              <w:top w:val="single" w:sz="8" w:space="0" w:color="000000"/>
+              <w:left w:val="single" w:sz="8" w:space="0" w:color="000000"/>
+              <w:bottom w:val="single" w:sz="8" w:space="0" w:color="000000"/>
+              <w:right w:val="single" w:sz="8" w:space="0" w:color="000000"/>
+            </w:tcBorders>
+            <w:vAlign w:val="center"/>
+          </w:tcPr>
+          <w:p>
+            <w:pPr>
+              <w:jc w:val="left"/>
               <w:rPr>
                 <w:sz w:val="24"/>
                 <w:szCs w:val="24"/>
@@ -10299,6 +10505,7 @@
     <w:p>
       <w:pPr>
         <w:pStyle w:val="Heading1"/>
+        <w:keepNext/>
         <w:numPr>
           <w:ilvl w:val="0"/>
           <w:numId w:val="7"/>
@@ -10327,6 +10534,8 @@
       </w:tblGrid>
       <w:tr>
         <w:trPr>
+          <w:cantSplit/>
+          <w:tblHeader/>
           <w:jc w:val="center"/>
         </w:trPr>
         <w:tc>
@@ -10342,6 +10551,7 @@
           </w:tcPr>
           <w:p>
             <w:pPr>
+              <w:keepNext/>
               <w:jc w:val="center"/>
               <w:rPr>
                 <w:sz w:val="24"/>
@@ -10372,6 +10582,7 @@
           </w:tcPr>
           <w:p>
             <w:pPr>
+              <w:keepNext/>
               <w:jc w:val="center"/>
               <w:rPr>
                 <w:sz w:val="24"/>
@@ -10402,6 +10613,7 @@
           </w:tcPr>
           <w:p>
             <w:pPr>
+              <w:keepNext/>
               <w:jc w:val="center"/>
               <w:rPr>
                 <w:sz w:val="24"/>
@@ -10422,6 +10634,7 @@
       </w:tr>
       <w:tr>
         <w:trPr>
+          <w:cantSplit/>
           <w:jc w:val="center"/>
         </w:trPr>
         <w:tc>
@@ -10493,7 +10706,7 @@
           </w:tcPr>
           <w:p>
             <w:pPr>
-              <w:jc w:val="both"/>
+              <w:jc w:val="left"/>
               <w:rPr>
                 <w:sz w:val="24"/>
                 <w:szCs w:val="24"/>
@@ -10512,6 +10725,7 @@
       </w:tr>
       <w:tr>
         <w:trPr>
+          <w:cantSplit/>
           <w:jc w:val="center"/>
         </w:trPr>
         <w:tc>
@@ -10583,7 +10797,7 @@
           </w:tcPr>
           <w:p>
             <w:pPr>
-              <w:jc w:val="both"/>
+              <w:jc w:val="left"/>
               <w:rPr>
                 <w:sz w:val="24"/>
                 <w:szCs w:val="24"/>
@@ -10602,6 +10816,7 @@
       </w:tr>
       <w:tr>
         <w:trPr>
+          <w:cantSplit/>
           <w:jc w:val="center"/>
         </w:trPr>
         <w:tc>
@@ -10673,7 +10888,7 @@
           </w:tcPr>
           <w:p>
             <w:pPr>
-              <w:jc w:val="both"/>
+              <w:jc w:val="left"/>
               <w:rPr>
                 <w:sz w:val="24"/>
                 <w:szCs w:val="24"/>
@@ -10692,6 +10907,7 @@
       </w:tr>
       <w:tr>
         <w:trPr>
+          <w:cantSplit/>
           <w:jc w:val="center"/>
         </w:trPr>
         <w:tc>
@@ -10718,7 +10934,7 @@
                 <w:sz w:val="24"/>
                 <w:szCs w:val="24"/>
               </w:rPr>
-              <w:t>Pembaruan CRM sesudah aktivitas penjualan</w:t>
+              <w:t>Pembaruan CRM setelah aktivitas penjualan</w:t>
             </w:r>
           </w:p>
         </w:tc>
@@ -10763,7 +10979,7 @@
           </w:tcPr>
           <w:p>
             <w:pPr>
-              <w:jc w:val="both"/>
+              <w:jc w:val="left"/>
               <w:rPr>
                 <w:sz w:val="24"/>
                 <w:szCs w:val="24"/>
@@ -10782,6 +10998,7 @@
       </w:tr>
       <w:tr>
         <w:trPr>
+          <w:cantSplit/>
           <w:jc w:val="center"/>
         </w:trPr>
         <w:tc>
@@ -10853,7 +11070,7 @@
           </w:tcPr>
           <w:p>
             <w:pPr>
-              <w:jc w:val="both"/>
+              <w:jc w:val="left"/>
               <w:rPr>
                 <w:sz w:val="24"/>
                 <w:szCs w:val="24"/>
@@ -10872,6 +11089,7 @@
       </w:tr>
       <w:tr>
         <w:trPr>
+          <w:cantSplit/>
           <w:jc w:val="center"/>
         </w:trPr>
         <w:tc>
@@ -10943,7 +11161,7 @@
           </w:tcPr>
           <w:p>
             <w:pPr>
-              <w:jc w:val="both"/>
+              <w:jc w:val="left"/>
               <w:rPr>
                 <w:sz w:val="24"/>
                 <w:szCs w:val="24"/>
@@ -10962,6 +11180,7 @@
       </w:tr>
       <w:tr>
         <w:trPr>
+          <w:cantSplit/>
           <w:jc w:val="center"/>
         </w:trPr>
         <w:tc>
@@ -11033,7 +11252,7 @@
           </w:tcPr>
           <w:p>
             <w:pPr>
-              <w:jc w:val="both"/>
+              <w:jc w:val="left"/>
               <w:rPr>
                 <w:sz w:val="24"/>
                 <w:szCs w:val="24"/>
@@ -11052,6 +11271,7 @@
       </w:tr>
       <w:tr>
         <w:trPr>
+          <w:cantSplit/>
           <w:jc w:val="center"/>
         </w:trPr>
         <w:tc>
@@ -11123,7 +11343,7 @@
           </w:tcPr>
           <w:p>
             <w:pPr>
-              <w:jc w:val="both"/>
+              <w:jc w:val="left"/>
               <w:rPr>
                 <w:sz w:val="24"/>
                 <w:szCs w:val="24"/>
@@ -11142,6 +11362,7 @@
       </w:tr>
       <w:tr>
         <w:trPr>
+          <w:cantSplit/>
           <w:jc w:val="center"/>
         </w:trPr>
         <w:tc>
@@ -11213,7 +11434,7 @@
           </w:tcPr>
           <w:p>
             <w:pPr>
-              <w:jc w:val="both"/>
+              <w:jc w:val="left"/>
               <w:rPr>
                 <w:sz w:val="24"/>
                 <w:szCs w:val="24"/>
@@ -11232,6 +11453,7 @@
       </w:tr>
       <w:tr>
         <w:trPr>
+          <w:cantSplit/>
           <w:jc w:val="center"/>
         </w:trPr>
         <w:tc>
@@ -11303,7 +11525,7 @@
           </w:tcPr>
           <w:p>
             <w:pPr>
-              <w:jc w:val="both"/>
+              <w:jc w:val="left"/>
               <w:rPr>
                 <w:sz w:val="24"/>
                 <w:szCs w:val="24"/>
@@ -11322,6 +11544,7 @@
       </w:tr>
       <w:tr>
         <w:trPr>
+          <w:cantSplit/>
           <w:jc w:val="center"/>
         </w:trPr>
         <w:tc>
@@ -11393,7 +11616,7 @@
           </w:tcPr>
           <w:p>
             <w:pPr>
-              <w:jc w:val="both"/>
+              <w:jc w:val="left"/>
               <w:rPr>
                 <w:sz w:val="24"/>
                 <w:szCs w:val="24"/>
@@ -11422,6 +11645,7 @@
     <w:p>
       <w:pPr>
         <w:pStyle w:val="Heading1"/>
+        <w:keepNext/>
         <w:numPr>
           <w:ilvl w:val="0"/>
           <w:numId w:val="7"/>
@@ -11454,6 +11678,10 @@
         <w:gridCol w:w="6765"/>
       </w:tblGrid>
       <w:tr>
+        <w:trPr>
+          <w:cantSplit/>
+          <w:tblHeader/>
+        </w:trPr>
         <w:tc>
           <w:tcPr>
             <w:tcW w:w="2745" w:type="dxa"/>
@@ -11466,6 +11694,7 @@
           </w:tcPr>
           <w:p>
             <w:pPr>
+              <w:keepNext/>
               <w:spacing w:after="120" w:line="252" w:lineRule="auto"/>
               <w:rPr>
                 <w:sz w:val="24"/>
@@ -11494,8 +11723,9 @@
           </w:tcPr>
           <w:p>
             <w:pPr>
+              <w:keepNext/>
               <w:spacing w:after="120" w:line="252" w:lineRule="auto"/>
-              <w:jc w:val="both"/>
+              <w:jc w:val="left"/>
               <w:rPr>
                 <w:sz w:val="24"/>
                 <w:szCs w:val="24"/>
@@ -11513,6 +11743,9 @@
         </w:tc>
       </w:tr>
       <w:tr>
+        <w:trPr>
+          <w:cantSplit/>
+        </w:trPr>
         <w:tc>
           <w:tcPr>
             <w:tcW w:w="2745" w:type="dxa"/>
@@ -11554,7 +11787,7 @@
           <w:p>
             <w:pPr>
               <w:spacing w:after="120" w:line="252" w:lineRule="auto"/>
-              <w:jc w:val="both"/>
+              <w:jc w:val="left"/>
               <w:rPr>
                 <w:sz w:val="24"/>
                 <w:szCs w:val="24"/>
@@ -11572,6 +11805,9 @@
         </w:tc>
       </w:tr>
       <w:tr>
+        <w:trPr>
+          <w:cantSplit/>
+        </w:trPr>
         <w:tc>
           <w:tcPr>
             <w:tcW w:w="2745" w:type="dxa"/>
@@ -11613,7 +11849,7 @@
           <w:p>
             <w:pPr>
               <w:spacing w:after="120" w:line="252" w:lineRule="auto"/>
-              <w:jc w:val="both"/>
+              <w:jc w:val="left"/>
               <w:rPr>
                 <w:sz w:val="24"/>
                 <w:szCs w:val="24"/>
@@ -11631,6 +11867,9 @@
         </w:tc>
       </w:tr>
       <w:tr>
+        <w:trPr>
+          <w:cantSplit/>
+        </w:trPr>
         <w:tc>
           <w:tcPr>
             <w:tcW w:w="2745" w:type="dxa"/>
@@ -11672,7 +11911,7 @@
           <w:p>
             <w:pPr>
               <w:spacing w:after="120" w:line="252" w:lineRule="auto"/>
-              <w:jc w:val="both"/>
+              <w:jc w:val="left"/>
               <w:rPr>
                 <w:sz w:val="24"/>
                 <w:szCs w:val="24"/>
@@ -11690,6 +11929,9 @@
         </w:tc>
       </w:tr>
       <w:tr>
+        <w:trPr>
+          <w:cantSplit/>
+        </w:trPr>
         <w:tc>
           <w:tcPr>
             <w:tcW w:w="2745" w:type="dxa"/>
@@ -11731,7 +11973,7 @@
           <w:p>
             <w:pPr>
               <w:spacing w:after="120" w:line="252" w:lineRule="auto"/>
-              <w:jc w:val="both"/>
+              <w:jc w:val="left"/>
               <w:rPr>
                 <w:sz w:val="24"/>
                 <w:szCs w:val="24"/>
@@ -11749,6 +11991,9 @@
         </w:tc>
       </w:tr>
       <w:tr>
+        <w:trPr>
+          <w:cantSplit/>
+        </w:trPr>
         <w:tc>
           <w:tcPr>
             <w:tcW w:w="2745" w:type="dxa"/>
@@ -11790,7 +12035,7 @@
           <w:p>
             <w:pPr>
               <w:spacing w:after="120" w:line="252" w:lineRule="auto"/>
-              <w:jc w:val="both"/>
+              <w:jc w:val="left"/>
               <w:rPr>
                 <w:sz w:val="24"/>
                 <w:szCs w:val="24"/>
@@ -11808,6 +12053,9 @@
         </w:tc>
       </w:tr>
       <w:tr>
+        <w:trPr>
+          <w:cantSplit/>
+        </w:trPr>
         <w:tc>
           <w:tcPr>
             <w:tcW w:w="2745" w:type="dxa"/>
@@ -11849,7 +12097,7 @@
           <w:p>
             <w:pPr>
               <w:spacing w:after="120" w:line="252" w:lineRule="auto"/>
-              <w:jc w:val="both"/>
+              <w:jc w:val="left"/>
               <w:rPr>
                 <w:sz w:val="24"/>
                 <w:szCs w:val="24"/>
@@ -11867,6 +12115,9 @@
         </w:tc>
       </w:tr>
       <w:tr>
+        <w:trPr>
+          <w:cantSplit/>
+        </w:trPr>
         <w:tc>
           <w:tcPr>
             <w:tcW w:w="2745" w:type="dxa"/>
@@ -11908,7 +12159,7 @@
           <w:p>
             <w:pPr>
               <w:spacing w:after="120" w:line="252" w:lineRule="auto"/>
-              <w:jc w:val="both"/>
+              <w:jc w:val="left"/>
               <w:rPr>
                 <w:sz w:val="24"/>
                 <w:szCs w:val="24"/>
@@ -12003,7 +12254,7 @@
           <w:sz w:val="24"/>
           <w:szCs w:val="24"/>
         </w:rPr>
-        <w:t xml:space="preserve">VP Commercial, pemilik SOP ini, meninjau SOP ini setiap tahun agar proses penjualan tetap sesuai strategi bisnis dan perkembangan pasar.</w:t>
+        <w:t xml:space="preserve">VP Commercial selaku pemilik SOP meninjau SOP ini setiap tahun agar proses penjualan tetap sesuai strategi bisnis dan perkembangan pasar.</w:t>
       </w:r>
     </w:p>
     <w:p>
@@ -12055,6 +12306,7 @@
     </w:p>
     <w:p>
       <w:pPr>
+        <w:keepNext/>
         <w:pBdr>
           <w:top w:val="nil"/>
           <w:left w:val="nil"/>
@@ -12101,6 +12353,8 @@
       </w:tblGrid>
       <w:tr>
         <w:trPr>
+          <w:cantSplit/>
+          <w:tblHeader/>
           <w:jc w:val="center"/>
         </w:trPr>
         <w:tc>
@@ -12110,6 +12364,7 @@
           </w:tcPr>
           <w:p>
             <w:pPr>
+              <w:keepNext/>
               <w:jc w:val="center"/>
               <w:rPr>
                 <w:sz w:val="24"/>
@@ -12134,6 +12389,7 @@
           </w:tcPr>
           <w:p>
             <w:pPr>
+              <w:keepNext/>
               <w:jc w:val="center"/>
               <w:rPr>
                 <w:sz w:val="24"/>
@@ -12154,6 +12410,7 @@
       </w:tr>
       <w:tr>
         <w:trPr>
+          <w:cantSplit/>
           <w:jc w:val="center"/>
         </w:trPr>
         <w:tc>
@@ -12203,6 +12460,7 @@
       </w:tr>
       <w:tr>
         <w:trPr>
+          <w:cantSplit/>
           <w:jc w:val="center"/>
         </w:trPr>
         <w:tc>
@@ -12245,13 +12503,14 @@
                 <w:sz w:val="24"/>
                 <w:szCs w:val="24"/>
               </w:rPr>
-              <w:t>Contract Review &amp; Legal Approval, berstatus Draft; mengatur pengajuan permintaan review kontrak (butir 6.1), Persetujuan Legal, dan penandatanganan (butir 4.1 dan 4.3). Rujukan untuk butir 6.3 dan 6.7.</w:t>
+              <w:t>Contract Review &amp; Legal Approval, berstatus Draft; mengatur pengajuan permintaan review kontrak (butir 6.1), Persetujuan Legal, dan penandatanganan (butir 4.1 dan 4.3). Dirujuk di butir 6.3 dan 6.7.</w:t>
             </w:r>
           </w:p>
         </w:tc>
       </w:tr>
       <w:tr>
         <w:trPr>
+          <w:cantSplit/>
           <w:jc w:val="center"/>
         </w:trPr>
         <w:tc>
@@ -12301,6 +12560,7 @@
       </w:tr>
       <w:tr>
         <w:trPr>
+          <w:cantSplit/>
           <w:jc w:val="center"/>
         </w:trPr>
         <w:tc>
@@ -12350,6 +12610,7 @@
       </w:tr>
       <w:tr>
         <w:trPr>
+          <w:cantSplit/>
           <w:jc w:val="center"/>
         </w:trPr>
         <w:tc>
@@ -12399,6 +12660,7 @@
       </w:tr>
       <w:tr>
         <w:trPr>
+          <w:cantSplit/>
           <w:jc w:val="center"/>
         </w:trPr>
         <w:tc>
@@ -12441,13 +12703,14 @@
                 <w:sz w:val="24"/>
                 <w:szCs w:val="24"/>
               </w:rPr>
-              <w:t>Billing &amp; Invoicing; mengatur penagihan sesudah closing dan langkah Business Development saat kontrak ditandatangani, di luar scope SOP ini.</w:t>
+              <w:t>Billing &amp; Invoicing; mengatur penagihan setelah closing dan langkah Business Development saat kontrak ditandatangani, di luar scope SOP ini.</w:t>
             </w:r>
           </w:p>
         </w:tc>
       </w:tr>
       <w:tr>
         <w:trPr>
+          <w:cantSplit/>
           <w:jc w:val="center"/>
         </w:trPr>
         <w:tc>
@@ -12497,6 +12760,7 @@
       </w:tr>
       <w:tr>
         <w:trPr>
+          <w:cantSplit/>
           <w:jc w:val="center"/>
         </w:trPr>
         <w:tc>
@@ -12539,13 +12803,14 @@
                 <w:sz w:val="24"/>
                 <w:szCs w:val="24"/>
               </w:rPr>
-              <w:t>Customer Requirement &amp; Order Review Record; mencatat hasil review Commercial atas satu order customer sebelum order diterima. Formulir ini menyalin atau merujuk Business Requirement di CRM, keluaran butir 6.3 (USULAN).</w:t>
+              <w:t>Customer Requirement &amp; Order Review Record; mencatat hasil review Commercial atas satu order customer sebelum order diterima. Form ini menyalin atau merujuk Business Requirement di CRM, keluaran butir 6.3 (USULAN).</w:t>
             </w:r>
           </w:p>
         </w:tc>
       </w:tr>
       <w:tr>
         <w:trPr>
+          <w:cantSplit/>
           <w:jc w:val="center"/>
         </w:trPr>
         <w:tc>
@@ -12588,13 +12853,14 @@
                 <w:sz w:val="24"/>
                 <w:szCs w:val="24"/>
               </w:rPr>
-              <w:t>Project Handover Record; mencatat isi handover proyek dari Commercial ke tim pelaksana sesudah closing. Rekaman paket handover di butir 6.8.</w:t>
+              <w:t>Project Handover Record; mencatat isi handover proyek dari Commercial ke tim pelaksana setelah closing. Menjadi record paket handover di butir 6.8.</w:t>
             </w:r>
           </w:p>
         </w:tc>
       </w:tr>
       <w:tr>
         <w:trPr>
+          <w:cantSplit/>
           <w:jc w:val="center"/>
         </w:trPr>
         <w:tc>
@@ -12644,6 +12910,7 @@
       </w:tr>
       <w:tr>
         <w:trPr>
+          <w:cantSplit/>
           <w:jc w:val="center"/>
         </w:trPr>
         <w:tc>
@@ -12694,6 +12961,7 @@
     </w:tbl>
     <w:p>
       <w:pPr>
+        <w:keepNext/>
         <w:pBdr>
           <w:top w:val="nil"/>
           <w:left w:val="nil"/>
@@ -12733,6 +13001,8 @@
       </w:tblGrid>
       <w:tr>
         <w:trPr>
+          <w:cantSplit/>
+          <w:tblHeader/>
           <w:jc w:val="center"/>
         </w:trPr>
         <w:tc>
@@ -12748,6 +13018,7 @@
           </w:tcPr>
           <w:p>
             <w:pPr>
+              <w:keepNext/>
               <w:jc w:val="center"/>
               <w:rPr>
                 <w:sz w:val="24"/>
@@ -12778,6 +13049,7 @@
           </w:tcPr>
           <w:p>
             <w:pPr>
+              <w:keepNext/>
               <w:jc w:val="center"/>
               <w:rPr>
                 <w:sz w:val="24"/>
@@ -12808,6 +13080,7 @@
           </w:tcPr>
           <w:p>
             <w:pPr>
+              <w:keepNext/>
               <w:jc w:val="center"/>
               <w:rPr>
                 <w:sz w:val="24"/>
@@ -12828,6 +13101,7 @@
       </w:tr>
       <w:tr>
         <w:trPr>
+          <w:cantSplit/>
           <w:jc w:val="center"/>
         </w:trPr>
         <w:tc>
@@ -12899,7 +13173,7 @@
           </w:tcPr>
           <w:p>
             <w:pPr>
-              <w:jc w:val="both"/>
+              <w:jc w:val="left"/>
               <w:rPr>
                 <w:sz w:val="24"/>
                 <w:szCs w:val="24"/>
@@ -12918,6 +13192,7 @@
       </w:tr>
       <w:tr>
         <w:trPr>
+          <w:cantSplit/>
           <w:jc w:val="center"/>
         </w:trPr>
         <w:tc>
@@ -12989,7 +13264,7 @@
           </w:tcPr>
           <w:p>
             <w:pPr>
-              <w:jc w:val="both"/>
+              <w:jc w:val="left"/>
               <w:rPr>
                 <w:sz w:val="24"/>
                 <w:szCs w:val="24"/>
@@ -13008,6 +13283,7 @@
       </w:tr>
       <w:tr>
         <w:trPr>
+          <w:cantSplit/>
           <w:jc w:val="center"/>
         </w:trPr>
         <w:tc>
@@ -13079,7 +13355,7 @@
           </w:tcPr>
           <w:p>
             <w:pPr>
-              <w:jc w:val="both"/>
+              <w:jc w:val="left"/>
               <w:rPr>
                 <w:sz w:val="24"/>
                 <w:szCs w:val="24"/>
@@ -13098,6 +13374,7 @@
       </w:tr>
       <w:tr>
         <w:trPr>
+          <w:cantSplit/>
           <w:jc w:val="center"/>
         </w:trPr>
         <w:tc>
@@ -13169,7 +13446,7 @@
           </w:tcPr>
           <w:p>
             <w:pPr>
-              <w:jc w:val="both"/>
+              <w:jc w:val="left"/>
               <w:rPr>
                 <w:sz w:val="24"/>
                 <w:szCs w:val="24"/>
@@ -13188,6 +13465,7 @@
       </w:tr>
       <w:tr>
         <w:trPr>
+          <w:cantSplit/>
           <w:jc w:val="center"/>
         </w:trPr>
         <w:tc>
@@ -13259,7 +13537,7 @@
           </w:tcPr>
           <w:p>
             <w:pPr>
-              <w:jc w:val="both"/>
+              <w:jc w:val="left"/>
               <w:rPr>
                 <w:sz w:val="24"/>
                 <w:szCs w:val="24"/>
@@ -13278,6 +13556,7 @@
       </w:tr>
       <w:tr>
         <w:trPr>
+          <w:cantSplit/>
           <w:jc w:val="center"/>
         </w:trPr>
         <w:tc>
@@ -13349,7 +13628,7 @@
           </w:tcPr>
           <w:p>
             <w:pPr>
-              <w:jc w:val="both"/>
+              <w:jc w:val="left"/>
               <w:rPr>
                 <w:sz w:val="24"/>
                 <w:szCs w:val="24"/>
@@ -13368,6 +13647,7 @@
       </w:tr>
       <w:tr>
         <w:trPr>
+          <w:cantSplit/>
           <w:jc w:val="center"/>
         </w:trPr>
         <w:tc>
@@ -13439,7 +13719,7 @@
           </w:tcPr>
           <w:p>
             <w:pPr>
-              <w:jc w:val="both"/>
+              <w:jc w:val="left"/>
               <w:rPr>
                 <w:sz w:val="24"/>
                 <w:szCs w:val="24"/>
